--- a/plantilla-informe-positivo.docx
+++ b/plantilla-informe-positivo.docx
@@ -662,30 +662,14 @@
           <w:rFonts w:ascii="Helvetica LT Std" w:hAnsi="Helvetica LT Std" w:cs="Calibri"/>
           <w:sz w:val="22"/>
         </w:rPr>
-        <w:t xml:space="preserve">Este laboratorio está acreditado según la norma ISO 17025 y dispone además de certificación SWEDAC (equivalente a ENAC en España y válida en toda la Unión Europea). El CSN reconoce a </w:t>
-      </w:r>
-      <w:proofErr w:type="spellStart"/>
-      <w:r>
-        <w:rPr>
-          <w:rFonts w:ascii="Helvetica LT Std" w:hAnsi="Helvetica LT Std" w:cs="Calibri"/>
-          <w:sz w:val="22"/>
-        </w:rPr>
-        <w:t>R</w:t>
-      </w:r>
-      <w:r>
-        <w:rPr>
-          <w:rFonts w:ascii="Helvetica LT Std" w:hAnsi="Helvetica LT Std" w:cs="Calibri"/>
-          <w:sz w:val="22"/>
-        </w:rPr>
-        <w:t>adonova</w:t>
-      </w:r>
-      <w:proofErr w:type="spellEnd"/>
-      <w:r>
-        <w:rPr>
-          <w:rFonts w:ascii="Helvetica LT Std" w:hAnsi="Helvetica LT Std" w:cs="Calibri"/>
-          <w:sz w:val="22"/>
-        </w:rPr>
-        <w:t xml:space="preserve"> </w:t>
+        <w:t>Este laboratorio está acreditado según la norma ISO 17025 y dispone además de certificación SWEDAC (equivalente a ENAC en España y válida en toda la Unión Europea). El CSN reconoce a R</w:t>
+      </w:r>
+      <w:r>
+        <w:rPr>
+          <w:rFonts w:ascii="Helvetica LT Std" w:hAnsi="Helvetica LT Std" w:cs="Calibri"/>
+          <w:sz w:val="22"/>
+        </w:rPr>
+        <w:t xml:space="preserve">adonova </w:t>
       </w:r>
       <w:proofErr w:type="spellStart"/>
       <w:r>
@@ -1328,7 +1312,218 @@
           <w:rFonts w:ascii="Helvetica LT Std" w:hAnsi="Helvetica LT Std" w:cs="Calibri"/>
           <w:sz w:val="22"/>
         </w:rPr>
-        <w:t xml:space="preserve">En los lugares de trabajo en los que  la concentración de radón supera el nivel de referencia, la instrucción IS-33 del Consejo de Seguridad Nuclear requiere que se haga una estimación anual de las dosis efectivas individuales de las dosis recibidas por los trabajadores. </w:t>
+        <w:t xml:space="preserve">En los lugares de trabajo en los </w:t>
+      </w:r>
+      <w:proofErr w:type="gramStart"/>
+      <w:r>
+        <w:rPr>
+          <w:rFonts w:ascii="Helvetica LT Std" w:hAnsi="Helvetica LT Std" w:cs="Calibri"/>
+          <w:sz w:val="22"/>
+        </w:rPr>
+        <w:t>que  la</w:t>
+      </w:r>
+      <w:proofErr w:type="gramEnd"/>
+      <w:r>
+        <w:rPr>
+          <w:rFonts w:ascii="Helvetica LT Std" w:hAnsi="Helvetica LT Std" w:cs="Calibri"/>
+          <w:sz w:val="22"/>
+        </w:rPr>
+        <w:t xml:space="preserve"> concentración de radón supera el nivel de referencia, la instrucción IS-33 del Consejo de Seguridad Nuclear requiere que se haga una estimación anual de las dosis efectivas individuales de las dosis recibidas por los trabajadores. </w:t>
+      </w:r>
+    </w:p>
+    <w:p>
+      <w:pPr>
+        <w:pStyle w:val="BodyText"/>
+        <w:spacing w:line="360" w:lineRule="auto"/>
+        <w:rPr>
+          <w:rFonts w:ascii="Helvetica LT Std" w:hAnsi="Helvetica LT Std" w:cs="Calibri"/>
+          <w:sz w:val="22"/>
+        </w:rPr>
+      </w:pPr>
+    </w:p>
+    <w:p>
+      <w:pPr>
+        <w:pStyle w:val="BodyText"/>
+        <w:spacing w:line="360" w:lineRule="auto"/>
+        <w:rPr>
+          <w:rFonts w:ascii="Helvetica LT Std" w:hAnsi="Helvetica LT Std" w:cs="Calibri"/>
+          <w:sz w:val="22"/>
+        </w:rPr>
+      </w:pPr>
+      <w:r>
+        <w:rPr>
+          <w:rFonts w:ascii="Helvetica LT Std" w:hAnsi="Helvetica LT Std" w:cs="Calibri"/>
+          <w:sz w:val="22"/>
+        </w:rPr>
+        <w:t>Se han detectado valores superiores al nivel de referencia de 300 Bq/m³ en {UBICACION_CENTRO_CORTO} en {MUNICIPIO}. Los detectores ubicados en {</w:t>
+      </w:r>
+      <w:proofErr w:type="spellStart"/>
+      <w:r>
+        <w:rPr>
+          <w:rFonts w:ascii="Helvetica LT Std" w:hAnsi="Helvetica LT Std" w:cs="Calibri"/>
+          <w:sz w:val="22"/>
+        </w:rPr>
+        <w:t>zonas_afectadas</w:t>
+      </w:r>
+      <w:proofErr w:type="spellEnd"/>
+      <w:r>
+        <w:rPr>
+          <w:rFonts w:ascii="Helvetica LT Std" w:hAnsi="Helvetica LT Std" w:cs="Calibri"/>
+          <w:sz w:val="22"/>
+        </w:rPr>
+        <w:t>} han registrado concentraciones de {</w:t>
+      </w:r>
+      <w:proofErr w:type="spellStart"/>
+      <w:r>
+        <w:rPr>
+          <w:rFonts w:ascii="Helvetica LT Std" w:hAnsi="Helvetica LT Std" w:cs="Calibri"/>
+          <w:sz w:val="22"/>
+        </w:rPr>
+        <w:t>valores_afectados</w:t>
+      </w:r>
+      <w:proofErr w:type="spellEnd"/>
+      <w:r>
+        <w:rPr>
+          <w:rFonts w:ascii="Helvetica LT Std" w:hAnsi="Helvetica LT Std" w:cs="Calibri"/>
+          <w:sz w:val="22"/>
+        </w:rPr>
+        <w:t xml:space="preserve">}, superando el </w:t>
+      </w:r>
+      <w:r>
+        <w:rPr>
+          <w:rFonts w:ascii="Helvetica LT Std" w:hAnsi="Helvetica LT Std" w:cs="Calibri"/>
+          <w:sz w:val="22"/>
+        </w:rPr>
+        <w:lastRenderedPageBreak/>
+        <w:t>límite establecido por el Real Decreto 1029/2022 de 20 de diciembre de 2022 y por la Instrucción IS-47 del CSN.</w:t>
+      </w:r>
+    </w:p>
+    <w:p>
+      <w:pPr>
+        <w:pStyle w:val="BodyText"/>
+        <w:spacing w:line="360" w:lineRule="auto"/>
+        <w:rPr>
+          <w:rFonts w:ascii="Helvetica LT Std" w:hAnsi="Helvetica LT Std" w:cs="Calibri"/>
+          <w:sz w:val="22"/>
+        </w:rPr>
+      </w:pPr>
+    </w:p>
+    <w:p>
+      <w:pPr>
+        <w:pStyle w:val="BodyText"/>
+        <w:spacing w:line="360" w:lineRule="auto"/>
+        <w:rPr>
+          <w:rFonts w:ascii="Helvetica LT Std" w:hAnsi="Helvetica LT Std" w:cs="Calibri"/>
+          <w:sz w:val="22"/>
+        </w:rPr>
+      </w:pPr>
+      <w:r>
+        <w:rPr>
+          <w:rFonts w:ascii="Helvetica LT Std" w:hAnsi="Helvetica LT Std" w:cs="Calibri"/>
+          <w:sz w:val="22"/>
+        </w:rPr>
+        <w:t>El valor más alto registrado fue de {</w:t>
+      </w:r>
+      <w:proofErr w:type="spellStart"/>
+      <w:r>
+        <w:rPr>
+          <w:rFonts w:ascii="Helvetica LT Std" w:hAnsi="Helvetica LT Std" w:cs="Calibri"/>
+          <w:sz w:val="22"/>
+        </w:rPr>
+        <w:t>valor_maximo</w:t>
+      </w:r>
+      <w:proofErr w:type="spellEnd"/>
+      <w:r>
+        <w:rPr>
+          <w:rFonts w:ascii="Helvetica LT Std" w:hAnsi="Helvetica LT Std" w:cs="Calibri"/>
+          <w:sz w:val="22"/>
+        </w:rPr>
+        <w:t>}, superando el nivel de referencia de 300 Bq/m³. Se requiere la adopción de medidas de remediación en {</w:t>
+      </w:r>
+      <w:proofErr w:type="spellStart"/>
+      <w:r>
+        <w:rPr>
+          <w:rFonts w:ascii="Helvetica LT Std" w:hAnsi="Helvetica LT Std" w:cs="Calibri"/>
+          <w:sz w:val="22"/>
+        </w:rPr>
+        <w:t>zonas_afectadas</w:t>
+      </w:r>
+      <w:proofErr w:type="spellEnd"/>
+      <w:r>
+        <w:rPr>
+          <w:rFonts w:ascii="Helvetica LT Std" w:hAnsi="Helvetica LT Std" w:cs="Calibri"/>
+          <w:sz w:val="22"/>
+        </w:rPr>
+        <w:t>} y, conforme a la Instrucción IS-33 del Consejo de Seguridad Nuclear, se deberá realizar una estimación anual de las dosis efectivas individuales recibidas por los trabajadores expuestos. Se recomienda contactar con un servicio de protección radiológica para la evaluación dosimétrica y la implementación de medidas correctoras.</w:t>
+      </w:r>
+    </w:p>
+    <w:p>
+      <w:pPr>
+        <w:pStyle w:val="BodyText"/>
+        <w:spacing w:line="360" w:lineRule="auto"/>
+        <w:rPr>
+          <w:rFonts w:ascii="Helvetica LT Std" w:hAnsi="Helvetica LT Std" w:cs="Calibri"/>
+          <w:sz w:val="22"/>
+        </w:rPr>
+      </w:pPr>
+    </w:p>
+    <w:p>
+      <w:pPr>
+        <w:pStyle w:val="Heading1"/>
+        <w:spacing w:line="360" w:lineRule="auto"/>
+        <w:rPr>
+          <w:rFonts w:ascii="Helvetica LT Std" w:hAnsi="Helvetica LT Std" w:cs="Arial"/>
+        </w:rPr>
+      </w:pPr>
+      <w:r>
+        <w:rPr>
+          <w:rFonts w:ascii="Helvetica LT Std" w:hAnsi="Helvetica LT Std" w:cs="Arial"/>
+        </w:rPr>
+        <w:t>5. PLAN DE ACTUACIÓN ANTE LA SUPERACIÓN DEL NIVEL DE REFERENCIA</w:t>
+      </w:r>
+    </w:p>
+    <w:p>
+      <w:pPr>
+        <w:pStyle w:val="BodyText"/>
+        <w:spacing w:line="360" w:lineRule="auto"/>
+        <w:rPr>
+          <w:rFonts w:ascii="Helvetica LT Std" w:hAnsi="Helvetica LT Std" w:cs="Calibri"/>
+          <w:sz w:val="22"/>
+        </w:rPr>
+      </w:pPr>
+    </w:p>
+    <w:p>
+      <w:pPr>
+        <w:pStyle w:val="BodyText"/>
+        <w:spacing w:line="360" w:lineRule="auto"/>
+        <w:rPr>
+          <w:rFonts w:ascii="Helvetica LT Std" w:hAnsi="Helvetica LT Std" w:cs="Calibri"/>
+          <w:sz w:val="22"/>
+        </w:rPr>
+      </w:pPr>
+      <w:r>
+        <w:rPr>
+          <w:rFonts w:ascii="Helvetica LT Std" w:hAnsi="Helvetica LT Std" w:cs="Calibri"/>
+          <w:sz w:val="22"/>
+        </w:rPr>
+        <w:t>De acuerdo con los resultados del presente estudio, en {ZONAS_AFECTADAS} se han registrado concentraciones de gas radón que superan, en promedio, el nivel de referencia de 300 Bq/m³ establecido por el Real Decreto 1029/2022 y la Instrucción IS-47 del CSN. {DETALLE_SUPERACIONES} El valor más elevado registrado fue de {VALOR_MAXIMO}.</w:t>
+      </w:r>
+    </w:p>
+    <w:p>
+      <w:pPr>
+        <w:pStyle w:val="BodyText"/>
+        <w:spacing w:line="360" w:lineRule="auto"/>
+        <w:rPr>
+          <w:rFonts w:ascii="Helvetica LT Std" w:hAnsi="Helvetica LT Std" w:cs="Calibri"/>
+          <w:sz w:val="22"/>
+        </w:rPr>
+      </w:pPr>
+      <w:r>
+        <w:rPr>
+          <w:rFonts w:ascii="Helvetica LT Std" w:hAnsi="Helvetica LT Std" w:cs="Calibri"/>
+          <w:sz w:val="22"/>
+        </w:rPr>
+        <w:t>La superación del nivel de referencia no implica una prohibición de uso del centro de trabajo, pero sí activa la obligación legal de actuar para reducir las concentraciones de radón y/o la exposición de las personas trabajadoras, conforme al procedimiento que se describe en los apartados siguientes.</w:t>
       </w:r>
     </w:p>
     <w:p>
@@ -1359,184 +1554,51 @@
           <w:bCs/>
           <w:sz w:val="22"/>
         </w:rPr>
-        <w:t>{CONCLUSION_PARRAFO_1}</w:t>
-      </w:r>
-    </w:p>
-    <w:p>
-      <w:pPr>
-        <w:pStyle w:val="BodyText"/>
-        <w:spacing w:line="360" w:lineRule="auto"/>
-        <w:rPr>
-          <w:rFonts w:ascii="Helvetica LT Std" w:hAnsi="Helvetica LT Std" w:cs="Calibri"/>
-          <w:b/>
-          <w:bCs/>
-          <w:sz w:val="22"/>
-        </w:rPr>
-      </w:pPr>
-    </w:p>
-    <w:p>
-      <w:pPr>
-        <w:pStyle w:val="BodyText"/>
-        <w:spacing w:line="360" w:lineRule="auto"/>
-        <w:rPr>
-          <w:rFonts w:ascii="Helvetica LT Std" w:hAnsi="Helvetica LT Std" w:cs="Calibri"/>
-          <w:b/>
-          <w:bCs/>
-          <w:sz w:val="22"/>
-        </w:rPr>
-      </w:pPr>
-      <w:r>
-        <w:rPr>
-          <w:rFonts w:ascii="Helvetica LT Std" w:hAnsi="Helvetica LT Std" w:cs="Calibri"/>
-          <w:b/>
-          <w:bCs/>
-          <w:sz w:val="22"/>
-        </w:rPr>
-        <w:t>{CONCLUSION_PARRAFO_2}</w:t>
-      </w:r>
-    </w:p>
-    <w:p>
-      <w:pPr>
-        <w:pStyle w:val="BodyText"/>
-        <w:spacing w:line="360" w:lineRule="auto"/>
-        <w:rPr>
-          <w:rFonts w:ascii="Helvetica LT Std" w:hAnsi="Helvetica LT Std" w:cs="Calibri"/>
-          <w:sz w:val="22"/>
-        </w:rPr>
-      </w:pPr>
-    </w:p>
-    <w:p>
-      <w:pPr>
-        <w:pStyle w:val="Heading1"/>
-        <w:spacing w:line="360" w:lineRule="auto"/>
-        <w:rPr>
-          <w:rFonts w:ascii="Helvetica LT Std" w:hAnsi="Helvetica LT Std" w:cs="Arial"/>
-        </w:rPr>
-      </w:pPr>
-      <w:r>
-        <w:rPr>
-          <w:rFonts w:ascii="Helvetica LT Std" w:hAnsi="Helvetica LT Std" w:cs="Arial"/>
+        <w:t>5.1. Marco normativo de actuación</w:t>
+      </w:r>
+    </w:p>
+    <w:p>
+      <w:pPr>
+        <w:pStyle w:val="BodyText"/>
+        <w:spacing w:line="360" w:lineRule="auto"/>
+        <w:rPr>
+          <w:rFonts w:ascii="Helvetica LT Std" w:hAnsi="Helvetica LT Std" w:cs="Calibri"/>
+          <w:sz w:val="22"/>
+        </w:rPr>
+      </w:pPr>
+      <w:r>
+        <w:rPr>
+          <w:rFonts w:ascii="Helvetica LT Std" w:hAnsi="Helvetica LT Std" w:cs="Calibri"/>
+          <w:sz w:val="22"/>
+        </w:rPr>
+        <w:t>El artículo 75.2 del Real Decreto 1029/2022 (Reglamento sobre protección de la salud contra los riesgos derivados de la exposición a las radiaciones ionizantes, RPSI) obliga al titular de la actividad laboral a tomar las medidas oportunas para reducir las concentraciones y/o la exposición al radón, de acuerdo con el principio de optimización, y a revaluar posteriormente el promedio anual de concentración de radón en aire. El artículo 75.3 dispone que, si pese a dichas medidas se mantiene la superación, el titular queda sujeto al cumplimiento del artículo 19 del mismo reglamento (estimación de dosis, clasificación de trabajadores y de zonas, y medidas de protección radiológica).</w:t>
+      </w:r>
+    </w:p>
+    <w:p>
+      <w:pPr>
+        <w:pStyle w:val="BodyText"/>
+        <w:spacing w:line="360" w:lineRule="auto"/>
+        <w:rPr>
+          <w:rFonts w:ascii="Helvetica LT Std" w:hAnsi="Helvetica LT Std" w:cs="Calibri"/>
+          <w:sz w:val="22"/>
+        </w:rPr>
+      </w:pPr>
+    </w:p>
+    <w:p>
+      <w:pPr>
+        <w:pStyle w:val="BodyText"/>
+        <w:spacing w:line="360" w:lineRule="auto"/>
+        <w:rPr>
+          <w:rFonts w:ascii="Helvetica LT Std" w:hAnsi="Helvetica LT Std" w:cs="Calibri"/>
+          <w:sz w:val="22"/>
+        </w:rPr>
+      </w:pPr>
+      <w:r>
+        <w:rPr>
+          <w:rFonts w:ascii="Helvetica LT Std" w:hAnsi="Helvetica LT Std" w:cs="Calibri"/>
+          <w:sz w:val="22"/>
         </w:rPr>
         <w:lastRenderedPageBreak/>
-        <w:t>5. PLAN DE ACTUACIÓN ANTE LA SUPERACIÓN DEL NIVEL DE REFERENCIA</w:t>
-      </w:r>
-    </w:p>
-    <w:p>
-      <w:pPr>
-        <w:pStyle w:val="BodyText"/>
-        <w:spacing w:line="360" w:lineRule="auto"/>
-        <w:rPr>
-          <w:rFonts w:ascii="Helvetica LT Std" w:hAnsi="Helvetica LT Std" w:cs="Calibri"/>
-          <w:sz w:val="22"/>
-        </w:rPr>
-      </w:pPr>
-    </w:p>
-    <w:p>
-      <w:pPr>
-        <w:pStyle w:val="BodyText"/>
-        <w:spacing w:line="360" w:lineRule="auto"/>
-        <w:rPr>
-          <w:rFonts w:ascii="Helvetica LT Std" w:hAnsi="Helvetica LT Std" w:cs="Calibri"/>
-          <w:sz w:val="22"/>
-        </w:rPr>
-      </w:pPr>
-      <w:r>
-        <w:rPr>
-          <w:rFonts w:ascii="Helvetica LT Std" w:hAnsi="Helvetica LT Std" w:cs="Calibri"/>
-          <w:sz w:val="22"/>
-        </w:rPr>
-        <w:t>De acuerdo con los resultados del presente estudio, en {ZONAS_AFECTADAS} se han registrado concentraciones de gas radón que superan, en promedio, el nivel de referencia de 300 Bq/m³ establecido por el Real Decreto 1029/2022 y la Instrucción IS-47 del CSN. {DETALLE_SUPERACIONES} El valor más elevado registrado fue de {VALOR_MAXIMO}.</w:t>
-      </w:r>
-    </w:p>
-    <w:p>
-      <w:pPr>
-        <w:pStyle w:val="BodyText"/>
-        <w:spacing w:line="360" w:lineRule="auto"/>
-        <w:rPr>
-          <w:rFonts w:ascii="Helvetica LT Std" w:hAnsi="Helvetica LT Std" w:cs="Calibri"/>
-          <w:sz w:val="22"/>
-        </w:rPr>
-      </w:pPr>
-      <w:r>
-        <w:rPr>
-          <w:rFonts w:ascii="Helvetica LT Std" w:hAnsi="Helvetica LT Std" w:cs="Calibri"/>
-          <w:sz w:val="22"/>
-        </w:rPr>
-        <w:t>La superación del nivel de referencia no implica una prohibición de uso del centro de trabajo, pero sí activa la obligación legal de actuar para reducir las concentraciones de radón y/o la exposición de las personas trabajadoras, conforme al procedimiento que se describe en los apartados siguientes.</w:t>
-      </w:r>
-    </w:p>
-    <w:p>
-      <w:pPr>
-        <w:pStyle w:val="BodyText"/>
-        <w:spacing w:line="360" w:lineRule="auto"/>
-        <w:rPr>
-          <w:rFonts w:ascii="Helvetica LT Std" w:hAnsi="Helvetica LT Std" w:cs="Calibri"/>
-          <w:sz w:val="22"/>
-        </w:rPr>
-      </w:pPr>
-    </w:p>
-    <w:p>
-      <w:pPr>
-        <w:pStyle w:val="BodyText"/>
-        <w:spacing w:line="360" w:lineRule="auto"/>
-        <w:rPr>
-          <w:rFonts w:ascii="Helvetica LT Std" w:hAnsi="Helvetica LT Std" w:cs="Calibri"/>
-          <w:b/>
-          <w:bCs/>
-          <w:sz w:val="22"/>
-        </w:rPr>
-      </w:pPr>
-      <w:r>
-        <w:rPr>
-          <w:rFonts w:ascii="Helvetica LT Std" w:hAnsi="Helvetica LT Std" w:cs="Calibri"/>
-          <w:b/>
-          <w:bCs/>
-          <w:sz w:val="22"/>
-        </w:rPr>
-        <w:t>5.1. Marco normativo de actuación</w:t>
-      </w:r>
-    </w:p>
-    <w:p>
-      <w:pPr>
-        <w:pStyle w:val="BodyText"/>
-        <w:spacing w:line="360" w:lineRule="auto"/>
-        <w:rPr>
-          <w:rFonts w:ascii="Helvetica LT Std" w:hAnsi="Helvetica LT Std" w:cs="Calibri"/>
-          <w:sz w:val="22"/>
-        </w:rPr>
-      </w:pPr>
-      <w:r>
-        <w:rPr>
-          <w:rFonts w:ascii="Helvetica LT Std" w:hAnsi="Helvetica LT Std" w:cs="Calibri"/>
-          <w:sz w:val="22"/>
-        </w:rPr>
-        <w:t>El artículo 75.2 del Real Decreto 1029/2022 (Reglamento sobre protección de la salud contra los riesgos derivados de la exposición a las radiaciones ionizantes, RPSI) obliga al titular de la actividad laboral a tomar las medidas oportunas para reducir las concentraciones y/o la exposición al radón, de acuerdo con el principio de optimización, y a revaluar posteriormente el promedio anual de concentración de radón en aire. El artículo 75.3 dispone que, si pese a dichas medidas se mantiene la superación, el titular queda sujeto al cumplimiento del artículo 19 del mismo reglamento (estimación de dosis, clasificación de trabajadores y de zonas, y medidas de protección radiológica).</w:t>
-      </w:r>
-    </w:p>
-    <w:p>
-      <w:pPr>
-        <w:pStyle w:val="BodyText"/>
-        <w:spacing w:line="360" w:lineRule="auto"/>
-        <w:rPr>
-          <w:rFonts w:ascii="Helvetica LT Std" w:hAnsi="Helvetica LT Std" w:cs="Calibri"/>
-          <w:sz w:val="22"/>
-        </w:rPr>
-      </w:pPr>
-    </w:p>
-    <w:p>
-      <w:pPr>
-        <w:pStyle w:val="BodyText"/>
-        <w:spacing w:line="360" w:lineRule="auto"/>
-        <w:rPr>
-          <w:rFonts w:ascii="Helvetica LT Std" w:hAnsi="Helvetica LT Std" w:cs="Calibri"/>
-          <w:sz w:val="22"/>
-        </w:rPr>
-      </w:pPr>
-      <w:r>
-        <w:rPr>
-          <w:rFonts w:ascii="Helvetica LT Std" w:hAnsi="Helvetica LT Std" w:cs="Calibri"/>
-          <w:sz w:val="22"/>
-        </w:rPr>
         <w:t xml:space="preserve">El Real Decreto 1217/2024 (Reglamento sobre instalaciones nucleares y radiactivas y otras actividades relacionadas con la exposición a las radiaciones ionizantes, RINR) regula en sus artículos 103 y 104 el régimen de declaración de estas actividades laborales ante el órgano competente de la comunidad autónoma, los estudios adicionales a presentar al Consejo de Seguridad Nuclear y la vigilancia de las dosis. </w:t>
       </w:r>
     </w:p>
@@ -1564,15 +1626,7 @@
           <w:rFonts w:ascii="Helvetica LT Std" w:hAnsi="Helvetica LT Std" w:cs="Calibri"/>
           <w:sz w:val="22"/>
         </w:rPr>
-        <w:t xml:space="preserve">Las Instrucciones IS-33 e IS-47 del CSN, de obligado cumplimiento, establecen respectivamente los criterios radiológicos de protección frente a la radiación natural y la metodología de los estudios de medición y de su actualización. La sección DB HS6 del Código Técnico de la Edificación (introducida por el Real Decreto 732/2019) define las soluciones constructivas de protección frente al radón, y la Nota Técnica de Prevención </w:t>
-      </w:r>
-      <w:r>
-        <w:rPr>
-          <w:rFonts w:ascii="Helvetica LT Std" w:hAnsi="Helvetica LT Std" w:cs="Calibri"/>
-          <w:sz w:val="22"/>
-        </w:rPr>
-        <w:lastRenderedPageBreak/>
-        <w:t>NTP 1228 del INSST (2025) desarrolla la gestión preventiva del riesgo. Todo ello en el marco del Plan Nacional contra el Radón y de la Ley 31/1995, de Prevención de Riesgos Laborales, que exige integrar los resultados de estos estudios en la evaluación de riesgos del centro de trabajo.</w:t>
+        <w:t>Las Instrucciones IS-33 e IS-47 del CSN, de obligado cumplimiento, establecen respectivamente los criterios radiológicos de protección frente a la radiación natural y la metodología de los estudios de medición y de su actualización. La sección DB HS6 del Código Técnico de la Edificación (introducida por el Real Decreto 732/2019) define las soluciones constructivas de protección frente al radón, y la Nota Técnica de Prevención NTP 1228 del INSST (2025) desarrolla la gestión preventiva del riesgo. Todo ello en el marco del Plan Nacional contra el Radón y de la Ley 31/1995, de Prevención de Riesgos Laborales, que exige integrar los resultados de estos estudios en la evaluación de riesgos del centro de trabajo.</w:t>
       </w:r>
     </w:p>
     <w:p>
@@ -1705,6 +1759,7 @@
           <w:bCs/>
           <w:sz w:val="22"/>
         </w:rPr>
+        <w:lastRenderedPageBreak/>
         <w:t xml:space="preserve">Fase 3. Medición de comprobación: </w:t>
       </w:r>
       <w:r>
@@ -1751,15 +1806,7 @@
           <w:rFonts w:ascii="Helvetica LT Std" w:hAnsi="Helvetica LT Std" w:cs="Calibri"/>
           <w:sz w:val="22"/>
         </w:rPr>
-        <w:t xml:space="preserve">si tras las medidas correctoras se mantuviera la superación del nivel de referencia en alguna zona, serán de aplicación las obligaciones descritas en el apartado 7.4 (estimación de </w:t>
-      </w:r>
-      <w:r>
-        <w:rPr>
-          <w:rFonts w:ascii="Helvetica LT Std" w:hAnsi="Helvetica LT Std" w:cs="Calibri"/>
-          <w:sz w:val="22"/>
-        </w:rPr>
-        <w:lastRenderedPageBreak/>
-        <w:t>dosis, declaración ante la Administración y, en su caso, medidas de protección radiológica).</w:t>
+        <w:t>si tras las medidas correctoras se mantuviera la superación del nivel de referencia en alguna zona, serán de aplicación las obligaciones descritas en el apartado 7.4 (estimación de dosis, declaración ante la Administración y, en su caso, medidas de protección radiológica).</w:t>
       </w:r>
     </w:p>
     <w:p>
@@ -1939,7 +1986,15 @@
           <w:rFonts w:ascii="Helvetica LT Std" w:hAnsi="Helvetica LT Std" w:cs="Calibri"/>
           <w:sz w:val="22"/>
         </w:rPr>
-        <w:t xml:space="preserve"> m²/s y un espesor mínimo de 2 mm, con continuidad garantizada y juntas, encuentros y perforaciones selladas. En edificios existentes su instalación suele requerir intervención sobre la solera.</w:t>
+        <w:t xml:space="preserve"> m²/s y un </w:t>
+      </w:r>
+      <w:r>
+        <w:rPr>
+          <w:rFonts w:ascii="Helvetica LT Std" w:hAnsi="Helvetica LT Std" w:cs="Calibri"/>
+          <w:sz w:val="22"/>
+        </w:rPr>
+        <w:lastRenderedPageBreak/>
+        <w:t>espesor mínimo de 2 mm, con continuidad garantizada y juntas, encuentros y perforaciones selladas. En edificios existentes su instalación suele requerir intervención sobre la solera.</w:t>
       </w:r>
     </w:p>
     <w:p>
@@ -2036,7 +2091,6 @@
           <w:bCs/>
           <w:sz w:val="22"/>
         </w:rPr>
-        <w:lastRenderedPageBreak/>
         <w:t>6.2. Medidas de ventilación y extracción</w:t>
       </w:r>
     </w:p>
@@ -2186,7 +2240,15 @@
           <w:rFonts w:ascii="Helvetica LT Std" w:hAnsi="Helvetica LT Std" w:cs="Calibri"/>
           <w:sz w:val="22"/>
         </w:rPr>
-        <w:t>Conforme al artículo 103 del RINR, el diseño y la implantación de las medidas de carácter no constructivo o mecánico deberán ser realizados por el Servicio de Protección Radiológica de la empresa o por una Unidad Técnica de Protección Radiológica (UTPR) especializada en radiación natural, mientras que el diseño de las medidas de tipo constructivo queda reservado a profesionales con la habilitación correspondiente para elaborar proyectos técnicos de edificación.</w:t>
+        <w:t xml:space="preserve">Conforme al artículo 103 del RINR, el diseño y la implantación de las medidas de carácter no constructivo o mecánico deberán ser realizados por el Servicio de Protección Radiológica de la empresa o por una Unidad Técnica de Protección Radiológica (UTPR) especializada en radiación natural, mientras que el diseño de las medidas de tipo </w:t>
+      </w:r>
+      <w:r>
+        <w:rPr>
+          <w:rFonts w:ascii="Helvetica LT Std" w:hAnsi="Helvetica LT Std" w:cs="Calibri"/>
+          <w:sz w:val="22"/>
+        </w:rPr>
+        <w:lastRenderedPageBreak/>
+        <w:t>constructivo queda reservado a profesionales con la habilitación correspondiente para elaborar proyectos técnicos de edificación.</w:t>
       </w:r>
     </w:p>
     <w:p>
@@ -2485,7 +2547,15 @@
           <w:rFonts w:ascii="Helvetica LT Std" w:hAnsi="Helvetica LT Std" w:cs="Calibri"/>
           <w:sz w:val="22"/>
         </w:rPr>
-        <w:t>Conforme al artículo octavo de la Instrucción IS-47, el titular debe informar a las personas trabajadoras, o a sus representantes, de los resultados obtenidos en el estudio y, al haberse registrado zonas con promedios superiores a 300 Bq/m³, consultarles sobre las posibles medidas de remediación o de reducción de las exposiciones. El presente informe debe integrarse en la evaluación de riesgos laborales del centro (artículo 19.1 del RPSI y Ley 31/1995) y permanecer a disposición de las personas trabajadoras, de la inspección del CSN, de la Inspección de Trabajo y Seguridad Social y de las demás administraciones competentes.</w:t>
+        <w:t xml:space="preserve">Conforme al artículo octavo de la Instrucción IS-47, el titular debe informar a las personas trabajadoras, o a sus representantes, de los resultados obtenidos en el estudio y, al haberse registrado zonas con promedios superiores a 300 Bq/m³, consultarles sobre las posibles medidas de remediación o de reducción de las exposiciones. El presente informe debe integrarse en la evaluación de riesgos laborales del centro (artículo 19.1 del RPSI y Ley 31/1995) y permanecer a disposición de las personas trabajadoras, de la inspección </w:t>
+      </w:r>
+      <w:r>
+        <w:rPr>
+          <w:rFonts w:ascii="Helvetica LT Std" w:hAnsi="Helvetica LT Std" w:cs="Calibri"/>
+          <w:sz w:val="22"/>
+        </w:rPr>
+        <w:lastRenderedPageBreak/>
+        <w:t>del CSN, de la Inspección de Trabajo y Seguridad Social y de las demás administraciones competentes.</w:t>
       </w:r>
     </w:p>
     <w:p>
@@ -2533,15 +2603,7 @@
           <w:rFonts w:ascii="Helvetica LT Std" w:hAnsi="Helvetica LT Std" w:cs="Calibri"/>
           <w:sz w:val="22"/>
         </w:rPr>
-        <w:t xml:space="preserve">Tras la implantación de las medidas correctoras deberá revaluarse el promedio anual de concentración de radón (artículo 75.2 del RPSI). Además, conforme al artículo sexto de la Instrucción IS-47, al haberse detectado valores superiores a 300 Bq/m³, los estudios de medición deberán actualizarse cada cinco años (en lugar de cada diez), frecuencia que también se aplica mientras sea necesario mantener en funcionamiento sistemas activos de protección. Cada actualización incluirá al menos un tercio de los puntos del estudio inicial, priorizando las ubicaciones con resultados más elevados y todas aquellas </w:t>
-      </w:r>
-      <w:r>
-        <w:rPr>
-          <w:rFonts w:ascii="Helvetica LT Std" w:hAnsi="Helvetica LT Std" w:cs="Calibri"/>
-          <w:sz w:val="22"/>
-        </w:rPr>
-        <w:lastRenderedPageBreak/>
-        <w:t>que hayan superado los 300 Bq/m³ en cualquiera de las dos últimas actualizaciones. Asimismo, si se realizan obras o transformaciones que puedan afectar a las concentraciones de radón (reducción de la renovación de aire, modificación del contacto con el terreno), deberá iniciarse una nueva medición en el plazo máximo de seis meses tras su finalización.</w:t>
+        <w:t>Tras la implantación de las medidas correctoras deberá revaluarse el promedio anual de concentración de radón (artículo 75.2 del RPSI). Además, conforme al artículo sexto de la Instrucción IS-47, al haberse detectado valores superiores a 300 Bq/m³, los estudios de medición deberán actualizarse cada cinco años (en lugar de cada diez), frecuencia que también se aplica mientras sea necesario mantener en funcionamiento sistemas activos de protección. Cada actualización incluirá al menos un tercio de los puntos del estudio inicial, priorizando las ubicaciones con resultados más elevados y todas aquellas que hayan superado los 300 Bq/m³ en cualquiera de las dos últimas actualizaciones. Asimismo, si se realizan obras o transformaciones que puedan afectar a las concentraciones de radón (reducción de la renovación de aire, modificación del contacto con el terreno), deberá iniciarse una nueva medición en el plazo máximo de seis meses tras su finalización.</w:t>
       </w:r>
     </w:p>
     <w:p>
@@ -2708,6 +2770,7 @@
           <w:rFonts w:ascii="Helvetica LT Std" w:hAnsi="Helvetica LT Std" w:cs="Calibri"/>
           <w:sz w:val="22"/>
         </w:rPr>
+        <w:lastRenderedPageBreak/>
         <w:t>Atendiendo a los valores registrados en el presente estudio, de mantenerse la superación tras las medidas correctoras, el plazo de declaración aplicable sería de {PLAZO_DECLARACION}.</w:t>
       </w:r>
     </w:p>
@@ -2786,15 +2849,7 @@
           <w:rFonts w:ascii="Helvetica LT Std" w:hAnsi="Helvetica LT Std" w:cs="Calibri"/>
           <w:sz w:val="22"/>
         </w:rPr>
-        <w:t xml:space="preserve">una UTPR especializada en radiación natural (o el Servicio de Protección Radiológica de la empresa) estimará las dosis efectivas anuales que puedan recibir las personas trabajadoras antes y después de la implantación </w:t>
-      </w:r>
-      <w:r>
-        <w:rPr>
-          <w:rFonts w:ascii="Helvetica LT Std" w:hAnsi="Helvetica LT Std" w:cs="Calibri"/>
-          <w:sz w:val="22"/>
-        </w:rPr>
-        <w:lastRenderedPageBreak/>
-        <w:t>de las medidas correctoras (artículo 103.4 del RINR). El informe de dosis deberá presentarse al CSN en el plazo máximo de un mes desde su emisión.</w:t>
+        <w:t>una UTPR especializada en radiación natural (o el Servicio de Protección Radiológica de la empresa) estimará las dosis efectivas anuales que puedan recibir las personas trabajadoras antes y después de la implantación de las medidas correctoras (artículo 103.4 del RINR). El informe de dosis deberá presentarse al CSN en el plazo máximo de un mes desde su emisión.</w:t>
       </w:r>
     </w:p>
     <w:p>
@@ -2959,6 +3014,7 @@
           <w:rFonts w:ascii="Helvetica LT Std" w:hAnsi="Helvetica LT Std" w:cs="Calibri"/>
           <w:sz w:val="22"/>
         </w:rPr>
+        <w:lastRenderedPageBreak/>
         <w:t>ESTUDIOS DEL TERRENO S.L. queda a disposición de {CLIENTE_NOMBRE} para planificar y ejecutar la medición de comprobación posterior a la implantación de las medidas correctoras, así como para asesorar en la coordinación con los agentes técnicos competentes (UTPR especializada en radiación natural y, en su caso, proyectista habilitado).</w:t>
       </w:r>
     </w:p>
@@ -5996,6 +6052,7 @@
   <w:style w:type="character" w:default="1" w:styleId="DefaultParagraphFont">
     <w:name w:val="Default Paragraph Font"/>
     <w:uiPriority w:val="1"/>
+    <w:semiHidden/>
     <w:unhideWhenUsed/>
   </w:style>
   <w:style w:type="table" w:default="1" w:styleId="TableNormal">
@@ -6445,6 +6502,7 @@
 <w:settings xmlns:mc="http://schemas.openxmlformats.org/markup-compatibility/2006" xmlns:o="urn:schemas-microsoft-com:office:office" xmlns:r="http://schemas.openxmlformats.org/officeDocument/2006/relationships" xmlns:m="http://schemas.openxmlformats.org/officeDocument/2006/math" xmlns:v="urn:schemas-microsoft-com:vml" xmlns:w10="urn:schemas-microsoft-com:office:word" xmlns:w="http://schemas.openxmlformats.org/wordprocessingml/2006/main" xmlns:w14="http://schemas.microsoft.com/office/word/2010/wordml" xmlns:w15="http://schemas.microsoft.com/office/word/2012/wordml" xmlns:w16cex="http://schemas.microsoft.com/office/word/2018/wordml/cex" xmlns:w16cid="http://schemas.microsoft.com/office/word/2016/wordml/cid" xmlns:w16="http://schemas.microsoft.com/office/word/2018/wordml" xmlns:w16du="http://schemas.microsoft.com/office/word/2023/wordml/word16du" xmlns:w16sdtdh="http://schemas.microsoft.com/office/word/2020/wordml/sdtdatahash" xmlns:w16sdtfl="http://schemas.microsoft.com/office/word/2024/wordml/sdtformatlock" xmlns:w16se="http://schemas.microsoft.com/office/word/2015/wordml/symex" xmlns:sl="http://schemas.openxmlformats.org/schemaLibrary/2006/main" mc:Ignorable="w14 w15 w16se w16cid w16 w16cex w16sdtdh w16sdtfl w16du">
   <w:view w:val="normal"/>
   <w:defaultTabStop w:val="720"/>
+  <w:hyphenationZone w:val="425"/>
   <w:characterSpacingControl w:val="doNotCompress"/>
   <w:compat>
     <w:useFELayout/>
@@ -6457,9 +6515,11 @@
   </w:compat>
   <w:rsids>
     <w:rsidRoot w:val="008645FF"/>
+    <w:rsid w:val="002A144F"/>
     <w:rsid w:val="0033289E"/>
     <w:rsid w:val="0051719F"/>
     <w:rsid w:val="00690D87"/>
+    <w:rsid w:val="007921F0"/>
     <w:rsid w:val="008645FF"/>
     <w:rsid w:val="009B3DC3"/>
   </w:rsids>

--- a/plantilla-informe-positivo.docx
+++ b/plantilla-informe-positivo.docx
@@ -662,14 +662,30 @@
           <w:rFonts w:ascii="Helvetica LT Std" w:hAnsi="Helvetica LT Std" w:cs="Calibri"/>
           <w:sz w:val="22"/>
         </w:rPr>
-        <w:t>Este laboratorio está acreditado según la norma ISO 17025 y dispone además de certificación SWEDAC (equivalente a ENAC en España y válida en toda la Unión Europea). El CSN reconoce a R</w:t>
-      </w:r>
-      <w:r>
-        <w:rPr>
-          <w:rFonts w:ascii="Helvetica LT Std" w:hAnsi="Helvetica LT Std" w:cs="Calibri"/>
-          <w:sz w:val="22"/>
-        </w:rPr>
-        <w:t xml:space="preserve">adonova </w:t>
+        <w:t xml:space="preserve">Este laboratorio está acreditado según la norma ISO 17025 y dispone además de certificación SWEDAC (equivalente a ENAC en España y válida en toda la Unión Europea). El CSN reconoce a </w:t>
+      </w:r>
+      <w:proofErr w:type="spellStart"/>
+      <w:r>
+        <w:rPr>
+          <w:rFonts w:ascii="Helvetica LT Std" w:hAnsi="Helvetica LT Std" w:cs="Calibri"/>
+          <w:sz w:val="22"/>
+        </w:rPr>
+        <w:t>R</w:t>
+      </w:r>
+      <w:r>
+        <w:rPr>
+          <w:rFonts w:ascii="Helvetica LT Std" w:hAnsi="Helvetica LT Std" w:cs="Calibri"/>
+          <w:sz w:val="22"/>
+        </w:rPr>
+        <w:t>adonova</w:t>
+      </w:r>
+      <w:proofErr w:type="spellEnd"/>
+      <w:r>
+        <w:rPr>
+          <w:rFonts w:ascii="Helvetica LT Std" w:hAnsi="Helvetica LT Std" w:cs="Calibri"/>
+          <w:sz w:val="22"/>
+        </w:rPr>
+        <w:t xml:space="preserve"> </w:t>
       </w:r>
       <w:proofErr w:type="spellStart"/>
       <w:r>
@@ -3039,6 +3055,63 @@
           <w:sz w:val="22"/>
         </w:rPr>
       </w:pPr>
+      <w:r>
+        <w:rPr>
+          <w:rFonts w:ascii="Helvetica LT Std" w:hAnsi="Helvetica LT Std" w:cs="Calibri"/>
+          <w:b/>
+          <w:bCs/>
+          <w:noProof/>
+          <w:sz w:val="22"/>
+        </w:rPr>
+        <w:drawing>
+          <wp:inline distT="0" distB="0" distL="0" distR="0" wp14:anchorId="0F2DCDB3" wp14:editId="2A0BF4CF">
+            <wp:extent cx="1157977" cy="810986"/>
+            <wp:effectExtent l="0" t="0" r="0" b="8255"/>
+            <wp:docPr id="216618781" name="Picture 6"/>
+            <wp:cNvGraphicFramePr>
+              <a:graphicFrameLocks xmlns:a="http://schemas.openxmlformats.org/drawingml/2006/main" noChangeAspect="1"/>
+            </wp:cNvGraphicFramePr>
+            <a:graphic xmlns:a="http://schemas.openxmlformats.org/drawingml/2006/main">
+              <a:graphicData uri="http://schemas.openxmlformats.org/drawingml/2006/picture">
+                <pic:pic xmlns:pic="http://schemas.openxmlformats.org/drawingml/2006/picture">
+                  <pic:nvPicPr>
+                    <pic:cNvPr id="0" name="Picture 1"/>
+                    <pic:cNvPicPr>
+                      <a:picLocks noChangeAspect="1" noChangeArrowheads="1"/>
+                    </pic:cNvPicPr>
+                  </pic:nvPicPr>
+                  <pic:blipFill>
+                    <a:blip r:embed="rId9" cstate="print">
+                      <a:extLst>
+                        <a:ext uri="{28A0092B-C50C-407E-A947-70E740481C1C}">
+                          <a14:useLocalDpi xmlns:a14="http://schemas.microsoft.com/office/drawing/2010/main" val="0"/>
+                        </a:ext>
+                      </a:extLst>
+                    </a:blip>
+                    <a:srcRect/>
+                    <a:stretch>
+                      <a:fillRect/>
+                    </a:stretch>
+                  </pic:blipFill>
+                  <pic:spPr bwMode="auto">
+                    <a:xfrm>
+                      <a:off x="0" y="0"/>
+                      <a:ext cx="1169192" cy="818840"/>
+                    </a:xfrm>
+                    <a:prstGeom prst="rect">
+                      <a:avLst/>
+                    </a:prstGeom>
+                    <a:noFill/>
+                    <a:ln>
+                      <a:noFill/>
+                    </a:ln>
+                  </pic:spPr>
+                </pic:pic>
+              </a:graphicData>
+            </a:graphic>
+          </wp:inline>
+        </w:drawing>
+      </w:r>
     </w:p>
     <w:p>
       <w:pPr>
@@ -3126,9 +3199,9 @@
       </w:pPr>
     </w:p>
     <w:sectPr>
-      <w:headerReference w:type="default" r:id="rId9"/>
-      <w:footerReference w:type="default" r:id="rId10"/>
-      <w:headerReference w:type="first" r:id="rId11"/>
+      <w:headerReference w:type="default" r:id="rId10"/>
+      <w:footerReference w:type="default" r:id="rId11"/>
+      <w:headerReference w:type="first" r:id="rId12"/>
       <w:pgSz w:w="11907" w:h="16839" w:code="9"/>
       <w:pgMar w:top="2315" w:right="1563" w:bottom="1417" w:left="1701" w:header="1135" w:footer="720" w:gutter="0"/>
       <w:cols w:space="708"/>
@@ -6518,10 +6591,12 @@
     <w:rsid w:val="002A144F"/>
     <w:rsid w:val="0033289E"/>
     <w:rsid w:val="0051719F"/>
+    <w:rsid w:val="006619A5"/>
     <w:rsid w:val="00690D87"/>
     <w:rsid w:val="007921F0"/>
     <w:rsid w:val="008645FF"/>
     <w:rsid w:val="009B3DC3"/>
+    <w:rsid w:val="00E11C8C"/>
   </w:rsids>
   <m:mathPr>
     <m:mathFont m:val="Cambria Math"/>

--- a/plantilla-informe-positivo.docx
+++ b/plantilla-informe-positivo.docx
@@ -467,31 +467,7 @@
           <w:rFonts w:ascii="Helvetica LT Std" w:hAnsi="Helvetica LT Std" w:cs="Calibri"/>
           <w:sz w:val="22"/>
         </w:rPr>
-        <w:t xml:space="preserve">tán compuestos </w:t>
-      </w:r>
-      <w:proofErr w:type="gramStart"/>
-      <w:r>
-        <w:rPr>
-          <w:rFonts w:ascii="Helvetica LT Std" w:hAnsi="Helvetica LT Std" w:cs="Calibri"/>
-          <w:sz w:val="22"/>
-        </w:rPr>
-        <w:t>por  una</w:t>
-      </w:r>
-      <w:proofErr w:type="gramEnd"/>
-      <w:r>
-        <w:rPr>
-          <w:rFonts w:ascii="Helvetica LT Std" w:hAnsi="Helvetica LT Std" w:cs="Calibri"/>
-          <w:sz w:val="22"/>
-        </w:rPr>
-        <w:t xml:space="preserve"> película sensible a la radiación ubicada dentro de una cápsula hecha de un plástico antiestático </w:t>
-      </w:r>
-      <w:proofErr w:type="spellStart"/>
-      <w:r>
-        <w:rPr>
-          <w:rFonts w:ascii="Helvetica LT Std" w:hAnsi="Helvetica LT Std" w:cs="Calibri"/>
-          <w:sz w:val="22"/>
-        </w:rPr>
-        <w:t>espec</w:t>
+        <w:t>tán compuestos por una película sensible a la radiación ubicada dentro de una cápsula hecha de un plástico antiestático espec</w:t>
       </w:r>
       <w:r>
         <w:rPr>
@@ -500,7 +476,6 @@
         </w:rPr>
         <w:t>ífoco</w:t>
       </w:r>
-      <w:proofErr w:type="spellEnd"/>
       <w:r>
         <w:rPr>
           <w:rFonts w:ascii="Helvetica LT Std" w:hAnsi="Helvetica LT Std" w:cs="Calibri"/>
@@ -575,39 +550,7 @@
           <w:rFonts w:ascii="Helvetica LT Std" w:hAnsi="Helvetica LT Std" w:cs="Calibri"/>
           <w:sz w:val="22"/>
         </w:rPr>
-        <w:t xml:space="preserve">AB ubicado en </w:t>
-      </w:r>
-      <w:proofErr w:type="spellStart"/>
-      <w:r>
-        <w:rPr>
-          <w:rFonts w:ascii="Helvetica LT Std" w:hAnsi="Helvetica LT Std" w:cs="Calibri"/>
-          <w:sz w:val="22"/>
-        </w:rPr>
-        <w:t>Södra</w:t>
-      </w:r>
-      <w:proofErr w:type="spellEnd"/>
-      <w:r>
-        <w:rPr>
-          <w:rFonts w:ascii="Helvetica LT Std" w:hAnsi="Helvetica LT Std" w:cs="Calibri"/>
-          <w:sz w:val="22"/>
-        </w:rPr>
-        <w:t xml:space="preserve"> </w:t>
-      </w:r>
-      <w:proofErr w:type="spellStart"/>
-      <w:r>
-        <w:rPr>
-          <w:rFonts w:ascii="Helvetica LT Std" w:hAnsi="Helvetica LT Std" w:cs="Calibri"/>
-          <w:sz w:val="22"/>
-        </w:rPr>
-        <w:t>Depagatan</w:t>
-      </w:r>
-      <w:proofErr w:type="spellEnd"/>
-      <w:r>
-        <w:rPr>
-          <w:rFonts w:ascii="Helvetica LT Std" w:hAnsi="Helvetica LT Std" w:cs="Calibri"/>
-          <w:sz w:val="22"/>
-        </w:rPr>
-        <w:t xml:space="preserve"> 2, 75 454 Uppsala, Suecia </w:t>
+        <w:t xml:space="preserve">AB ubicado en Södra Depagatan 2, 75 454 Uppsala, Suecia </w:t>
       </w:r>
       <w:r>
         <w:rPr>
@@ -662,40 +605,15 @@
           <w:rFonts w:ascii="Helvetica LT Std" w:hAnsi="Helvetica LT Std" w:cs="Calibri"/>
           <w:sz w:val="22"/>
         </w:rPr>
-        <w:t xml:space="preserve">Este laboratorio está acreditado según la norma ISO 17025 y dispone además de certificación SWEDAC (equivalente a ENAC en España y válida en toda la Unión Europea). El CSN reconoce a </w:t>
-      </w:r>
-      <w:proofErr w:type="spellStart"/>
-      <w:r>
-        <w:rPr>
-          <w:rFonts w:ascii="Helvetica LT Std" w:hAnsi="Helvetica LT Std" w:cs="Calibri"/>
-          <w:sz w:val="22"/>
-        </w:rPr>
-        <w:t>R</w:t>
-      </w:r>
-      <w:r>
-        <w:rPr>
-          <w:rFonts w:ascii="Helvetica LT Std" w:hAnsi="Helvetica LT Std" w:cs="Calibri"/>
-          <w:sz w:val="22"/>
-        </w:rPr>
-        <w:t>adonova</w:t>
-      </w:r>
-      <w:proofErr w:type="spellEnd"/>
-      <w:r>
-        <w:rPr>
-          <w:rFonts w:ascii="Helvetica LT Std" w:hAnsi="Helvetica LT Std" w:cs="Calibri"/>
-          <w:sz w:val="22"/>
-        </w:rPr>
-        <w:t xml:space="preserve"> </w:t>
-      </w:r>
-      <w:proofErr w:type="spellStart"/>
-      <w:r>
-        <w:rPr>
-          <w:rFonts w:ascii="Helvetica LT Std" w:hAnsi="Helvetica LT Std" w:cs="Calibri"/>
-          <w:sz w:val="22"/>
-        </w:rPr>
-        <w:t>Laboratories</w:t>
-      </w:r>
-      <w:proofErr w:type="spellEnd"/>
+        <w:t>Este laboratorio está acreditado según la norma ISO 17025 y dispone además de certificación SWEDAC (equivalente a ENAC en España y válida en toda la Unión Europea). El CSN reconoce a R</w:t>
+      </w:r>
+      <w:r>
+        <w:rPr>
+          <w:rFonts w:ascii="Helvetica LT Std" w:hAnsi="Helvetica LT Std" w:cs="Calibri"/>
+          <w:sz w:val="22"/>
+        </w:rPr>
+        <w:t>adonova Laboratories</w:t>
+      </w:r>
       <w:r>
         <w:rPr>
           <w:rFonts w:ascii="Helvetica LT Std" w:hAnsi="Helvetica LT Std" w:cs="Calibri"/>
@@ -716,31 +634,28 @@
     </w:p>
     <w:p>
       <w:pPr>
-        <w:pStyle w:val="BodyText"/>
-        <w:spacing w:line="360" w:lineRule="auto"/>
-        <w:rPr>
-          <w:rFonts w:ascii="Helvetica LT Std" w:hAnsi="Helvetica LT Std" w:cs="Calibri"/>
-          <w:sz w:val="22"/>
-        </w:rPr>
-      </w:pPr>
-      <w:r>
-        <w:rPr>
-          <w:rFonts w:ascii="Helvetica LT Std" w:hAnsi="Helvetica LT Std" w:cs="Calibri"/>
-          <w:sz w:val="22"/>
-        </w:rPr>
-        <w:t>ESTUDIOS DEL TERRENO S.L. es el distribuidor oficial de Radonova en las Islas Canarias.</w:t>
-      </w:r>
-    </w:p>
-    <w:p>
-      <w:pPr>
         <w:pStyle w:val="Heading1"/>
         <w:spacing w:line="360" w:lineRule="auto"/>
-        <w:ind w:left="425"/>
-        <w:rPr>
-          <w:rFonts w:ascii="Helvetica LT Std" w:hAnsi="Helvetica LT Std"/>
-        </w:rPr>
-      </w:pPr>
-    </w:p>
+        <w:rPr>
+          <w:rFonts w:ascii="Helvetica LT Std" w:hAnsi="Helvetica LT Std" w:cs="Calibri"/>
+          <w:b w:val="0"/>
+          <w:bCs w:val="0"/>
+          <w:sz w:val="22"/>
+          <w:lang w:val="es-ES"/>
+        </w:rPr>
+      </w:pPr>
+      <w:r>
+        <w:rPr>
+          <w:rFonts w:ascii="Helvetica LT Std" w:hAnsi="Helvetica LT Std" w:cs="Calibri"/>
+          <w:b w:val="0"/>
+          <w:bCs w:val="0"/>
+          <w:sz w:val="22"/>
+          <w:lang w:val="es-ES"/>
+        </w:rPr>
+        <w:t>ESTUDIOS DEL TERRENO S.L. es el distribuidor oficial de RADONOVA LABORATORIES AB reconocido en España por el Consejo de Seguridad Nuclear (CSN) como laboratorio acreditado para medir radón en aire según la norma ISO/IEC 17025. (https://www.csn.es/radon).  La empresa Radonova Laboratories cuenta con la acreditación ISO 17025 por la entidad de acreditación sueca SWEDAC (equivalente a ENAC en España) con el numero 1489 para realizar medidas de la concentración de gas radón utilizando el método de medida de detectores de trazas. La acreditación SWEDAC está aceptada en todos los países de la CE a través del acuerdo EAL (Cooperación Europea para la Acreditación de Laboratorios)</w:t>
+      </w:r>
+    </w:p>
+    <w:p/>
     <w:p>
       <w:pPr>
         <w:pStyle w:val="Heading1"/>
@@ -869,6 +784,7 @@
         <w:rPr>
           <w:rFonts w:ascii="Helvetica LT Std" w:hAnsi="Helvetica LT Std"/>
         </w:rPr>
+        <w:lastRenderedPageBreak/>
         <w:t>Fecha de inicio y final de exposición</w:t>
       </w:r>
     </w:p>
@@ -924,7 +840,6 @@
           <w:b/>
           <w:bCs/>
         </w:rPr>
-        <w:lastRenderedPageBreak/>
         <w:t>3. RESULTADOS DEL ENSAYO</w:t>
       </w:r>
     </w:p>
@@ -1328,82 +1243,7 @@
           <w:rFonts w:ascii="Helvetica LT Std" w:hAnsi="Helvetica LT Std" w:cs="Calibri"/>
           <w:sz w:val="22"/>
         </w:rPr>
-        <w:t xml:space="preserve">En los lugares de trabajo en los </w:t>
-      </w:r>
-      <w:proofErr w:type="gramStart"/>
-      <w:r>
-        <w:rPr>
-          <w:rFonts w:ascii="Helvetica LT Std" w:hAnsi="Helvetica LT Std" w:cs="Calibri"/>
-          <w:sz w:val="22"/>
-        </w:rPr>
-        <w:t>que  la</w:t>
-      </w:r>
-      <w:proofErr w:type="gramEnd"/>
-      <w:r>
-        <w:rPr>
-          <w:rFonts w:ascii="Helvetica LT Std" w:hAnsi="Helvetica LT Std" w:cs="Calibri"/>
-          <w:sz w:val="22"/>
-        </w:rPr>
-        <w:t xml:space="preserve"> concentración de radón supera el nivel de referencia, la instrucción IS-33 del Consejo de Seguridad Nuclear requiere que se haga una estimación anual de las dosis efectivas individuales de las dosis recibidas por los trabajadores. </w:t>
-      </w:r>
-    </w:p>
-    <w:p>
-      <w:pPr>
-        <w:pStyle w:val="BodyText"/>
-        <w:spacing w:line="360" w:lineRule="auto"/>
-        <w:rPr>
-          <w:rFonts w:ascii="Helvetica LT Std" w:hAnsi="Helvetica LT Std" w:cs="Calibri"/>
-          <w:sz w:val="22"/>
-        </w:rPr>
-      </w:pPr>
-    </w:p>
-    <w:p>
-      <w:pPr>
-        <w:pStyle w:val="BodyText"/>
-        <w:spacing w:line="360" w:lineRule="auto"/>
-        <w:rPr>
-          <w:rFonts w:ascii="Helvetica LT Std" w:hAnsi="Helvetica LT Std" w:cs="Calibri"/>
-          <w:sz w:val="22"/>
-        </w:rPr>
-      </w:pPr>
-      <w:r>
-        <w:rPr>
-          <w:rFonts w:ascii="Helvetica LT Std" w:hAnsi="Helvetica LT Std" w:cs="Calibri"/>
-          <w:sz w:val="22"/>
-        </w:rPr>
-        <w:t>Se han detectado valores superiores al nivel de referencia de 300 Bq/m³ en {UBICACION_CENTRO_CORTO} en {MUNICIPIO}. Los detectores ubicados en {</w:t>
-      </w:r>
-      <w:proofErr w:type="spellStart"/>
-      <w:r>
-        <w:rPr>
-          <w:rFonts w:ascii="Helvetica LT Std" w:hAnsi="Helvetica LT Std" w:cs="Calibri"/>
-          <w:sz w:val="22"/>
-        </w:rPr>
-        <w:t>zonas_afectadas</w:t>
-      </w:r>
-      <w:proofErr w:type="spellEnd"/>
-      <w:r>
-        <w:rPr>
-          <w:rFonts w:ascii="Helvetica LT Std" w:hAnsi="Helvetica LT Std" w:cs="Calibri"/>
-          <w:sz w:val="22"/>
-        </w:rPr>
-        <w:t>} han registrado concentraciones de {</w:t>
-      </w:r>
-      <w:proofErr w:type="spellStart"/>
-      <w:r>
-        <w:rPr>
-          <w:rFonts w:ascii="Helvetica LT Std" w:hAnsi="Helvetica LT Std" w:cs="Calibri"/>
-          <w:sz w:val="22"/>
-        </w:rPr>
-        <w:t>valores_afectados</w:t>
-      </w:r>
-      <w:proofErr w:type="spellEnd"/>
-      <w:r>
-        <w:rPr>
-          <w:rFonts w:ascii="Helvetica LT Std" w:hAnsi="Helvetica LT Std" w:cs="Calibri"/>
-          <w:sz w:val="22"/>
-        </w:rPr>
-        <w:t xml:space="preserve">}, superando el </w:t>
+        <w:t xml:space="preserve">En los lugares de trabajo en los que  la concentración de radón supera el nivel de referencia, la instrucción IS-33 del Consejo de Seguridad Nuclear requiere que se haga </w:t>
       </w:r>
       <w:r>
         <w:rPr>
@@ -1411,66 +1251,61 @@
           <w:sz w:val="22"/>
         </w:rPr>
         <w:lastRenderedPageBreak/>
-        <w:t>límite establecido por el Real Decreto 1029/2022 de 20 de diciembre de 2022 y por la Instrucción IS-47 del CSN.</w:t>
-      </w:r>
-    </w:p>
-    <w:p>
-      <w:pPr>
-        <w:pStyle w:val="BodyText"/>
-        <w:spacing w:line="360" w:lineRule="auto"/>
-        <w:rPr>
-          <w:rFonts w:ascii="Helvetica LT Std" w:hAnsi="Helvetica LT Std" w:cs="Calibri"/>
-          <w:sz w:val="22"/>
-        </w:rPr>
-      </w:pPr>
-    </w:p>
-    <w:p>
-      <w:pPr>
-        <w:pStyle w:val="BodyText"/>
-        <w:spacing w:line="360" w:lineRule="auto"/>
-        <w:rPr>
-          <w:rFonts w:ascii="Helvetica LT Std" w:hAnsi="Helvetica LT Std" w:cs="Calibri"/>
-          <w:sz w:val="22"/>
-        </w:rPr>
-      </w:pPr>
-      <w:r>
-        <w:rPr>
-          <w:rFonts w:ascii="Helvetica LT Std" w:hAnsi="Helvetica LT Std" w:cs="Calibri"/>
-          <w:sz w:val="22"/>
-        </w:rPr>
-        <w:t>El valor más alto registrado fue de {</w:t>
-      </w:r>
-      <w:proofErr w:type="spellStart"/>
-      <w:r>
-        <w:rPr>
-          <w:rFonts w:ascii="Helvetica LT Std" w:hAnsi="Helvetica LT Std" w:cs="Calibri"/>
-          <w:sz w:val="22"/>
-        </w:rPr>
-        <w:t>valor_maximo</w:t>
-      </w:r>
-      <w:proofErr w:type="spellEnd"/>
-      <w:r>
-        <w:rPr>
-          <w:rFonts w:ascii="Helvetica LT Std" w:hAnsi="Helvetica LT Std" w:cs="Calibri"/>
-          <w:sz w:val="22"/>
-        </w:rPr>
-        <w:t>}, superando el nivel de referencia de 300 Bq/m³. Se requiere la adopción de medidas de remediación en {</w:t>
-      </w:r>
-      <w:proofErr w:type="spellStart"/>
-      <w:r>
-        <w:rPr>
-          <w:rFonts w:ascii="Helvetica LT Std" w:hAnsi="Helvetica LT Std" w:cs="Calibri"/>
-          <w:sz w:val="22"/>
-        </w:rPr>
-        <w:t>zonas_afectadas</w:t>
-      </w:r>
-      <w:proofErr w:type="spellEnd"/>
-      <w:r>
-        <w:rPr>
-          <w:rFonts w:ascii="Helvetica LT Std" w:hAnsi="Helvetica LT Std" w:cs="Calibri"/>
-          <w:sz w:val="22"/>
-        </w:rPr>
-        <w:t>} y, conforme a la Instrucción IS-33 del Consejo de Seguridad Nuclear, se deberá realizar una estimación anual de las dosis efectivas individuales recibidas por los trabajadores expuestos. Se recomienda contactar con un servicio de protección radiológica para la evaluación dosimétrica y la implementación de medidas correctoras.</w:t>
+        <w:t xml:space="preserve">una estimación anual de las dosis efectivas individuales de las dosis recibidas por los trabajadores. </w:t>
+      </w:r>
+    </w:p>
+    <w:p>
+      <w:pPr>
+        <w:pStyle w:val="BodyText"/>
+        <w:spacing w:line="360" w:lineRule="auto"/>
+        <w:rPr>
+          <w:rFonts w:ascii="Helvetica LT Std" w:hAnsi="Helvetica LT Std" w:cs="Calibri"/>
+          <w:sz w:val="22"/>
+        </w:rPr>
+      </w:pPr>
+    </w:p>
+    <w:p>
+      <w:pPr>
+        <w:pStyle w:val="BodyText"/>
+        <w:spacing w:line="360" w:lineRule="auto"/>
+        <w:rPr>
+          <w:rFonts w:ascii="Helvetica LT Std" w:hAnsi="Helvetica LT Std" w:cs="Calibri"/>
+          <w:sz w:val="22"/>
+        </w:rPr>
+      </w:pPr>
+      <w:r>
+        <w:rPr>
+          <w:rFonts w:ascii="Helvetica LT Std" w:hAnsi="Helvetica LT Std" w:cs="Calibri"/>
+          <w:sz w:val="22"/>
+        </w:rPr>
+        <w:t>Se han detectado valores superiores al nivel de referencia de 300 Bq/m³ en {UBICACION_CENTRO_CORTO} en {MUNICIPIO}. Los detectores ubicados en {zonas_afectadas} han registrado concentraciones de {valores_afectados}, superando el límite establecido por el Real Decreto 1029/2022 de 20 de diciembre de 2022 y por la Instrucción IS-47 del CSN.</w:t>
+      </w:r>
+    </w:p>
+    <w:p>
+      <w:pPr>
+        <w:pStyle w:val="BodyText"/>
+        <w:spacing w:line="360" w:lineRule="auto"/>
+        <w:rPr>
+          <w:rFonts w:ascii="Helvetica LT Std" w:hAnsi="Helvetica LT Std" w:cs="Calibri"/>
+          <w:sz w:val="22"/>
+        </w:rPr>
+      </w:pPr>
+    </w:p>
+    <w:p>
+      <w:pPr>
+        <w:pStyle w:val="BodyText"/>
+        <w:spacing w:line="360" w:lineRule="auto"/>
+        <w:rPr>
+          <w:rFonts w:ascii="Helvetica LT Std" w:hAnsi="Helvetica LT Std" w:cs="Calibri"/>
+          <w:sz w:val="22"/>
+        </w:rPr>
+      </w:pPr>
+      <w:r>
+        <w:rPr>
+          <w:rFonts w:ascii="Helvetica LT Std" w:hAnsi="Helvetica LT Std" w:cs="Calibri"/>
+          <w:sz w:val="22"/>
+        </w:rPr>
+        <w:t>El valor más alto registrado fue de {valor_maximo}, superando el nivel de referencia de 300 Bq/m³. Se requiere la adopción de medidas de remediación en {zonas_afectadas} y, conforme a la Instrucción IS-33 del Consejo de Seguridad Nuclear, se deberá realizar una estimación anual de las dosis efectivas individuales recibidas por los trabajadores expuestos. Se recomienda contactar con un servicio de protección radiológica para la evaluación dosimétrica y la implementación de medidas correctoras.</w:t>
       </w:r>
     </w:p>
     <w:p>
@@ -1587,34 +1422,41 @@
           <w:rFonts w:ascii="Helvetica LT Std" w:hAnsi="Helvetica LT Std" w:cs="Calibri"/>
           <w:sz w:val="22"/>
         </w:rPr>
-        <w:t>El artículo 75.2 del Real Decreto 1029/2022 (Reglamento sobre protección de la salud contra los riesgos derivados de la exposición a las radiaciones ionizantes, RPSI) obliga al titular de la actividad laboral a tomar las medidas oportunas para reducir las concentraciones y/o la exposición al radón, de acuerdo con el principio de optimización, y a revaluar posteriormente el promedio anual de concentración de radón en aire. El artículo 75.3 dispone que, si pese a dichas medidas se mantiene la superación, el titular queda sujeto al cumplimiento del artículo 19 del mismo reglamento (estimación de dosis, clasificación de trabajadores y de zonas, y medidas de protección radiológica).</w:t>
-      </w:r>
-    </w:p>
-    <w:p>
-      <w:pPr>
-        <w:pStyle w:val="BodyText"/>
-        <w:spacing w:line="360" w:lineRule="auto"/>
-        <w:rPr>
-          <w:rFonts w:ascii="Helvetica LT Std" w:hAnsi="Helvetica LT Std" w:cs="Calibri"/>
-          <w:sz w:val="22"/>
-        </w:rPr>
-      </w:pPr>
-    </w:p>
-    <w:p>
-      <w:pPr>
-        <w:pStyle w:val="BodyText"/>
-        <w:spacing w:line="360" w:lineRule="auto"/>
-        <w:rPr>
-          <w:rFonts w:ascii="Helvetica LT Std" w:hAnsi="Helvetica LT Std" w:cs="Calibri"/>
-          <w:sz w:val="22"/>
-        </w:rPr>
-      </w:pPr>
+        <w:t xml:space="preserve">El artículo 75.2 del Real Decreto 1029/2022 (Reglamento sobre protección de la salud contra los riesgos derivados de la exposición a las radiaciones ionizantes, RPSI) obliga al titular de la actividad laboral a tomar las medidas oportunas para reducir las concentraciones y/o la exposición al radón, de acuerdo con el principio de optimización, </w:t>
+      </w:r>
       <w:r>
         <w:rPr>
           <w:rFonts w:ascii="Helvetica LT Std" w:hAnsi="Helvetica LT Std" w:cs="Calibri"/>
           <w:sz w:val="22"/>
         </w:rPr>
         <w:lastRenderedPageBreak/>
+        <w:t>y a revaluar posteriormente el promedio anual de concentración de radón en aire. El artículo 75.3 dispone que, si pese a dichas medidas se mantiene la superación, el titular queda sujeto al cumplimiento del artículo 19 del mismo reglamento (estimación de dosis, clasificación de trabajadores y de zonas, y medidas de protección radiológica).</w:t>
+      </w:r>
+    </w:p>
+    <w:p>
+      <w:pPr>
+        <w:pStyle w:val="BodyText"/>
+        <w:spacing w:line="360" w:lineRule="auto"/>
+        <w:rPr>
+          <w:rFonts w:ascii="Helvetica LT Std" w:hAnsi="Helvetica LT Std" w:cs="Calibri"/>
+          <w:sz w:val="22"/>
+        </w:rPr>
+      </w:pPr>
+    </w:p>
+    <w:p>
+      <w:pPr>
+        <w:pStyle w:val="BodyText"/>
+        <w:spacing w:line="360" w:lineRule="auto"/>
+        <w:rPr>
+          <w:rFonts w:ascii="Helvetica LT Std" w:hAnsi="Helvetica LT Std" w:cs="Calibri"/>
+          <w:sz w:val="22"/>
+        </w:rPr>
+      </w:pPr>
+      <w:r>
+        <w:rPr>
+          <w:rFonts w:ascii="Helvetica LT Std" w:hAnsi="Helvetica LT Std" w:cs="Calibri"/>
+          <w:sz w:val="22"/>
+        </w:rPr>
         <w:t xml:space="preserve">El Real Decreto 1217/2024 (Reglamento sobre instalaciones nucleares y radiactivas y otras actividades relacionadas con la exposición a las radiaciones ionizantes, RINR) regula en sus artículos 103 y 104 el régimen de declaración de estas actividades laborales ante el órgano competente de la comunidad autónoma, los estudios adicionales a presentar al Consejo de Seguridad Nuclear y la vigilancia de las dosis. </w:t>
       </w:r>
     </w:p>
@@ -1743,7 +1585,15 @@
           <w:rFonts w:ascii="Helvetica LT Std" w:hAnsi="Helvetica LT Std" w:cs="Calibri"/>
           <w:sz w:val="22"/>
         </w:rPr>
-        <w:t>selección y ejecución de las medidas de remediación descritas en el apartado 6, comenzando, conforme al principio de optimización, por las de menor coste y complejidad (sellado de vías de entrada, mejora de la ventilación) y escalando a soluciones de mayor eficacia (despresurización del terreno, barreras de protección) si resultara necesario. Mientras se ejecutan, pueden adoptarse medidas administrativas transitorias de reducción de la exposición (apartado 6.3).</w:t>
+        <w:t xml:space="preserve">selección y ejecución de las medidas de remediación descritas en el apartado 6, comenzando, conforme al principio de optimización, por las de menor coste y complejidad (sellado de vías </w:t>
+      </w:r>
+      <w:r>
+        <w:rPr>
+          <w:rFonts w:ascii="Helvetica LT Std" w:hAnsi="Helvetica LT Std" w:cs="Calibri"/>
+          <w:sz w:val="22"/>
+        </w:rPr>
+        <w:lastRenderedPageBreak/>
+        <w:t>de entrada, mejora de la ventilación) y escalando a soluciones de mayor eficacia (despresurización del terreno, barreras de protección) si resultara necesario. Mientras se ejecutan, pueden adoptarse medidas administrativas transitorias de reducción de la exposición (apartado 6.3).</w:t>
       </w:r>
     </w:p>
     <w:p>
@@ -1775,7 +1625,6 @@
           <w:bCs/>
           <w:sz w:val="22"/>
         </w:rPr>
-        <w:lastRenderedPageBreak/>
         <w:t xml:space="preserve">Fase 3. Medición de comprobación: </w:t>
       </w:r>
       <w:r>
@@ -2002,15 +1851,7 @@
           <w:rFonts w:ascii="Helvetica LT Std" w:hAnsi="Helvetica LT Std" w:cs="Calibri"/>
           <w:sz w:val="22"/>
         </w:rPr>
-        <w:t xml:space="preserve"> m²/s y un </w:t>
-      </w:r>
-      <w:r>
-        <w:rPr>
-          <w:rFonts w:ascii="Helvetica LT Std" w:hAnsi="Helvetica LT Std" w:cs="Calibri"/>
-          <w:sz w:val="22"/>
-        </w:rPr>
-        <w:lastRenderedPageBreak/>
-        <w:t>espesor mínimo de 2 mm, con continuidad garantizada y juntas, encuentros y perforaciones selladas. En edificios existentes su instalación suele requerir intervención sobre la solera.</w:t>
+        <w:t xml:space="preserve"> m²/s y un espesor mínimo de 2 mm, con continuidad garantizada y juntas, encuentros y perforaciones selladas. En edificios existentes su instalación suele requerir intervención sobre la solera.</w:t>
       </w:r>
     </w:p>
     <w:p>
@@ -2256,15 +2097,8 @@
           <w:rFonts w:ascii="Helvetica LT Std" w:hAnsi="Helvetica LT Std" w:cs="Calibri"/>
           <w:sz w:val="22"/>
         </w:rPr>
-        <w:t xml:space="preserve">Conforme al artículo 103 del RINR, el diseño y la implantación de las medidas de carácter no constructivo o mecánico deberán ser realizados por el Servicio de Protección Radiológica de la empresa o por una Unidad Técnica de Protección Radiológica (UTPR) especializada en radiación natural, mientras que el diseño de las medidas de tipo </w:t>
-      </w:r>
-      <w:r>
-        <w:rPr>
-          <w:rFonts w:ascii="Helvetica LT Std" w:hAnsi="Helvetica LT Std" w:cs="Calibri"/>
-          <w:sz w:val="22"/>
-        </w:rPr>
         <w:lastRenderedPageBreak/>
-        <w:t>constructivo queda reservado a profesionales con la habilitación correspondiente para elaborar proyectos técnicos de edificación.</w:t>
+        <w:t>Conforme al artículo 103 del RINR, el diseño y la implantación de las medidas de carácter no constructivo o mecánico deberán ser realizados por el Servicio de Protección Radiológica de la empresa o por una Unidad Técnica de Protección Radiológica (UTPR) especializada en radiación natural, mientras que el diseño de las medidas de tipo constructivo queda reservado a profesionales con la habilitación correspondiente para elaborar proyectos técnicos de edificación.</w:t>
       </w:r>
     </w:p>
     <w:p>
@@ -2563,7 +2397,7 @@
           <w:rFonts w:ascii="Helvetica LT Std" w:hAnsi="Helvetica LT Std" w:cs="Calibri"/>
           <w:sz w:val="22"/>
         </w:rPr>
-        <w:t xml:space="preserve">Conforme al artículo octavo de la Instrucción IS-47, el titular debe informar a las personas trabajadoras, o a sus representantes, de los resultados obtenidos en el estudio y, al haberse registrado zonas con promedios superiores a 300 Bq/m³, consultarles sobre las posibles medidas de remediación o de reducción de las exposiciones. El presente informe debe integrarse en la evaluación de riesgos laborales del centro (artículo 19.1 del RPSI y Ley 31/1995) y permanecer a disposición de las personas trabajadoras, de la inspección </w:t>
+        <w:t xml:space="preserve">Conforme al artículo octavo de la Instrucción IS-47, el titular debe informar a las personas trabajadoras, o a sus representantes, de los resultados obtenidos en el estudio y, al </w:t>
       </w:r>
       <w:r>
         <w:rPr>
@@ -2571,7 +2405,7 @@
           <w:sz w:val="22"/>
         </w:rPr>
         <w:lastRenderedPageBreak/>
-        <w:t>del CSN, de la Inspección de Trabajo y Seguridad Social y de las demás administraciones competentes.</w:t>
+        <w:t>haberse registrado zonas con promedios superiores a 300 Bq/m³, consultarles sobre las posibles medidas de remediación o de reducción de las exposiciones. El presente informe debe integrarse en la evaluación de riesgos laborales del centro (artículo 19.1 del RPSI y Ley 31/1995) y permanecer a disposición de las personas trabajadoras, de la inspección del CSN, de la Inspección de Trabajo y Seguridad Social y de las demás administraciones competentes.</w:t>
       </w:r>
     </w:p>
     <w:p>
@@ -2759,6 +2593,7 @@
           <w:rFonts w:ascii="Helvetica LT Std" w:hAnsi="Helvetica LT Std" w:cs="Calibri"/>
           <w:sz w:val="22"/>
         </w:rPr>
+        <w:lastRenderedPageBreak/>
         <w:t>Si en alguna zona el promedio supera los 1.000 Bq/m³, el plazo se reduce a un mes desde la fecha de emisión del informe de resultados, y procede además implantar con carácter inmediato acciones de reducción de la exposición de las personas trabajadoras.</w:t>
       </w:r>
     </w:p>
@@ -2786,7 +2621,6 @@
           <w:rFonts w:ascii="Helvetica LT Std" w:hAnsi="Helvetica LT Std" w:cs="Calibri"/>
           <w:sz w:val="22"/>
         </w:rPr>
-        <w:lastRenderedPageBreak/>
         <w:t>Atendiendo a los valores registrados en el presente estudio, de mantenerse la superación tras las medidas correctoras, el plazo de declaración aplicable sería de {PLAZO_DECLARACION}.</w:t>
       </w:r>
     </w:p>
@@ -2994,7 +2828,15 @@
           <w:rFonts w:ascii="Helvetica LT Std" w:hAnsi="Helvetica LT Std" w:cs="Calibri"/>
           <w:sz w:val="22"/>
         </w:rPr>
-        <w:t>en ningún caso la suma de las exposiciones ocupacionales podrá superar los 20 mSv por año oficial; las situaciones que puedan aproximarse a este límite exigen acciones inmediatas, como la reubicación de la persona trabajadora.</w:t>
+        <w:t xml:space="preserve">en ningún caso la suma de las exposiciones ocupacionales podrá superar los 20 mSv por año oficial; las situaciones que puedan aproximarse </w:t>
+      </w:r>
+      <w:r>
+        <w:rPr>
+          <w:rFonts w:ascii="Helvetica LT Std" w:hAnsi="Helvetica LT Std" w:cs="Calibri"/>
+          <w:sz w:val="22"/>
+        </w:rPr>
+        <w:lastRenderedPageBreak/>
+        <w:t>a este límite exigen acciones inmediatas, como la reubicación de la persona trabajadora.</w:t>
       </w:r>
     </w:p>
     <w:p>
@@ -3030,7 +2872,6 @@
           <w:rFonts w:ascii="Helvetica LT Std" w:hAnsi="Helvetica LT Std" w:cs="Calibri"/>
           <w:sz w:val="22"/>
         </w:rPr>
-        <w:lastRenderedPageBreak/>
         <w:t>ESTUDIOS DEL TERRENO S.L. queda a disposición de {CLIENTE_NOMBRE} para planificar y ejecutar la medición de comprobación posterior a la implantación de las medidas correctoras, así como para asesorar en la coordinación con los agentes técnicos competentes (UTPR especializada en radiación natural y, en su caso, proyectista habilitado).</w:t>
       </w:r>
     </w:p>
@@ -4231,6 +4072,12 @@
                               <w:calendar w:val="gregorian"/>
                             </w:date>
                           </w:sdtPr>
+                          <w:sdtEndPr>
+                            <w:rPr>
+                              <w:sz w:val="24"/>
+                              <w:szCs w:val="24"/>
+                            </w:rPr>
+                          </w:sdtEndPr>
                           <w:sdtContent>
                             <w:p>
                               <w:pPr>
@@ -4242,12 +4089,11 @@
                                   <w:szCs w:val="40"/>
                                   <w:lang w:val="es-ES"/>
                                 </w:rPr>
-                                <w:t>11 DE FEBRERO DE 2026</w:t>
+                                <w:t>{FECHA_HOY}</w:t>
                               </w:r>
                             </w:p>
                           </w:sdtContent>
                         </w:sdt>
-                        <w:p/>
                       </w:txbxContent>
                     </wps:txbx>
                     <wps:bodyPr rot="0" vert="horz" wrap="square" lIns="91440" tIns="45720" rIns="91440" bIns="45720" anchor="t" anchorCtr="0" upright="1">
@@ -4457,6 +4303,12 @@
                         <w:calendar w:val="gregorian"/>
                       </w:date>
                     </w:sdtPr>
+                    <w:sdtEndPr>
+                      <w:rPr>
+                        <w:sz w:val="24"/>
+                        <w:szCs w:val="24"/>
+                      </w:rPr>
+                    </w:sdtEndPr>
                     <w:sdtContent>
                       <w:p>
                         <w:pPr>
@@ -4468,12 +4320,11 @@
                             <w:szCs w:val="40"/>
                             <w:lang w:val="es-ES"/>
                           </w:rPr>
-                          <w:t>11 DE FEBRERO DE 2026</w:t>
+                          <w:t>{FECHA_HOY}</w:t>
                         </w:r>
                       </w:p>
                     </w:sdtContent>
                   </w:sdt>
-                  <w:p/>
                 </w:txbxContent>
               </v:textbox>
               <w10:wrap anchorx="margin"/>
@@ -6588,6 +6439,7 @@
   </w:compat>
   <w:rsids>
     <w:rsidRoot w:val="008645FF"/>
+    <w:rsid w:val="00216899"/>
     <w:rsid w:val="002A144F"/>
     <w:rsid w:val="0033289E"/>
     <w:rsid w:val="0051719F"/>
@@ -6597,6 +6449,7 @@
     <w:rsid w:val="008645FF"/>
     <w:rsid w:val="009B3DC3"/>
     <w:rsid w:val="00E11C8C"/>
+    <w:rsid w:val="00FD7AAD"/>
   </w:rsids>
   <m:mathPr>
     <m:mathFont m:val="Cambria Math"/>
@@ -7376,7 +7229,7 @@
 
 <file path=customXml/item1.xml><?xml version="1.0" encoding="utf-8"?>
 <CoverPageProperties xmlns="http://schemas.microsoft.com/office/2006/coverPageProps">
-  <PublishDate>11 DE FEBRERO DE 2026</PublishDate>
+  <PublishDate>{FECHA_HOY}</PublishDate>
   <Abstract/>
   <CompanyAddress/>
   <CompanyPhone/>

--- a/plantilla-informe-positivo.docx
+++ b/plantilla-informe-positivo.docx
@@ -159,7 +159,7 @@
           <w:rFonts w:ascii="Helvetica LT Std" w:hAnsi="Helvetica LT Std" w:cs="Calibri"/>
           <w:sz w:val="22"/>
         </w:rPr>
-        <w:t>Los territorios volcánicos canarios son considerados por el Consejo de Seguridad Nuclear (CSN) como «áreas identifcadas», por lo que requieren de especial atención pues pueden generar y favorecer la emisión de radiación ionizante producida por el radón. Por ello, las islas son consideradas de riesgo elevado.</w:t>
+        <w:t>Los terrenos volcánicos canarios presentan un potencial de radón significativo: la totalidad de los municipios de Gran Canaria y la práctica totalidad de los de Tenerife figuran como «Zona II» en el apéndice B de la sección HS6 del Código Técnico de la Edificación y son, por ello, términos municipales de actuación prioritaria contra el radón (Instrucción IS-47 del CSN). Por ello, las islas se consideran territorio de riesgo elevado.</w:t>
       </w:r>
     </w:p>
     <w:p>
@@ -213,24 +213,24 @@
           <w:rFonts w:ascii="Helvetica LT Std" w:hAnsi="Helvetica LT Std" w:cs="Calibri"/>
           <w:sz w:val="22"/>
         </w:rPr>
-        <w:t>En el Real Decreto 1029/2022, de 20 de diciembre, se aprobó el reglamento sobre protección de la salud contra los riesgos derivados de la exposición a las radiaciones ionizantes, que establece en 300 Becquerelios /m3 la dosis máxima permitida y la obligatoriedad de realizar mediciones específicas en los puestos de trabajo, en concreto</w:t>
-      </w:r>
-    </w:p>
-    <w:p>
-      <w:pPr>
-        <w:pStyle w:val="BodyText"/>
-        <w:spacing w:line="360" w:lineRule="auto"/>
-        <w:rPr>
-          <w:rFonts w:ascii="Helvetica LT Std" w:hAnsi="Helvetica LT Std" w:cs="Calibri"/>
-          <w:sz w:val="22"/>
-        </w:rPr>
-      </w:pPr>
-      <w:r>
-        <w:rPr>
-          <w:rFonts w:ascii="Helvetica LT Std" w:hAnsi="Helvetica LT Std" w:cs="Calibri"/>
-          <w:sz w:val="22"/>
-        </w:rPr>
-        <w:t>en el Capítulo 1, Articulo 2.c.3, establece la obligatoriedad de medir la exposición de trabajadores o miembros del público al radón en recintos cerrados.</w:t>
+        <w:t>En el Real Decreto 1029/2022, de 20 de diciembre, se aprobó el Reglamento sobre protección de la salud contra los riesgos derivados de la exposición a las radiaciones ionizantes (RPSI), que establece para el radón en recintos cerrados un nivel de referencia de 300 becquerelios por metro cúbico (Bq/m³), en términos de promedio anual de concentración en aire (artículo 72.a). El nivel de referencia no es un límite que no pueda rebasarse, sino el valor por encima del cual se considera inapropiado permitir que se produzcan exposiciones y que obliga a actuar (artículo 4.58). En concreto,</w:t>
+      </w:r>
+    </w:p>
+    <w:p>
+      <w:pPr>
+        <w:pStyle w:val="BodyText"/>
+        <w:spacing w:line="360" w:lineRule="auto"/>
+        <w:rPr>
+          <w:rFonts w:ascii="Helvetica LT Std" w:hAnsi="Helvetica LT Std" w:cs="Calibri"/>
+          <w:sz w:val="22"/>
+        </w:rPr>
+      </w:pPr>
+      <w:r>
+        <w:rPr>
+          <w:rFonts w:ascii="Helvetica LT Std" w:hAnsi="Helvetica LT Std" w:cs="Calibri"/>
+          <w:sz w:val="22"/>
+        </w:rPr>
+        <w:t>el reglamento incluye en su ámbito de aplicación la exposición de trabajadores o de miembros del público al radón en recintos cerrados (artículo 2.1.c).3.º) y establece en su artículo 75.1 la obligación de estimar el promedio anual de concentración de radón en aire en los lugares de trabajo afectados, entre ellos todos los situados en planta baja o bajo rasante de los términos municipales de actuación prioritaria (artículo 75.1.c).</w:t>
       </w:r>
     </w:p>
     <w:p>
@@ -258,48 +258,34 @@
           <w:sz w:val="22"/>
         </w:rPr>
         <w:lastRenderedPageBreak/>
-        <w:t>El Pleno del Consejo de Seguridad Nuclear (CSN) aprobó el 9 de abril de 2025 la Instrucción IS-47 por la que se aprueba el listado de términos municipales de actuación prioritaria contra el radón, y se establecen las directrices para las mediciones de este gas radiactivo natural en el interior de los centros de trabajo. Esta instrucción requiere que los titulares de las actividades laborales que se desarrollen en lugares de trabajo situados en plantas bajas y plantas bajo rasante de los municipios de actuación prioritaria midan la concentración de radón en aire en todas las zonas en las que los trabajadores deban permanecer o a las que puedan acceder por razón de su trabajo, excluidas las zonas al aire libre.</w:t>
-      </w:r>
-    </w:p>
-    <w:p>
-      <w:pPr>
-        <w:pStyle w:val="BodyText"/>
-        <w:spacing w:line="360" w:lineRule="auto"/>
-        <w:rPr>
-          <w:rFonts w:ascii="Helvetica LT Std" w:hAnsi="Helvetica LT Std" w:cs="Calibri"/>
-          <w:sz w:val="22"/>
-        </w:rPr>
-      </w:pPr>
-    </w:p>
-    <w:p>
-      <w:pPr>
-        <w:pStyle w:val="BodyText"/>
-        <w:spacing w:line="360" w:lineRule="auto"/>
-        <w:rPr>
-          <w:rFonts w:ascii="Helvetica LT Std" w:hAnsi="Helvetica LT Std" w:cs="Calibri"/>
-          <w:sz w:val="22"/>
-        </w:rPr>
-      </w:pPr>
-      <w:r>
-        <w:rPr>
-          <w:rFonts w:ascii="Helvetica LT Std" w:hAnsi="Helvetica LT Std" w:cs="Calibri"/>
-          <w:sz w:val="22"/>
-        </w:rPr>
-        <w:t xml:space="preserve">El municipio de {MUNICIPIO} está catalogado como municipio de actuación prioritaria, </w:t>
-      </w:r>
-      <w:r>
-        <w:rPr>
-          <w:rFonts w:ascii="Helvetica LT Std" w:hAnsi="Helvetica LT Std" w:cs="Calibri"/>
-          <w:sz w:val="22"/>
-        </w:rPr>
-        <w:t>N</w:t>
-      </w:r>
-      <w:r>
-        <w:rPr>
-          <w:rFonts w:ascii="Helvetica LT Std" w:hAnsi="Helvetica LT Std" w:cs="Calibri"/>
-          <w:sz w:val="22"/>
-        </w:rPr>
-        <w:t>ivel II, riesgo elevado.</w:t>
+        <w:t>El Consejo de Seguridad Nuclear (CSN) aprobó la Instrucción IS-47, de 9 de abril de 2025 (BOE núm. 105, de 1 de mayo de 2025; en vigor desde el 2 de mayo de 2025), por la que se aprueba el listado de términos municipales de actuación prioritaria contra el radón y se establecen las directrices para las mediciones de este gas radiactivo natural en el interior de los centros de trabajo. Esta instrucción requiere que los titulares de las actividades laborales que se desarrollen en lugares de trabajo situados en plantas bajas y plantas bajo rasante de los municipios de actuación prioritaria midan la concentración de radón en aire en todas las zonas en las que los trabajadores deban permanecer o a las que puedan acceder por razón de su trabajo, excluidas las zonas al aire libre.</w:t>
+      </w:r>
+    </w:p>
+    <w:p>
+      <w:pPr>
+        <w:pStyle w:val="BodyText"/>
+        <w:spacing w:line="360" w:lineRule="auto"/>
+        <w:rPr>
+          <w:rFonts w:ascii="Helvetica LT Std" w:hAnsi="Helvetica LT Std" w:cs="Calibri"/>
+          <w:sz w:val="22"/>
+        </w:rPr>
+      </w:pPr>
+    </w:p>
+    <w:p>
+      <w:pPr>
+        <w:pStyle w:val="BodyText"/>
+        <w:spacing w:line="360" w:lineRule="auto"/>
+        <w:rPr>
+          <w:rFonts w:ascii="Helvetica LT Std" w:hAnsi="Helvetica LT Std" w:cs="Calibri"/>
+          <w:sz w:val="22"/>
+        </w:rPr>
+      </w:pPr>
+      <w:r>
+        <w:rPr>
+          <w:rFonts w:ascii="Helvetica LT Std" w:hAnsi="Helvetica LT Std" w:cs="Calibri"/>
+          <w:sz w:val="22"/>
+        </w:rPr>
+        <w:t>El municipio de {MUNICIPIO} está incluido como «Zona II» en el apéndice B de la sección HS6 del Documento Básico HS del Código Técnico de la Edificación —la categoría de mayor exigencia de protección— y es, por ello, término municipal de actuación prioritaria contra el radón (artículo tercero de la Instrucción IS-47).</w:t>
       </w:r>
     </w:p>
     <w:p>
@@ -377,260 +363,62 @@
           <w:rFonts w:ascii="Helvetica LT Std" w:hAnsi="Helvetica LT Std" w:cs="Calibri"/>
           <w:sz w:val="22"/>
         </w:rPr>
-        <w:t xml:space="preserve">Se utilizaron detectores pasivos de trazas nucleares de </w:t>
-      </w:r>
-      <w:r>
-        <w:rPr>
-          <w:rFonts w:ascii="Helvetica LT Std" w:hAnsi="Helvetica LT Std" w:cs="Calibri"/>
-          <w:sz w:val="22"/>
-        </w:rPr>
-        <w:t xml:space="preserve">larga exposición que son los únicos reconocidos por la normativa española. Son además los recomendados </w:t>
-      </w:r>
-      <w:r>
-        <w:rPr>
-          <w:rFonts w:ascii="Helvetica LT Std" w:hAnsi="Helvetica LT Std" w:cs="Calibri"/>
-          <w:sz w:val="22"/>
-        </w:rPr>
-        <w:t>por el Consejo de Seguridad Nuclear (CSN) y por la Organización Mundial de la Salud (OMS) para la medida de la concentración de gas radón en interiores</w:t>
-      </w:r>
-      <w:r>
-        <w:rPr>
-          <w:rFonts w:ascii="Helvetica LT Std" w:hAnsi="Helvetica LT Std" w:cs="Calibri"/>
-          <w:sz w:val="22"/>
-        </w:rPr>
-        <w:t xml:space="preserve"> p</w:t>
-      </w:r>
-      <w:r>
-        <w:rPr>
-          <w:rFonts w:ascii="Helvetica LT Std" w:hAnsi="Helvetica LT Std" w:cs="Calibri"/>
-          <w:sz w:val="22"/>
-        </w:rPr>
-        <w:t xml:space="preserve">orque la concentración de radón </w:t>
-      </w:r>
-      <w:r>
-        <w:rPr>
-          <w:rFonts w:ascii="Helvetica LT Std" w:hAnsi="Helvetica LT Std" w:cs="Calibri"/>
-          <w:sz w:val="22"/>
-        </w:rPr>
-        <w:t xml:space="preserve">está condicionada por distintos factores entre los que se incluyen </w:t>
-      </w:r>
-      <w:r>
-        <w:rPr>
-          <w:rFonts w:ascii="Helvetica LT Std" w:hAnsi="Helvetica LT Std" w:cs="Calibri"/>
-          <w:sz w:val="22"/>
-        </w:rPr>
-        <w:t>el clima, la presión atmosférica y los hábitos de ventilación</w:t>
-      </w:r>
-      <w:r>
-        <w:rPr>
-          <w:rFonts w:ascii="Helvetica LT Std" w:hAnsi="Helvetica LT Std" w:cs="Calibri"/>
-          <w:sz w:val="22"/>
-        </w:rPr>
-        <w:t xml:space="preserve"> entre otros.</w:t>
-      </w:r>
-    </w:p>
-    <w:p>
-      <w:pPr>
-        <w:pStyle w:val="BodyText"/>
-        <w:spacing w:line="360" w:lineRule="auto"/>
-        <w:rPr>
-          <w:rFonts w:ascii="Helvetica LT Std" w:hAnsi="Helvetica LT Std" w:cs="Calibri"/>
-          <w:sz w:val="22"/>
-        </w:rPr>
-      </w:pPr>
-    </w:p>
-    <w:p>
-      <w:pPr>
-        <w:pStyle w:val="BodyText"/>
-        <w:spacing w:line="360" w:lineRule="auto"/>
-        <w:rPr>
-          <w:rFonts w:ascii="Helvetica LT Std" w:hAnsi="Helvetica LT Std" w:cs="Calibri"/>
-          <w:sz w:val="22"/>
-        </w:rPr>
-      </w:pPr>
-      <w:r>
-        <w:rPr>
-          <w:rFonts w:ascii="Helvetica LT Std" w:hAnsi="Helvetica LT Std" w:cs="Calibri"/>
-          <w:sz w:val="22"/>
-        </w:rPr>
-        <w:t>Es</w:t>
-      </w:r>
-      <w:r>
-        <w:rPr>
-          <w:rFonts w:ascii="Helvetica LT Std" w:hAnsi="Helvetica LT Std" w:cs="Calibri"/>
-          <w:sz w:val="22"/>
-        </w:rPr>
-        <w:t>tos detectores es</w:t>
-      </w:r>
-      <w:r>
-        <w:rPr>
-          <w:rFonts w:ascii="Helvetica LT Std" w:hAnsi="Helvetica LT Std" w:cs="Calibri"/>
-          <w:sz w:val="22"/>
-        </w:rPr>
-        <w:t>tán compuestos por una película sensible a la radiación ubicada dentro de una cápsula hecha de un plástico antiestático espec</w:t>
-      </w:r>
-      <w:r>
-        <w:rPr>
-          <w:rFonts w:ascii="Helvetica LT Std" w:hAnsi="Helvetica LT Std" w:cs="Calibri"/>
-          <w:sz w:val="22"/>
-        </w:rPr>
-        <w:t>ífoco</w:t>
-      </w:r>
-      <w:r>
-        <w:rPr>
-          <w:rFonts w:ascii="Helvetica LT Std" w:hAnsi="Helvetica LT Std" w:cs="Calibri"/>
-          <w:sz w:val="22"/>
-        </w:rPr>
-        <w:t xml:space="preserve"> que permite la entrada del gas radón por difusión. Estos detectores son inocuos y no interfieren con las personas</w:t>
-      </w:r>
-      <w:r>
-        <w:rPr>
-          <w:rFonts w:ascii="Helvetica LT Std" w:hAnsi="Helvetica LT Std" w:cs="Calibri"/>
-          <w:sz w:val="22"/>
-        </w:rPr>
-        <w:t xml:space="preserve"> ni animales. Pueden usarse en cualquier lugar, incluidas zonas donde se manipulan alimentos.</w:t>
-      </w:r>
-    </w:p>
-    <w:p>
-      <w:pPr>
-        <w:pStyle w:val="BodyText"/>
-        <w:spacing w:line="360" w:lineRule="auto"/>
-        <w:rPr>
-          <w:rFonts w:ascii="Helvetica LT Std" w:hAnsi="Helvetica LT Std" w:cs="Calibri"/>
-          <w:sz w:val="22"/>
-        </w:rPr>
-      </w:pPr>
-    </w:p>
-    <w:p>
-      <w:pPr>
-        <w:pStyle w:val="BodyText"/>
-        <w:spacing w:line="360" w:lineRule="auto"/>
-        <w:rPr>
-          <w:rFonts w:ascii="Helvetica LT Std" w:hAnsi="Helvetica LT Std" w:cs="Calibri"/>
-          <w:sz w:val="22"/>
-        </w:rPr>
-      </w:pPr>
-      <w:r>
-        <w:rPr>
-          <w:rFonts w:ascii="Helvetica LT Std" w:hAnsi="Helvetica LT Std" w:cs="Calibri"/>
-          <w:sz w:val="22"/>
-        </w:rPr>
-        <w:t>Los detectores utilizados fueron los denominados Radtrak³©</w:t>
-      </w:r>
-      <w:r>
-        <w:rPr>
-          <w:rFonts w:ascii="Helvetica LT Std" w:hAnsi="Helvetica LT Std" w:cs="Calibri"/>
-          <w:sz w:val="22"/>
-        </w:rPr>
-        <w:t xml:space="preserve">, </w:t>
-      </w:r>
-      <w:r>
-        <w:rPr>
-          <w:rFonts w:ascii="Helvetica LT Std" w:hAnsi="Helvetica LT Std" w:cs="Calibri"/>
-          <w:sz w:val="22"/>
-        </w:rPr>
-        <w:t>proporcionados por el laboratorio acreditado según la norma ISO/IEC 17025, R</w:t>
-      </w:r>
-      <w:r>
-        <w:rPr>
-          <w:rFonts w:ascii="Helvetica LT Std" w:hAnsi="Helvetica LT Std" w:cs="Calibri"/>
-          <w:sz w:val="22"/>
-        </w:rPr>
-        <w:t>ADONOVA LABORATORIES</w:t>
-      </w:r>
-      <w:r>
-        <w:rPr>
-          <w:rFonts w:ascii="Helvetica LT Std" w:hAnsi="Helvetica LT Std" w:cs="Calibri"/>
-          <w:sz w:val="22"/>
-        </w:rPr>
-        <w:t xml:space="preserve"> </w:t>
-      </w:r>
-      <w:r>
-        <w:rPr>
-          <w:rFonts w:ascii="Helvetica LT Std" w:hAnsi="Helvetica LT Std" w:cs="Calibri"/>
-          <w:sz w:val="22"/>
-        </w:rPr>
-        <w:t xml:space="preserve">AB ubicado en Södra Depagatan 2, 75 454 Uppsala, Suecia </w:t>
-      </w:r>
-      <w:r>
-        <w:rPr>
-          <w:rFonts w:ascii="Helvetica LT Std" w:hAnsi="Helvetica LT Std" w:cs="Calibri"/>
-          <w:sz w:val="22"/>
-        </w:rPr>
-        <w:t>a</w:t>
-      </w:r>
-      <w:r>
-        <w:rPr>
-          <w:rFonts w:ascii="Helvetica LT Std" w:hAnsi="Helvetica LT Std" w:cs="Calibri"/>
-          <w:sz w:val="22"/>
-        </w:rPr>
-        <w:t xml:space="preserve">para ser posteriormente </w:t>
-      </w:r>
-      <w:r>
-        <w:rPr>
-          <w:rFonts w:ascii="Helvetica LT Std" w:hAnsi="Helvetica LT Std" w:cs="Calibri"/>
-          <w:sz w:val="22"/>
-        </w:rPr>
-        <w:t>analizados en su laboratorio</w:t>
-      </w:r>
-      <w:r>
-        <w:rPr>
-          <w:rFonts w:ascii="Helvetica LT Std" w:hAnsi="Helvetica LT Std" w:cs="Calibri"/>
-          <w:sz w:val="22"/>
-        </w:rPr>
-        <w:t xml:space="preserve"> para la determinación de los resultados. </w:t>
-      </w:r>
-    </w:p>
-    <w:p>
-      <w:pPr>
-        <w:pStyle w:val="BodyText"/>
-        <w:spacing w:line="360" w:lineRule="auto"/>
-        <w:rPr>
-          <w:rFonts w:ascii="Helvetica LT Std" w:hAnsi="Helvetica LT Std" w:cs="Calibri"/>
-          <w:sz w:val="22"/>
-        </w:rPr>
-      </w:pPr>
-    </w:p>
-    <w:p>
-      <w:pPr>
-        <w:pStyle w:val="BodyText"/>
-        <w:spacing w:line="360" w:lineRule="auto"/>
-        <w:rPr>
-          <w:rFonts w:ascii="Helvetica LT Std" w:hAnsi="Helvetica LT Std" w:cs="Calibri"/>
-          <w:sz w:val="22"/>
-        </w:rPr>
-      </w:pPr>
-      <w:r>
-        <w:rPr>
-          <w:rFonts w:ascii="Helvetica LT Std" w:hAnsi="Helvetica LT Std" w:cs="Calibri"/>
-          <w:sz w:val="22"/>
-        </w:rPr>
-        <w:t>Este laboratorio está acreditado según la norma ISO 17025 y dispone además de certificación SWEDAC (equivalente a ENAC en España y válida en toda la Unión Europea). El CSN reconoce a R</w:t>
-      </w:r>
-      <w:r>
-        <w:rPr>
-          <w:rFonts w:ascii="Helvetica LT Std" w:hAnsi="Helvetica LT Std" w:cs="Calibri"/>
-          <w:sz w:val="22"/>
-        </w:rPr>
-        <w:t>adonova Laboratories</w:t>
-      </w:r>
-      <w:r>
-        <w:rPr>
-          <w:rFonts w:ascii="Helvetica LT Std" w:hAnsi="Helvetica LT Std" w:cs="Calibri"/>
-          <w:sz w:val="22"/>
-        </w:rPr>
-        <w:t xml:space="preserve"> AB como laboratorio acreditado en España para medir radón en aire. </w:t>
-      </w:r>
-    </w:p>
-    <w:p>
-      <w:pPr>
-        <w:pStyle w:val="BodyText"/>
-        <w:spacing w:line="360" w:lineRule="auto"/>
-        <w:rPr>
-          <w:rFonts w:ascii="Helvetica LT Std" w:hAnsi="Helvetica LT Std" w:cs="Calibri"/>
-          <w:sz w:val="22"/>
-        </w:rPr>
-      </w:pPr>
+        <w:t>Se utilizaron detectores pasivos de trazas nucleares de larga exposición, adecuados para las mediciones de larga duración que exige la normativa española (artículo 76.2 del Real Decreto 1029/2022 e Instrucción IS-47 del CSN). Son además los recomendados por el Consejo de Seguridad Nuclear (CSN) y por la Organización Mundial de la Salud (OMS) para la medida de la concentración de gas radón en interiores porque la concentración de radón está condicionada por distintos factores entre los que se incluyen el clima, la presión atmosférica y los hábitos de ventilación entre otros.</w:t>
+      </w:r>
+    </w:p>
+    <w:p>
+      <w:pPr>
+        <w:pStyle w:val="BodyText"/>
+        <w:spacing w:line="360" w:lineRule="auto"/>
+        <w:rPr>
+          <w:rFonts w:ascii="Helvetica LT Std" w:hAnsi="Helvetica LT Std" w:cs="Calibri"/>
+          <w:sz w:val="22"/>
+        </w:rPr>
+      </w:pPr>
+    </w:p>
+    <w:p>
+      <w:pPr>
+        <w:pStyle w:val="BodyText"/>
+        <w:spacing w:line="360" w:lineRule="auto"/>
+        <w:rPr>
+          <w:rFonts w:ascii="Helvetica LT Std" w:hAnsi="Helvetica LT Std" w:cs="Calibri"/>
+          <w:sz w:val="22"/>
+        </w:rPr>
+      </w:pPr>
+      <w:r>
+        <w:rPr>
+          <w:rFonts w:ascii="Helvetica LT Std" w:hAnsi="Helvetica LT Std" w:cs="Calibri"/>
+          <w:sz w:val="22"/>
+        </w:rPr>
+        <w:t>Estos detectores están compuestos por una película sensible a la radiación ubicada dentro de una cápsula hecha de un plástico antiestático específico que permite la entrada del gas radón por difusión. Estos detectores son inocuos y no interfieren con las personas ni animales. Pueden usarse en cualquier lugar, incluidas zonas donde se manipulan alimentos.</w:t>
+      </w:r>
+    </w:p>
+    <w:p>
+      <w:pPr>
+        <w:pStyle w:val="BodyText"/>
+        <w:spacing w:line="360" w:lineRule="auto"/>
+        <w:rPr>
+          <w:rFonts w:ascii="Helvetica LT Std" w:hAnsi="Helvetica LT Std" w:cs="Calibri"/>
+          <w:sz w:val="22"/>
+        </w:rPr>
+      </w:pPr>
+    </w:p>
+    <w:p>
+      <w:pPr>
+        <w:pStyle w:val="BodyText"/>
+        <w:spacing w:line="360" w:lineRule="auto"/>
+        <w:rPr>
+          <w:rFonts w:ascii="Helvetica LT Std" w:hAnsi="Helvetica LT Std" w:cs="Calibri"/>
+          <w:sz w:val="22"/>
+        </w:rPr>
+      </w:pPr>
+      <w:r>
+        <w:rPr>
+          <w:rFonts w:ascii="Helvetica LT Std" w:hAnsi="Helvetica LT Std" w:cs="Calibri"/>
+          <w:sz w:val="22"/>
+        </w:rPr>
+        <w:t xml:space="preserve">Los detectores utilizados fueron los denominados Radtrak³©, proporcionados por el laboratorio acreditado según la norma ISO/IEC 17025, RADONOVA LABORATORIES AB ubicado en Södra Depagatan 2, 75 454 Uppsala, Suecia apara ser posteriormente analizados en su laboratorio para la determinación de los resultados. </w:t>
+      </w:r>
     </w:p>
     <w:p>
       <w:pPr>
@@ -652,7 +440,8 @@
           <w:sz w:val="22"/>
           <w:lang w:val="es-ES"/>
         </w:rPr>
-        <w:t>ESTUDIOS DEL TERRENO S.L. es el distribuidor oficial de RADONOVA LABORATORIES AB reconocido en España por el Consejo de Seguridad Nuclear (CSN) como laboratorio acreditado para medir radón en aire según la norma ISO/IEC 17025. (https://www.csn.es/radon).  La empresa Radonova Laboratories cuenta con la acreditación ISO 17025 por la entidad de acreditación sueca SWEDAC (equivalente a ENAC en España) con el numero 1489 para realizar medidas de la concentración de gas radón utilizando el método de medida de detectores de trazas. La acreditación SWEDAC está aceptada en todos los países de la CE a través del acuerdo EAL (Cooperación Europea para la Acreditación de Laboratorios)</w:t>
+        <w:lastRenderedPageBreak/>
+        <w:t>ESTUDIOS DEL TERRENO S.L. es el distribuidor oficial de RADONOVA LABORATORIES AB, laboratorio acreditado para medir radón en aire según la norma ISO/IEC 17025 e incluido en la información sobre laboratorios de medición de radón que publica el Consejo de Seguridad Nuclear (https://www.csn.es/radon).  La empresa Radonova Laboratories cuenta con la acreditación ISO 17025 por la entidad de acreditación sueca SWEDAC (equivalente a ENAC en España) con el numero 1489 para realizar medidas de la concentración de gas radón utilizando el método de medida de detectores de trazas. La acreditación SWEDAC está aceptada en todos los países de la CE a través del acuerdo EAL (Cooperación Europea para la Acreditación de Laboratorios)</w:t>
       </w:r>
     </w:p>
     <w:p/>
@@ -700,7 +489,7 @@
           <w:rFonts w:ascii="Helvetica LT Std" w:hAnsi="Helvetica LT Std" w:cs="Calibri"/>
           <w:sz w:val="22"/>
         </w:rPr>
-        <w:t>De acuerdo con las características de las edificaciones y de la solicitud del cliente, se llevó a cabo la colocación de detectores Radtrak³ de larga exposición durante 3 meses siguiendo lo establecido en el Real Decreto 1029/2022 y en la Instrucción IS-47 del Consejo de Seguridad Nuclear, que requiere la medición de la concentración de radón en aire en todas las zonas en las que los trabajadores deban permanecer o a las que puedan acceder por razón de su trabajo en plantas bajas y plantas bajo rasante de los municipios de actuación prioritaria.</w:t>
+        <w:t>De acuerdo con las características de las edificaciones y de la solicitud del cliente, se llevó a cabo la colocación de detectores Radtrak³ de larga exposición durante 3 meses, conforme al artículo cuarto.e) de la Instrucción IS-47 del Consejo de Seguridad Nuclear (periodo mínimo de tres meses comprendido entre el 1 de octubre y el 31 de mayo) y al Real Decreto 1029/2022 (artículos 75.1 y 76.2), que requieren la medición de la concentración de radón en aire en todas las zonas en las que los trabajadores deban permanecer o a las que puedan acceder por razón de su trabajo en plantas bajas y plantas bajo rasante de los municipios de actuación prioritaria.</w:t>
       </w:r>
     </w:p>
     <w:p>
@@ -755,7 +544,7 @@
           <w:rFonts w:ascii="Helvetica LT Std" w:hAnsi="Helvetica LT Std" w:cs="Calibri"/>
           <w:sz w:val="22"/>
         </w:rPr>
-        <w:t>En cuanto a la colocación de detectores, se siguieron las directrices establecidas en la Instrucción IS-47 del CSN: los detectores se colocaron a una altura entre 50 y 200 cm, no fueron expuestos al sol ni hubo ninguna circunstancia meteorológica que pueda haber afectado al resultado.</w:t>
+        <w:t>En cuanto a la colocación de detectores, se siguieron las directrices del artículo quinto.3 de la Instrucción IS-47 del CSN: los detectores se colocaron a una altura de entre 50 cm y 2 m sobre el nivel del suelo, a más de 30 cm de las paredes, fuera de armarios y alejados de corrientes de aire (ventiladores, ventanas) y de fuentes de calor, consignándose la fecha y hora de colocación y retirada de cada detector. Durante la exposición se mantuvieron los hábitos de ocupación ordinarios del centro de trabajo (artículo quinto.4).</w:t>
       </w:r>
     </w:p>
     <w:p>
@@ -784,7 +573,6 @@
         <w:rPr>
           <w:rFonts w:ascii="Helvetica LT Std" w:hAnsi="Helvetica LT Std"/>
         </w:rPr>
-        <w:lastRenderedPageBreak/>
         <w:t>Fecha de inicio y final de exposición</w:t>
       </w:r>
     </w:p>
@@ -812,7 +600,7 @@
           <w:rFonts w:ascii="Helvetica LT Std" w:hAnsi="Helvetica LT Std" w:cs="Calibri"/>
           <w:sz w:val="22"/>
         </w:rPr>
-        <w:t>Los medidores se colocaron el {FECHA_COLOCACION} y se retiraron el {FECHA_RETIRADA}. Fueron analizados en el laboratorio de Radonova en Uppsala (Suecia) el día {FECHA_ANALISIS}.</w:t>
+        <w:t xml:space="preserve">Los medidores se colocaron el {FECHA_COLOCACION} y se retiraron el {FECHA_RETIRADA}. </w:t>
       </w:r>
     </w:p>
     <w:p>
@@ -840,6 +628,7 @@
           <w:b/>
           <w:bCs/>
         </w:rPr>
+        <w:lastRenderedPageBreak/>
         <w:t>3. RESULTADOS DEL ENSAYO</w:t>
       </w:r>
     </w:p>
@@ -879,7 +668,7 @@
     </w:p>
     <w:tbl>
       <w:tblPr>
-        <w:tblW w:w="8783" w:type="dxa"/>
+        <w:tblW w:w="8642" w:type="dxa"/>
         <w:tblBorders>
           <w:top w:val="single" w:sz="4" w:space="0" w:color="auto"/>
           <w:left w:val="single" w:sz="4" w:space="0" w:color="auto"/>
@@ -888,18 +677,19 @@
           <w:insideH w:val="single" w:sz="4" w:space="0" w:color="auto"/>
           <w:insideV w:val="single" w:sz="4" w:space="0" w:color="auto"/>
         </w:tblBorders>
+        <w:tblLayout w:type="fixed"/>
         <w:tblLook w:val="04A0" w:firstRow="1" w:lastRow="0" w:firstColumn="1" w:lastColumn="0" w:noHBand="0" w:noVBand="1"/>
       </w:tblPr>
       <w:tblGrid>
-        <w:gridCol w:w="3148"/>
-        <w:gridCol w:w="1688"/>
-        <w:gridCol w:w="1848"/>
-        <w:gridCol w:w="3228"/>
+        <w:gridCol w:w="1980"/>
+        <w:gridCol w:w="2268"/>
+        <w:gridCol w:w="2126"/>
+        <w:gridCol w:w="2268"/>
       </w:tblGrid>
       <w:tr>
         <w:tc>
           <w:tcPr>
-            <w:tcW w:w="1746" w:type="dxa"/>
+            <w:tcW w:w="1980" w:type="dxa"/>
             <w:vAlign w:val="center"/>
           </w:tcPr>
           <w:p>
@@ -929,7 +719,7 @@
         </w:tc>
         <w:tc>
           <w:tcPr>
-            <w:tcW w:w="2492" w:type="dxa"/>
+            <w:tcW w:w="2268" w:type="dxa"/>
             <w:vAlign w:val="center"/>
           </w:tcPr>
           <w:p>
@@ -959,7 +749,7 @@
         </w:tc>
         <w:tc>
           <w:tcPr>
-            <w:tcW w:w="3124" w:type="dxa"/>
+            <w:tcW w:w="2126" w:type="dxa"/>
             <w:vAlign w:val="center"/>
           </w:tcPr>
           <w:p>
@@ -989,7 +779,7 @@
         </w:tc>
         <w:tc>
           <w:tcPr>
-            <w:tcW w:w="1587" w:type="dxa"/>
+            <w:tcW w:w="2268" w:type="dxa"/>
             <w:vAlign w:val="center"/>
           </w:tcPr>
           <w:p>
@@ -1024,7 +814,7 @@
         </w:trPr>
         <w:tc>
           <w:tcPr>
-            <w:tcW w:w="1746" w:type="dxa"/>
+            <w:tcW w:w="1980" w:type="dxa"/>
             <w:vAlign w:val="center"/>
           </w:tcPr>
           <w:p>
@@ -1055,7 +845,7 @@
         </w:tc>
         <w:tc>
           <w:tcPr>
-            <w:tcW w:w="2492" w:type="dxa"/>
+            <w:tcW w:w="2268" w:type="dxa"/>
             <w:vAlign w:val="center"/>
           </w:tcPr>
           <w:p>
@@ -1084,7 +874,7 @@
         </w:tc>
         <w:tc>
           <w:tcPr>
-            <w:tcW w:w="3124" w:type="dxa"/>
+            <w:tcW w:w="2126" w:type="dxa"/>
             <w:vAlign w:val="center"/>
           </w:tcPr>
           <w:p>
@@ -1113,7 +903,7 @@
         </w:tc>
         <w:tc>
           <w:tcPr>
-            <w:tcW w:w="1587" w:type="dxa"/>
+            <w:tcW w:w="2268" w:type="dxa"/>
             <w:vAlign w:val="center"/>
           </w:tcPr>
           <w:p>
@@ -1153,6 +943,23 @@
     </w:p>
     <w:p>
       <w:pPr>
+        <w:jc w:val="left"/>
+        <w:rPr>
+          <w:rFonts w:ascii="Helvetica LT Std" w:hAnsi="Helvetica LT Std" w:cs="Arial"/>
+          <w:b/>
+          <w:bCs/>
+          <w:lang w:val="es-ES_tradnl"/>
+        </w:rPr>
+      </w:pPr>
+      <w:r>
+        <w:rPr>
+          <w:rFonts w:ascii="Helvetica LT Std" w:hAnsi="Helvetica LT Std" w:cs="Arial"/>
+        </w:rPr>
+        <w:br w:type="page"/>
+      </w:r>
+    </w:p>
+    <w:p>
+      <w:pPr>
         <w:pStyle w:val="Heading1"/>
         <w:spacing w:line="360" w:lineRule="auto"/>
         <w:rPr>
@@ -1163,6 +970,7 @@
         <w:rPr>
           <w:rFonts w:ascii="Helvetica LT Std" w:hAnsi="Helvetica LT Std" w:cs="Arial"/>
         </w:rPr>
+        <w:lastRenderedPageBreak/>
         <w:t>4. CONCLUSIONES</w:t>
       </w:r>
     </w:p>
@@ -1189,147 +997,140 @@
           <w:rFonts w:ascii="Helvetica LT Std" w:hAnsi="Helvetica LT Std" w:cs="Calibri"/>
           <w:sz w:val="22"/>
         </w:rPr>
-        <w:t>En el Real Decreto 1029/2022, de 20 de diciembre, se aprobó el reglamento sobre protección de la salud contra los riesgos derivados de la exposición a las radiaciones ionizantes, que establece en 300 Bq/m³ la dosis máxima permitida y la obligatoriedad de realizar mediciones específicas en los puestos de trabajo. Organismos como la Organización Mundial de la Salud (OMS) recomiendan sin embargo tomar medidas de mitigación a partir de los 100 Bq/m³.</w:t>
-      </w:r>
-    </w:p>
-    <w:p>
-      <w:pPr>
-        <w:pStyle w:val="BodyText"/>
-        <w:spacing w:line="360" w:lineRule="auto"/>
-        <w:rPr>
-          <w:rFonts w:ascii="Helvetica LT Std" w:hAnsi="Helvetica LT Std" w:cs="Calibri"/>
-          <w:sz w:val="22"/>
-        </w:rPr>
-      </w:pPr>
-    </w:p>
-    <w:p>
-      <w:pPr>
-        <w:pStyle w:val="BodyText"/>
-        <w:spacing w:line="360" w:lineRule="auto"/>
-        <w:rPr>
-          <w:rFonts w:ascii="Helvetica LT Std" w:hAnsi="Helvetica LT Std" w:cs="Calibri"/>
-          <w:sz w:val="22"/>
-        </w:rPr>
-      </w:pPr>
-      <w:r>
-        <w:rPr>
-          <w:rFonts w:ascii="Helvetica LT Std" w:hAnsi="Helvetica LT Std" w:cs="Calibri"/>
-          <w:sz w:val="22"/>
-        </w:rPr>
-        <w:t>El Pleno del Consejo de Seguridad Nuclear (CSN) aprobó el 9 de abril de 2025 la Instrucción IS-47 por la que se aprueba el listado de términos municipales de actuación prioritaria contra el radón, y se establecen las directrices para las mediciones de este gas radiactivo natural en el interior de los centros de trabajo. El municipio de {MUNICIPIO} está catalogado como municipio de actuación prioritaria, nivel II, riesgo elevado.</w:t>
-      </w:r>
-    </w:p>
-    <w:p>
-      <w:pPr>
-        <w:pStyle w:val="BodyText"/>
-        <w:spacing w:line="360" w:lineRule="auto"/>
-        <w:rPr>
-          <w:rFonts w:ascii="Helvetica LT Std" w:hAnsi="Helvetica LT Std" w:cs="Calibri"/>
-          <w:sz w:val="22"/>
-        </w:rPr>
-      </w:pPr>
-    </w:p>
-    <w:p>
-      <w:pPr>
-        <w:pStyle w:val="BodyText"/>
-        <w:spacing w:line="360" w:lineRule="auto"/>
-        <w:rPr>
-          <w:rFonts w:ascii="Helvetica LT Std" w:hAnsi="Helvetica LT Std" w:cs="Calibri"/>
-          <w:sz w:val="22"/>
-        </w:rPr>
-      </w:pPr>
-      <w:r>
-        <w:rPr>
-          <w:rFonts w:ascii="Helvetica LT Std" w:hAnsi="Helvetica LT Std" w:cs="Calibri"/>
-          <w:sz w:val="22"/>
-        </w:rPr>
-        <w:t xml:space="preserve">En los lugares de trabajo en los que  la concentración de radón supera el nivel de referencia, la instrucción IS-33 del Consejo de Seguridad Nuclear requiere que se haga </w:t>
-      </w:r>
-      <w:r>
-        <w:rPr>
-          <w:rFonts w:ascii="Helvetica LT Std" w:hAnsi="Helvetica LT Std" w:cs="Calibri"/>
-          <w:sz w:val="22"/>
+        <w:t>En el Real Decreto 1029/2022, de 20 de diciembre, se aprobó el Reglamento sobre protección de la salud contra los riesgos derivados de la exposición a las radiaciones ionizantes (RPSI), que establece para el radón un nivel de referencia de 300 Bq/m³ —promedio anual de concentración en aire (artículo 72.a), no un límite infranqueable— y la obligación de realizar mediciones específicas en los puestos de trabajo (artículo 75.1). Organismos como la Organización Mundial de la Salud (OMS) recomiendan sin embargo un nivel de referencia más estricto, de 100 Bq/m³.</w:t>
+      </w:r>
+    </w:p>
+    <w:p>
+      <w:pPr>
+        <w:pStyle w:val="BodyText"/>
+        <w:spacing w:line="360" w:lineRule="auto"/>
+        <w:rPr>
+          <w:rFonts w:ascii="Helvetica LT Std" w:hAnsi="Helvetica LT Std" w:cs="Calibri"/>
+          <w:sz w:val="22"/>
+        </w:rPr>
+      </w:pPr>
+    </w:p>
+    <w:p>
+      <w:pPr>
+        <w:pStyle w:val="BodyText"/>
+        <w:spacing w:line="360" w:lineRule="auto"/>
+        <w:rPr>
+          <w:rFonts w:ascii="Helvetica LT Std" w:hAnsi="Helvetica LT Std" w:cs="Calibri"/>
+          <w:sz w:val="22"/>
+        </w:rPr>
+      </w:pPr>
+      <w:r>
+        <w:rPr>
+          <w:rFonts w:ascii="Helvetica LT Std" w:hAnsi="Helvetica LT Std" w:cs="Calibri"/>
+          <w:sz w:val="22"/>
+        </w:rPr>
+        <w:t>La Instrucción IS-47, de 9 de abril de 2025, del CSN (BOE de 1 de mayo de 2025) aprueba el listado de términos municipales de actuación prioritaria contra el radón y establece las directrices para las mediciones de este gas radiactivo natural en el interior de los centros de trabajo. El municipio de {MUNICIPIO} está catalogado como término municipal de actuación prioritaria («Zona II» del apéndice B de la sección HS6 del CTE).</w:t>
+      </w:r>
+    </w:p>
+    <w:p>
+      <w:pPr>
+        <w:pStyle w:val="BodyText"/>
+        <w:spacing w:line="360" w:lineRule="auto"/>
+        <w:rPr>
+          <w:rFonts w:ascii="Helvetica LT Std" w:hAnsi="Helvetica LT Std" w:cs="Calibri"/>
+          <w:sz w:val="22"/>
+        </w:rPr>
+      </w:pPr>
+    </w:p>
+    <w:p>
+      <w:pPr>
+        <w:pStyle w:val="BodyText"/>
+        <w:spacing w:line="360" w:lineRule="auto"/>
+        <w:rPr>
+          <w:rFonts w:ascii="Helvetica LT Std" w:hAnsi="Helvetica LT Std" w:cs="Calibri"/>
+          <w:sz w:val="22"/>
+        </w:rPr>
+      </w:pPr>
+      <w:r>
+        <w:rPr>
+          <w:rFonts w:ascii="Helvetica LT Std" w:hAnsi="Helvetica LT Std" w:cs="Calibri"/>
+          <w:sz w:val="22"/>
+        </w:rPr>
+        <w:t xml:space="preserve">En los lugares de trabajo en los que, pese a las medidas adoptadas, la concentración de radón siga superando el nivel de referencia, el titular queda sujeto al artículo 19 del RPSI, que exige revaluar periódicamente las concentraciones y estimar las dosis efectivas anuales que puedan recibir las personas trabajadoras (artículo 19.2); dicha estimación debe encomendarse a una Unidad Técnica de Protección Radiológica autorizada por el CSN en el ámbito de la radiación natural o, en su caso, al Servicio de Protección Radiológica (artículo 103.4 del Real Decreto 1217/2024). </w:t>
+      </w:r>
+    </w:p>
+    <w:p>
+      <w:pPr>
+        <w:pStyle w:val="BodyText"/>
+        <w:spacing w:line="360" w:lineRule="auto"/>
+        <w:rPr>
+          <w:rFonts w:ascii="Helvetica LT Std" w:hAnsi="Helvetica LT Std" w:cs="Calibri"/>
+          <w:sz w:val="22"/>
+        </w:rPr>
+      </w:pPr>
+    </w:p>
+    <w:p>
+      <w:pPr>
+        <w:pStyle w:val="BodyText"/>
+        <w:spacing w:line="360" w:lineRule="auto"/>
+        <w:rPr>
+          <w:rFonts w:ascii="Helvetica LT Std" w:hAnsi="Helvetica LT Std" w:cs="Calibri"/>
+          <w:sz w:val="22"/>
+        </w:rPr>
+      </w:pPr>
+      <w:r>
+        <w:rPr>
+          <w:rFonts w:ascii="Helvetica LT Std" w:hAnsi="Helvetica LT Std" w:cs="Calibri"/>
+          <w:sz w:val="22"/>
+        </w:rPr>
+        <w:t>Se han detectado valores superiores al nivel de referencia de 300 Bq/m³ en {UBICACION_CENTRO_CORTO} en {MUNICIPIO}. Los detectores ubicados en {zonas_afectadas} han registrado concentraciones de {valores_afectados}, superando el nivel de referencia establecido en el artículo 72.a) del Real Decreto 1029/2022, de 20 de diciembre, aplicable a las mediciones realizadas conforme a la Instrucción IS-47 del CSN.</w:t>
+      </w:r>
+    </w:p>
+    <w:p>
+      <w:pPr>
+        <w:pStyle w:val="BodyText"/>
+        <w:spacing w:line="360" w:lineRule="auto"/>
+        <w:rPr>
+          <w:rFonts w:ascii="Helvetica LT Std" w:hAnsi="Helvetica LT Std" w:cs="Calibri"/>
+          <w:sz w:val="22"/>
+        </w:rPr>
+      </w:pPr>
+    </w:p>
+    <w:p>
+      <w:pPr>
+        <w:pStyle w:val="BodyText"/>
+        <w:spacing w:line="360" w:lineRule="auto"/>
+        <w:rPr>
+          <w:rFonts w:ascii="Helvetica LT Std" w:hAnsi="Helvetica LT Std" w:cs="Calibri"/>
+          <w:sz w:val="22"/>
+        </w:rPr>
+      </w:pPr>
+      <w:r>
+        <w:rPr>
+          <w:rFonts w:ascii="Helvetica LT Std" w:hAnsi="Helvetica LT Std" w:cs="Calibri"/>
+          <w:sz w:val="22"/>
+        </w:rPr>
+        <w:t>El valor más alto registrado fue de {valor_maximo}, superando el nivel de referencia de 300 Bq/m³. Se requiere la adopción de medidas de remediación en {zonas_afectadas} y, de mantenerse la superación tras las medidas de remediación, deberá estimarse la dosis efectiva anual que puedan recibir las personas trabajadoras (artículo 19.2.b del RPSI y artículo 103.4 del Real Decreto 1217/2024). Esta estimación debe encomendarse a una Unidad Técnica de Protección Radiológica autorizada por el CSN en el ámbito de la radiación natural (o al Servicio de Protección Radiológica propio, si existiera), que asesorará igualmente en el diseño y la implantación de las medidas correctoras.</w:t>
+      </w:r>
+    </w:p>
+    <w:p>
+      <w:pPr>
+        <w:pStyle w:val="BodyText"/>
+        <w:spacing w:line="360" w:lineRule="auto"/>
+        <w:rPr>
+          <w:rFonts w:ascii="Helvetica LT Std" w:hAnsi="Helvetica LT Std" w:cs="Calibri"/>
+          <w:sz w:val="22"/>
+        </w:rPr>
+      </w:pPr>
+    </w:p>
+    <w:p>
+      <w:pPr>
+        <w:pStyle w:val="Heading1"/>
+        <w:spacing w:line="360" w:lineRule="auto"/>
+        <w:rPr>
+          <w:rFonts w:ascii="Helvetica LT Std" w:hAnsi="Helvetica LT Std" w:cs="Arial"/>
+        </w:rPr>
+      </w:pPr>
+      <w:r>
+        <w:rPr>
+          <w:rFonts w:ascii="Helvetica LT Std" w:hAnsi="Helvetica LT Std" w:cs="Arial"/>
         </w:rPr>
         <w:lastRenderedPageBreak/>
-        <w:t xml:space="preserve">una estimación anual de las dosis efectivas individuales de las dosis recibidas por los trabajadores. </w:t>
-      </w:r>
-    </w:p>
-    <w:p>
-      <w:pPr>
-        <w:pStyle w:val="BodyText"/>
-        <w:spacing w:line="360" w:lineRule="auto"/>
-        <w:rPr>
-          <w:rFonts w:ascii="Helvetica LT Std" w:hAnsi="Helvetica LT Std" w:cs="Calibri"/>
-          <w:sz w:val="22"/>
-        </w:rPr>
-      </w:pPr>
-    </w:p>
-    <w:p>
-      <w:pPr>
-        <w:pStyle w:val="BodyText"/>
-        <w:spacing w:line="360" w:lineRule="auto"/>
-        <w:rPr>
-          <w:rFonts w:ascii="Helvetica LT Std" w:hAnsi="Helvetica LT Std" w:cs="Calibri"/>
-          <w:sz w:val="22"/>
-        </w:rPr>
-      </w:pPr>
-      <w:r>
-        <w:rPr>
-          <w:rFonts w:ascii="Helvetica LT Std" w:hAnsi="Helvetica LT Std" w:cs="Calibri"/>
-          <w:sz w:val="22"/>
-        </w:rPr>
-        <w:t>Se han detectado valores superiores al nivel de referencia de 300 Bq/m³ en {UBICACION_CENTRO_CORTO} en {MUNICIPIO}. Los detectores ubicados en {zonas_afectadas} han registrado concentraciones de {valores_afectados}, superando el límite establecido por el Real Decreto 1029/2022 de 20 de diciembre de 2022 y por la Instrucción IS-47 del CSN.</w:t>
-      </w:r>
-    </w:p>
-    <w:p>
-      <w:pPr>
-        <w:pStyle w:val="BodyText"/>
-        <w:spacing w:line="360" w:lineRule="auto"/>
-        <w:rPr>
-          <w:rFonts w:ascii="Helvetica LT Std" w:hAnsi="Helvetica LT Std" w:cs="Calibri"/>
-          <w:sz w:val="22"/>
-        </w:rPr>
-      </w:pPr>
-    </w:p>
-    <w:p>
-      <w:pPr>
-        <w:pStyle w:val="BodyText"/>
-        <w:spacing w:line="360" w:lineRule="auto"/>
-        <w:rPr>
-          <w:rFonts w:ascii="Helvetica LT Std" w:hAnsi="Helvetica LT Std" w:cs="Calibri"/>
-          <w:sz w:val="22"/>
-        </w:rPr>
-      </w:pPr>
-      <w:r>
-        <w:rPr>
-          <w:rFonts w:ascii="Helvetica LT Std" w:hAnsi="Helvetica LT Std" w:cs="Calibri"/>
-          <w:sz w:val="22"/>
-        </w:rPr>
-        <w:t>El valor más alto registrado fue de {valor_maximo}, superando el nivel de referencia de 300 Bq/m³. Se requiere la adopción de medidas de remediación en {zonas_afectadas} y, conforme a la Instrucción IS-33 del Consejo de Seguridad Nuclear, se deberá realizar una estimación anual de las dosis efectivas individuales recibidas por los trabajadores expuestos. Se recomienda contactar con un servicio de protección radiológica para la evaluación dosimétrica y la implementación de medidas correctoras.</w:t>
-      </w:r>
-    </w:p>
-    <w:p>
-      <w:pPr>
-        <w:pStyle w:val="BodyText"/>
-        <w:spacing w:line="360" w:lineRule="auto"/>
-        <w:rPr>
-          <w:rFonts w:ascii="Helvetica LT Std" w:hAnsi="Helvetica LT Std" w:cs="Calibri"/>
-          <w:sz w:val="22"/>
-        </w:rPr>
-      </w:pPr>
-    </w:p>
-    <w:p>
-      <w:pPr>
-        <w:pStyle w:val="Heading1"/>
-        <w:spacing w:line="360" w:lineRule="auto"/>
-        <w:rPr>
-          <w:rFonts w:ascii="Helvetica LT Std" w:hAnsi="Helvetica LT Std" w:cs="Arial"/>
-        </w:rPr>
-      </w:pPr>
-      <w:r>
-        <w:rPr>
-          <w:rFonts w:ascii="Helvetica LT Std" w:hAnsi="Helvetica LT Std" w:cs="Arial"/>
-        </w:rPr>
         <w:t>5. PLAN DE ACTUACIÓN ANTE LA SUPERACIÓN DEL NIVEL DE REFERENCIA</w:t>
       </w:r>
     </w:p>
@@ -1357,7 +1158,7 @@
           <w:rFonts w:ascii="Helvetica LT Std" w:hAnsi="Helvetica LT Std" w:cs="Calibri"/>
           <w:sz w:val="22"/>
         </w:rPr>
-        <w:t>De acuerdo con los resultados del presente estudio, en {ZONAS_AFECTADAS} se han registrado concentraciones de gas radón que superan, en promedio, el nivel de referencia de 300 Bq/m³ establecido por el Real Decreto 1029/2022 y la Instrucción IS-47 del CSN. {DETALLE_SUPERACIONES} El valor más elevado registrado fue de {VALOR_MAXIMO}.</w:t>
+        <w:t>De acuerdo con los resultados del presente estudio, en {ZONAS_AFECTADAS} se han registrado concentraciones de gas radón que superan, en promedio, el nivel de referencia de 300 Bq/m³ establecido en el artículo 72.a) del Real Decreto 1029/2022 y aplicado por la Instrucción IS-47 del CSN. {DETALLE_SUPERACIONES} El valor más elevado registrado fue de {VALOR_MAXIMO}.</w:t>
       </w:r>
     </w:p>
     <w:p>
@@ -1422,69 +1223,63 @@
           <w:rFonts w:ascii="Helvetica LT Std" w:hAnsi="Helvetica LT Std" w:cs="Calibri"/>
           <w:sz w:val="22"/>
         </w:rPr>
-        <w:t xml:space="preserve">El artículo 75.2 del Real Decreto 1029/2022 (Reglamento sobre protección de la salud contra los riesgos derivados de la exposición a las radiaciones ionizantes, RPSI) obliga al titular de la actividad laboral a tomar las medidas oportunas para reducir las concentraciones y/o la exposición al radón, de acuerdo con el principio de optimización, </w:t>
-      </w:r>
-      <w:r>
-        <w:rPr>
-          <w:rFonts w:ascii="Helvetica LT Std" w:hAnsi="Helvetica LT Std" w:cs="Calibri"/>
-          <w:sz w:val="22"/>
-        </w:rPr>
+        <w:t>El artículo 75.2 del Real Decreto 1029/2022 (Reglamento sobre protección de la salud contra los riesgos derivados de la exposición a las radiaciones ionizantes, RPSI) obliga al titular de la actividad laboral a tomar las medidas oportunas para reducir las concentraciones y/o la exposición al radón, de acuerdo con el principio de optimización, y a revaluar posteriormente el promedio anual de concentración de radón en aire. El artículo 75.3 dispone que, si pese a dichas medidas se mantiene la superación, el titular queda sujeto al cumplimiento del artículo 19 del mismo reglamento (revaluación periódica de las concentraciones, estimación de dosis, clasificación de trabajadores y de zonas de radón, y medidas de protección radiológica; apartados 19.2 y 19.3).</w:t>
+      </w:r>
+    </w:p>
+    <w:p>
+      <w:pPr>
+        <w:pStyle w:val="BodyText"/>
+        <w:spacing w:line="360" w:lineRule="auto"/>
+        <w:rPr>
+          <w:rFonts w:ascii="Helvetica LT Std" w:hAnsi="Helvetica LT Std" w:cs="Calibri"/>
+          <w:sz w:val="22"/>
+        </w:rPr>
+      </w:pPr>
+    </w:p>
+    <w:p>
+      <w:pPr>
+        <w:pStyle w:val="BodyText"/>
+        <w:spacing w:line="360" w:lineRule="auto"/>
+        <w:rPr>
+          <w:rFonts w:ascii="Helvetica LT Std" w:hAnsi="Helvetica LT Std" w:cs="Calibri"/>
+          <w:sz w:val="22"/>
+        </w:rPr>
+      </w:pPr>
+      <w:r>
+        <w:rPr>
+          <w:rFonts w:ascii="Helvetica LT Std" w:hAnsi="Helvetica LT Std" w:cs="Calibri"/>
+          <w:sz w:val="22"/>
+        </w:rPr>
+        <w:t xml:space="preserve">El Real Decreto 1217/2024 (Reglamento sobre instalaciones nucleares y radiactivas y otras actividades relacionadas con la exposición a las radiaciones ionizantes, RINR) regula en sus artículos 103 a 105 el régimen de declaración de estas actividades laborales ante el órgano competente de la comunidad autónoma y su inscripción en el Registro de actividades laborales con exposición a la radiación natural, los estudios adicionales a presentar al Consejo de Seguridad Nuclear y la vigilancia de las dosis. </w:t>
+      </w:r>
+    </w:p>
+    <w:p>
+      <w:pPr>
+        <w:pStyle w:val="BodyText"/>
+        <w:spacing w:line="360" w:lineRule="auto"/>
+        <w:rPr>
+          <w:rFonts w:ascii="Helvetica LT Std" w:hAnsi="Helvetica LT Std" w:cs="Calibri"/>
+          <w:sz w:val="22"/>
+        </w:rPr>
+      </w:pPr>
+    </w:p>
+    <w:p>
+      <w:pPr>
+        <w:pStyle w:val="BodyText"/>
+        <w:spacing w:line="360" w:lineRule="auto"/>
+        <w:rPr>
+          <w:rFonts w:ascii="Helvetica LT Std" w:hAnsi="Helvetica LT Std" w:cs="Calibri"/>
+          <w:sz w:val="22"/>
+        </w:rPr>
+      </w:pPr>
+      <w:r>
+        <w:rPr>
+          <w:rFonts w:ascii="Helvetica LT Std" w:hAnsi="Helvetica LT Std" w:cs="Calibri"/>
+          <w:sz w:val="22"/>
+        </w:rPr>
+        <w:t xml:space="preserve">La Instrucción IS-47 del CSN, de obligado cumplimiento, establece la metodología de los estudios de medición de radón y de su actualización. La Instrucción IS-33 (2011), dictada en desarrollo de un reglamento hoy derogado (Real Decreto 783/2001) y con niveles superados por el marco vigente, debe entenderse desplazada en materia de radón por el RPSI, el RINR y la propia IS-47, aunque no ha sido derogada de forma expresa. La sección DB HS6 del Código Técnico de la Edificación (introducida por el Real Decreto 732/2019) define las soluciones constructivas de protección frente al radón, y la Nota Técnica de Prevención </w:t>
         <w:lastRenderedPageBreak/>
-        <w:t>y a revaluar posteriormente el promedio anual de concentración de radón en aire. El artículo 75.3 dispone que, si pese a dichas medidas se mantiene la superación, el titular queda sujeto al cumplimiento del artículo 19 del mismo reglamento (estimación de dosis, clasificación de trabajadores y de zonas, y medidas de protección radiológica).</w:t>
-      </w:r>
-    </w:p>
-    <w:p>
-      <w:pPr>
-        <w:pStyle w:val="BodyText"/>
-        <w:spacing w:line="360" w:lineRule="auto"/>
-        <w:rPr>
-          <w:rFonts w:ascii="Helvetica LT Std" w:hAnsi="Helvetica LT Std" w:cs="Calibri"/>
-          <w:sz w:val="22"/>
-        </w:rPr>
-      </w:pPr>
-    </w:p>
-    <w:p>
-      <w:pPr>
-        <w:pStyle w:val="BodyText"/>
-        <w:spacing w:line="360" w:lineRule="auto"/>
-        <w:rPr>
-          <w:rFonts w:ascii="Helvetica LT Std" w:hAnsi="Helvetica LT Std" w:cs="Calibri"/>
-          <w:sz w:val="22"/>
-        </w:rPr>
-      </w:pPr>
-      <w:r>
-        <w:rPr>
-          <w:rFonts w:ascii="Helvetica LT Std" w:hAnsi="Helvetica LT Std" w:cs="Calibri"/>
-          <w:sz w:val="22"/>
-        </w:rPr>
-        <w:t xml:space="preserve">El Real Decreto 1217/2024 (Reglamento sobre instalaciones nucleares y radiactivas y otras actividades relacionadas con la exposición a las radiaciones ionizantes, RINR) regula en sus artículos 103 y 104 el régimen de declaración de estas actividades laborales ante el órgano competente de la comunidad autónoma, los estudios adicionales a presentar al Consejo de Seguridad Nuclear y la vigilancia de las dosis. </w:t>
-      </w:r>
-    </w:p>
-    <w:p>
-      <w:pPr>
-        <w:pStyle w:val="BodyText"/>
-        <w:spacing w:line="360" w:lineRule="auto"/>
-        <w:rPr>
-          <w:rFonts w:ascii="Helvetica LT Std" w:hAnsi="Helvetica LT Std" w:cs="Calibri"/>
-          <w:sz w:val="22"/>
-        </w:rPr>
-      </w:pPr>
-    </w:p>
-    <w:p>
-      <w:pPr>
-        <w:pStyle w:val="BodyText"/>
-        <w:spacing w:line="360" w:lineRule="auto"/>
-        <w:rPr>
-          <w:rFonts w:ascii="Helvetica LT Std" w:hAnsi="Helvetica LT Std" w:cs="Calibri"/>
-          <w:sz w:val="22"/>
-        </w:rPr>
-      </w:pPr>
-      <w:r>
-        <w:rPr>
-          <w:rFonts w:ascii="Helvetica LT Std" w:hAnsi="Helvetica LT Std" w:cs="Calibri"/>
-          <w:sz w:val="22"/>
-        </w:rPr>
-        <w:t>Las Instrucciones IS-33 e IS-47 del CSN, de obligado cumplimiento, establecen respectivamente los criterios radiológicos de protección frente a la radiación natural y la metodología de los estudios de medición y de su actualización. La sección DB HS6 del Código Técnico de la Edificación (introducida por el Real Decreto 732/2019) define las soluciones constructivas de protección frente al radón, y la Nota Técnica de Prevención NTP 1228 del INSST (2025) desarrolla la gestión preventiva del riesgo. Todo ello en el marco del Plan Nacional contra el Radón y de la Ley 31/1995, de Prevención de Riesgos Laborales, que exige integrar los resultados de estos estudios en la evaluación de riesgos del centro de trabajo.</w:t>
+        <w:t>NTP 1228 del INSST (2025), guía técnica de buenas prácticas sin carácter vinculante, desarrolla la gestión preventiva del riesgo. Todo ello en el marco del Plan Nacional contra el Radón y de la Ley 31/1995, de Prevención de Riesgos Laborales, que exige integrar los resultados de estos estudios en la evaluación de riesgos del centro de trabajo.</w:t>
       </w:r>
     </w:p>
     <w:p>
@@ -1585,15 +1380,7 @@
           <w:rFonts w:ascii="Helvetica LT Std" w:hAnsi="Helvetica LT Std" w:cs="Calibri"/>
           <w:sz w:val="22"/>
         </w:rPr>
-        <w:t xml:space="preserve">selección y ejecución de las medidas de remediación descritas en el apartado 6, comenzando, conforme al principio de optimización, por las de menor coste y complejidad (sellado de vías </w:t>
-      </w:r>
-      <w:r>
-        <w:rPr>
-          <w:rFonts w:ascii="Helvetica LT Std" w:hAnsi="Helvetica LT Std" w:cs="Calibri"/>
-          <w:sz w:val="22"/>
-        </w:rPr>
-        <w:lastRenderedPageBreak/>
-        <w:t>de entrada, mejora de la ventilación) y escalando a soluciones de mayor eficacia (despresurización del terreno, barreras de protección) si resultara necesario. Mientras se ejecutan, pueden adoptarse medidas administrativas transitorias de reducción de la exposición (apartado 6.3).</w:t>
+        <w:t>selección y ejecución de las medidas de remediación descritas en el apartado 6, comenzando, conforme al principio de optimización, por las de menor coste y complejidad (sellado de vías de entrada, mejora de la ventilación) y escalando a soluciones de mayor eficacia (despresurización del terreno, barreras de protección) si resultara necesario. Mientras se ejecutan, pueden adoptarse medidas administrativas transitorias de reducción de la exposición (apartado 6.3).</w:t>
       </w:r>
     </w:p>
     <w:p>
@@ -1632,7 +1419,7 @@
           <w:rFonts w:ascii="Helvetica LT Std" w:hAnsi="Helvetica LT Std" w:cs="Calibri"/>
           <w:sz w:val="22"/>
         </w:rPr>
-        <w:t>una vez implantadas las medidas, revaluación del promedio anual de concentración de radón en las zonas afectadas conforme a la Instrucción IS-47: detectores pasivos suministrados y analizados por un laboratorio acreditado según la norma UNE-EN ISO/IEC 17025, con un periodo de exposición mínimo de tres meses comprendido entre el 1 de octubre y el 31 de mayo (o a lo largo de un año natural), manteniendo los sistemas de protección instalados en su régimen habitual de funcionamiento.</w:t>
+        <w:t>una vez implantadas las medidas, revaluación del promedio anual de concentración de radón en las zonas afectadas conforme a la Instrucción IS-47 (artículos cuarto y quinto): detectores suministrados y analizados por un laboratorio acreditado según la norma UNE-EN ISO/IEC 17025, con un periodo de exposición mínimo de tres meses —no necesariamente consecutivos— comprendido entre el 1 de octubre y el 31 de mayo (o a lo largo de un año natural, en periodos de duración máxima trimestral), manteniendo los sistemas de protección instalados en su régimen habitual de funcionamiento. Si las medidas ejecutadas comportan obras o transformaciones que puedan afectar de manera significativa a las concentraciones, las mediciones deberán iniciarse en el plazo máximo de seis meses desde su finalización (artículo sexto.2 de la IS-47).</w:t>
       </w:r>
     </w:p>
     <w:p>
@@ -1671,7 +1458,9 @@
           <w:rFonts w:ascii="Helvetica LT Std" w:hAnsi="Helvetica LT Std" w:cs="Calibri"/>
           <w:sz w:val="22"/>
         </w:rPr>
-        <w:t>si tras las medidas correctoras se mantuviera la superación del nivel de referencia en alguna zona, serán de aplicación las obligaciones descritas en el apartado 7.4 (estimación de dosis, declaración ante la Administración y, en su caso, medidas de protección radiológica).</w:t>
+        <w:t xml:space="preserve">si tras las medidas correctoras se mantuviera la superación del nivel de referencia en alguna zona, serán de aplicación las obligaciones descritas en el apartado 7.4 (estimación de </w:t>
+        <w:lastRenderedPageBreak/>
+        <w:t>dosis, declaración ante la Administración y, en su caso, medidas de protección radiológica).</w:t>
       </w:r>
     </w:p>
     <w:p>
@@ -1723,7 +1512,7 @@
           <w:rFonts w:ascii="Helvetica LT Std" w:hAnsi="Helvetica LT Std" w:cs="Calibri"/>
           <w:sz w:val="22"/>
         </w:rPr>
-        <w:t>Las medidas de remediación están destinadas, en primer lugar, a evitar la entrada del radón en el lugar de trabajo y, en segundo lugar, a evitar su acumulación. El catálogo que sigue se basa en la sección DB HS6 del Código Técnico de la Edificación, en su Guía de rehabilitación frente al radón y en la NTP 1228 del INSST. La eficacia de cada solución depende de las vías de entrada existentes y de las características constructivas del edificio, por lo que es habitual combinar varias de ellas.</w:t>
+        <w:t>Las medidas de remediación están destinadas, en primer lugar, a evitar la entrada del radón en el lugar de trabajo y, en segundo lugar, a evitar su acumulación. El catálogo que sigue se basa en la sección DB HS6 del Código Técnico de la Edificación, en su Guía de rehabilitación frente al radón y en la NTP 1228 del INSST. La eficacia de cada solución depende de las vías de entrada existentes y de las características constructivas del edificio, por lo que es habitual combinar varias de ellas. Para intervenciones en edificios existentes con mediciones disponibles, el DB HS6 (apartado 3.4) gradúa la respuesta: con valores entre una y dos veces el nivel de referencia (300–600 Bq/m³) se adoptarán las soluciones previstas para los municipios de zona I; con valores superiores al doble del nivel de referencia (más de 600 Bq/m³), las previstas para los municipios de zona II.</w:t>
       </w:r>
     </w:p>
     <w:p>
@@ -1836,7 +1625,7 @@
           <w:rFonts w:ascii="Helvetica LT Std" w:hAnsi="Helvetica LT Std" w:cs="Calibri"/>
           <w:sz w:val="22"/>
         </w:rPr>
-        <w:t>elemento continuo que limita el paso de los gases provenientes del terreno. El CTE DB HS6 considera válidas las barreras tipo lámina con un coeficiente de difusión frente al radón inferior a 10</w:t>
+        <w:t>elemento continuo que limita el paso de los gases provenientes del terreno. El CTE DB HS6 (apartado 3.1.1) considera válidas, sin necesidad de cálculo, las barreras tipo lámina con un coeficiente de difusión frente al radón menor que 10</w:t>
       </w:r>
       <w:r>
         <w:rPr>
@@ -1891,7 +1680,7 @@
           <w:rFonts w:ascii="Helvetica LT Std" w:hAnsi="Helvetica LT Std" w:cs="Calibri"/>
           <w:sz w:val="22"/>
         </w:rPr>
-        <w:t>instalación de puertas estancas entre los locales ocupados y los espacios en contacto con el terreno (sótanos, cuartos de instalaciones, huecos de ascensor).</w:t>
+        <w:t>instalación de puertas estancas entre los locales ocupados y los espacios en contacto con el terreno (sótanos, cuartos de instalaciones, huecos de ascensor); cuando interrumpan la continuidad de la barrera de protección deberán, además, disponer de mecanismo de cierre automático (apartado 3.1.1 del DB HS6).</w:t>
       </w:r>
     </w:p>
     <w:p>
@@ -1948,6 +1737,7 @@
           <w:bCs/>
           <w:sz w:val="22"/>
         </w:rPr>
+        <w:lastRenderedPageBreak/>
         <w:t>6.2. Medidas de ventilación y extracción</w:t>
       </w:r>
     </w:p>
@@ -2070,7 +1860,7 @@
           <w:rFonts w:ascii="Helvetica LT Std" w:hAnsi="Helvetica LT Std" w:cs="Calibri"/>
           <w:sz w:val="22"/>
         </w:rPr>
-        <w:t>sistema, pasivo o con extractor mecánico, que mediante arquetas o pozos de captación bajo la solera y conductos de evacuación extrae el gas del terreno y lo expulsa al exterior por encima de la cubierta. Es, con carácter general, la solución más eficaz ante superaciones elevadas, y es una de las soluciones de referencia que el CTE DB HS6 establece para los municipios de Zona II, junto con la barrera de protección.</w:t>
+        <w:t>sistema, pasivo o con extractor mecánico, que mediante arquetas o pozos de captación bajo la solera y conductos de evacuación extrae el gas del terreno y lo expulsa al exterior por encima de la cubierta. Es, con carácter general, la solución más eficaz ante superaciones elevadas, y es uno de los dos sistemas adicionales que el CTE DB HS6 (apartado 3.1.b) exige combinar con la barrera de protección en los municipios de zona II (el otro es el espacio de contención ventilado).</w:t>
       </w:r>
     </w:p>
     <w:p>
@@ -2097,8 +1887,7 @@
           <w:rFonts w:ascii="Helvetica LT Std" w:hAnsi="Helvetica LT Std" w:cs="Calibri"/>
           <w:sz w:val="22"/>
         </w:rPr>
-        <w:lastRenderedPageBreak/>
-        <w:t>Conforme al artículo 103 del RINR, el diseño y la implantación de las medidas de carácter no constructivo o mecánico deberán ser realizados por el Servicio de Protección Radiológica de la empresa o por una Unidad Técnica de Protección Radiológica (UTPR) especializada en radiación natural, mientras que el diseño de las medidas de tipo constructivo queda reservado a profesionales con la habilitación correspondiente para elaborar proyectos técnicos de edificación.</w:t>
+        <w:t>Conforme al artículo 103.4 del RINR, antes de presentar la declaración el titular deberá haber encomendado el diseño y la implantación de las acciones correctoras a una Unidad Técnica de Protección Radiológica (UTPR) o a un Servicio de Protección Radiológica autorizados por el CSN para prestar asesoramiento técnico en materia de radiación natural; dichas acciones contemplarán, entre otras, medidas no constructivas o, en su defecto, el control de la exposición o de las dosis de acuerdo con el principio de optimización. Cuando proceda ejecutar soluciones constructivas, el estudio deberá incluir además un informe emitido por un profesional competente habilitado para realizar proyectos técnicos de edificación.</w:t>
       </w:r>
     </w:p>
     <w:p>
@@ -2249,7 +2038,7 @@
           <w:rFonts w:ascii="Helvetica LT Std" w:hAnsi="Helvetica LT Std" w:cs="Calibri"/>
           <w:sz w:val="22"/>
         </w:rPr>
-        <w:t>Uso de equipos de protección individual: el CSN señala que diversos estudios científicos avalan la eficacia de las mascarillas filtrantes FFP2 y FFP3 para disminuir las dosis debidas al radón.</w:t>
+        <w:t>Uso de equipos de protección individual: el CSN señala que el uso de mascarillas filtrantes puede contribuir a reducir las dosis debidas al radón. Su selección y utilización (por ejemplo, mascarillas autofiltrantes frente a partículas FFP2/FFP3) se ajustará al Real Decreto 773/1997, como medida complementaria y de último recurso (artículo 17 de la Ley 31/1995), sin sustituir en ningún caso a las medidas de remediación.</w:t>
       </w:r>
     </w:p>
     <w:p>
@@ -2397,15 +2186,7 @@
           <w:rFonts w:ascii="Helvetica LT Std" w:hAnsi="Helvetica LT Std" w:cs="Calibri"/>
           <w:sz w:val="22"/>
         </w:rPr>
-        <w:t xml:space="preserve">Conforme al artículo octavo de la Instrucción IS-47, el titular debe informar a las personas trabajadoras, o a sus representantes, de los resultados obtenidos en el estudio y, al </w:t>
-      </w:r>
-      <w:r>
-        <w:rPr>
-          <w:rFonts w:ascii="Helvetica LT Std" w:hAnsi="Helvetica LT Std" w:cs="Calibri"/>
-          <w:sz w:val="22"/>
-        </w:rPr>
-        <w:lastRenderedPageBreak/>
-        <w:t>haberse registrado zonas con promedios superiores a 300 Bq/m³, consultarles sobre las posibles medidas de remediación o de reducción de las exposiciones. El presente informe debe integrarse en la evaluación de riesgos laborales del centro (artículo 19.1 del RPSI y Ley 31/1995) y permanecer a disposición de las personas trabajadoras, de la inspección del CSN, de la Inspección de Trabajo y Seguridad Social y de las demás administraciones competentes.</w:t>
+        <w:t>Conforme al artículo octavo de la Instrucción IS-47, el titular debe informar a las personas trabajadoras, o a sus representantes, de los resultados obtenidos en el estudio y, al haberse registrado zonas con promedios superiores a 300 Bq/m³, consultarles sobre las posibles medidas de remediación o de reducción de las exposiciones. El presente informe debe integrarse en la evaluación de riesgos laborales del centro (artículo 19.1 del RPSI y Ley 31/1995) y permanecer a disposición de las personas trabajadoras, de la inspección del CSN, de la Inspección de Trabajo y Seguridad Social, de las autoridades sanitarias y de las demás administraciones competentes (artículo séptimo de la Instrucción IS-47 y artículo 76.3 del RPSI).</w:t>
       </w:r>
     </w:p>
     <w:p>
@@ -2453,7 +2234,9 @@
           <w:rFonts w:ascii="Helvetica LT Std" w:hAnsi="Helvetica LT Std" w:cs="Calibri"/>
           <w:sz w:val="22"/>
         </w:rPr>
-        <w:t>Tras la implantación de las medidas correctoras deberá revaluarse el promedio anual de concentración de radón (artículo 75.2 del RPSI). Además, conforme al artículo sexto de la Instrucción IS-47, al haberse detectado valores superiores a 300 Bq/m³, los estudios de medición deberán actualizarse cada cinco años (en lugar de cada diez), frecuencia que también se aplica mientras sea necesario mantener en funcionamiento sistemas activos de protección. Cada actualización incluirá al menos un tercio de los puntos del estudio inicial, priorizando las ubicaciones con resultados más elevados y todas aquellas que hayan superado los 300 Bq/m³ en cualquiera de las dos últimas actualizaciones. Asimismo, si se realizan obras o transformaciones que puedan afectar a las concentraciones de radón (reducción de la renovación de aire, modificación del contacto con el terreno), deberá iniciarse una nueva medición en el plazo máximo de seis meses tras su finalización.</w:t>
+        <w:t xml:space="preserve">Tras la implantación de las medidas correctoras deberá revaluarse el promedio anual de concentración de radón (artículo 75.2 del RPSI). Además, conforme al artículo sexto de la Instrucción IS-47, al haberse detectado valores superiores a 300 Bq/m³, los estudios de medición deberán actualizarse cada cinco años (en lugar de cada diez), frecuencia que también se aplica mientras sea necesario mantener en funcionamiento sistemas activos de protección. Cada actualización incluirá al menos un tercio de los puntos del estudio inicial, priorizando las ubicaciones con resultados más elevados y todas aquellas </w:t>
+        <w:lastRenderedPageBreak/>
+        <w:t>que hayan superado los 300 Bq/m³ en cualquiera de las dos últimas actualizaciones. Asimismo, si se realizan obras o transformaciones que puedan afectar a las concentraciones de radón (reducción de la renovación de aire, modificación del contacto con el terreno), deberá iniciarse una nueva medición en el plazo máximo de seis meses tras su finalización.</w:t>
       </w:r>
     </w:p>
     <w:p>
@@ -2501,7 +2284,7 @@
           <w:rFonts w:ascii="Helvetica LT Std" w:hAnsi="Helvetica LT Std" w:cs="Calibri"/>
           <w:sz w:val="22"/>
         </w:rPr>
-        <w:t>El artículo 103 del RINR establece el régimen de declaración de las actividades laborales con especial exposición al radón ante el órgano competente de la comunidad autónoma, que da lugar a la inscripción en el Registro de actividades laborales con exposición a la radiación natural:</w:t>
+        <w:t>Los artículos 103 y 105 del RINR establecen el régimen de declaración de las actividades laborales con especial exposición al radón ante el órgano competente de la comunidad autónoma y su inscripción en el Registro de actividades laborales con exposición a la radiación natural:</w:t>
       </w:r>
     </w:p>
     <w:p>
@@ -2532,7 +2315,7 @@
           <w:rFonts w:ascii="Helvetica LT Std" w:hAnsi="Helvetica LT Std" w:cs="Calibri"/>
           <w:sz w:val="22"/>
         </w:rPr>
-        <w:t>Si tras las medidas correctoras todas las zonas presentan promedios inferiores a 300 Bq/m³, el titular queda exento de presentar la declaración.</w:t>
+        <w:t>Si tras las medidas correctoras todas las zonas presentan promedios inferiores a 300 Bq/m³, el titular queda exento de presentar la declaración (artículo 103.2 in fine).</w:t>
       </w:r>
     </w:p>
     <w:p>
@@ -2563,7 +2346,7 @@
           <w:rFonts w:ascii="Helvetica LT Std" w:hAnsi="Helvetica LT Std" w:cs="Calibri"/>
           <w:sz w:val="22"/>
         </w:rPr>
-        <w:t>Si en alguna zona el promedio se mantiene entre 300 y 1.000 Bq/m³, el plazo para presentar la declaración es de un año desde la fecha de emisión del informe de resultados.</w:t>
+        <w:t>Si en alguna zona el promedio se mantiene entre 300 y 1.000 Bq/m³, el plazo para presentar la declaración es de un año natural desde la fecha que conste en el informe de resultados de las mediciones; si durante ese año se ejecutan acciones correctoras de tipo constructivo o mecánico, el plazo se amplía un año adicional contado desde la finalización de dichas acciones (artículo 103.2).</w:t>
       </w:r>
     </w:p>
     <w:p>
@@ -2593,8 +2376,7 @@
           <w:rFonts w:ascii="Helvetica LT Std" w:hAnsi="Helvetica LT Std" w:cs="Calibri"/>
           <w:sz w:val="22"/>
         </w:rPr>
-        <w:lastRenderedPageBreak/>
-        <w:t>Si en alguna zona el promedio supera los 1.000 Bq/m³, el plazo se reduce a un mes desde la fecha de emisión del informe de resultados, y procede además implantar con carácter inmediato acciones de reducción de la exposición de las personas trabajadoras.</w:t>
+        <w:t>Si en alguna zona el promedio supera los 1.000 Bq/m³, la declaración deberá presentarse en el plazo de un mes desde la fecha que conste en el informe de resultados de las mediciones, con independencia de que se hayan iniciado o no acciones correctoras (artículo 103.3).</w:t>
       </w:r>
     </w:p>
     <w:p>
@@ -2699,7 +2481,9 @@
           <w:rFonts w:ascii="Helvetica LT Std" w:hAnsi="Helvetica LT Std" w:cs="Calibri"/>
           <w:sz w:val="22"/>
         </w:rPr>
-        <w:t>una UTPR especializada en radiación natural (o el Servicio de Protección Radiológica de la empresa) estimará las dosis efectivas anuales que puedan recibir las personas trabajadoras antes y después de la implantación de las medidas correctoras (artículo 103.4 del RINR). El informe de dosis deberá presentarse al CSN en el plazo máximo de un mes desde su emisión.</w:t>
+        <w:t xml:space="preserve">una UTPR especializada en radiación natural (o el Servicio de Protección Radiológica de la empresa) estimará las dosis efectivas anuales que puedan recibir las personas trabajadoras antes y después de la implantación </w:t>
+        <w:lastRenderedPageBreak/>
+        <w:t>de las medidas correctoras (artículo 103.4 del RINR). Este informe —que documenta también el diseño e implantación de las acciones correctoras— deberá ser presentado al CSN por el titular en el plazo máximo de un mes desde su fecha de emisión.</w:t>
       </w:r>
     </w:p>
     <w:p>
@@ -2739,7 +2523,7 @@
           <w:rFonts w:ascii="Helvetica LT Std" w:hAnsi="Helvetica LT Std" w:cs="Calibri"/>
           <w:sz w:val="22"/>
         </w:rPr>
-        <w:t>la situación se mantendrá bajo revisión, verificando periódicamente que no se producen cambios en los factores que influyen en las dosis (tiempos de permanencia y concentraciones), sin necesidad de medidas adicionales de protección radiológica.</w:t>
+        <w:t>la situación se mantendrá bajo revisión, revaluando las concentraciones con la periodicidad que establece el CSN (artículo 19.2.a del RPSI; cada cinco años conforme al artículo sexto de la Instrucción IS-47) y verificando que no se producen cambios en los factores que influyen en las dosis (tiempos de permanencia y concentraciones), sin necesidad de medidas adicionales de protección radiológica.</w:t>
       </w:r>
     </w:p>
     <w:p>
@@ -2788,7 +2572,7 @@
           <w:rFonts w:ascii="Helvetica LT Std" w:hAnsi="Helvetica LT Std" w:cs="Calibri"/>
           <w:sz w:val="22"/>
         </w:rPr>
-        <w:t>las personas trabajadoras afectadas deberán clasificarse como trabajadores expuestos al radón, y las zonas correspondientes deberán clasificarse y señalizarse como zonas de radón conforme a la norma UNE 73001:2023. Procederá aplicar medidas de protección radiológica (vigilancia radiológica del lugar de trabajo, vigilancia individual de las dosis, vigilancia sanitaria y formación e información de las personas trabajadoras) bajo el diseño y la supervisión de una UTPR, conforme a los artículos de aplicación del RPSI y a la vigilancia de dosis del artículo 104 del RINR.</w:t>
+        <w:t>las personas trabajadoras afectadas deberán clasificarse como trabajadores expuestos al radón (artículo 19.2.c del RPSI), y las zonas correspondientes deberán clasificarse y señalizarse como zonas de radón (artículo 19.2.d), pudiendo utilizarse el distintivo de la norma UNE 73001:2023. Procederá aplicar medidas de protección radiológica (vigilancia radiológica del lugar de trabajo, vigilancia individual de las dosis, vigilancia sanitaria y formación e información de las personas trabajadoras) bajo el diseño y la supervisión de una UTPR especializada en radiación natural, conforme al artículo 19.3 del RPSI y a la vigilancia de dosis del artículo 104 del RINR: deberá elaborarse un Programa de vigilancia de las dosis por exposición al radón y remitirse al CSN en el plazo de seis meses desde la recepción del informe del artículo 103.4, así como remitir anualmente al CSN (dentro del primer semestre) la información de dosis para su incorporación al Banco Dosimétrico Nacional (artículo 104.1).</w:t>
       </w:r>
     </w:p>
     <w:p>
@@ -2828,15 +2612,7 @@
           <w:rFonts w:ascii="Helvetica LT Std" w:hAnsi="Helvetica LT Std" w:cs="Calibri"/>
           <w:sz w:val="22"/>
         </w:rPr>
-        <w:t xml:space="preserve">en ningún caso la suma de las exposiciones ocupacionales podrá superar los 20 mSv por año oficial; las situaciones que puedan aproximarse </w:t>
-      </w:r>
-      <w:r>
-        <w:rPr>
-          <w:rFonts w:ascii="Helvetica LT Std" w:hAnsi="Helvetica LT Std" w:cs="Calibri"/>
-          <w:sz w:val="22"/>
-        </w:rPr>
-        <w:lastRenderedPageBreak/>
-        <w:t>a este límite exigen acciones inmediatas, como la reubicación de la persona trabajadora.</w:t>
+        <w:t>en ningún caso podrá superarse el límite de dosis efectiva de 20 mSv por año oficial aplicable a los trabajadores expuestos (artículo 11.1 del RPSI). Si alguna persona trabajadora pudiera recibir dosis anuales superiores a 20 mSv debidas al radón, deberán adoptarse acciones con carácter inmediato, incluida, si fuera preciso, su reubicación (artículo 104.2 del RINR).</w:t>
       </w:r>
     </w:p>
     <w:p>
@@ -2968,38 +2744,59 @@
           <w:rFonts w:ascii="Helvetica LT Std" w:hAnsi="Helvetica LT Std" w:cs="Calibri"/>
           <w:sz w:val="22"/>
         </w:rPr>
-        <w:t>H</w:t>
-      </w:r>
-      <w:r>
-        <w:rPr>
-          <w:rFonts w:ascii="Helvetica LT Std" w:hAnsi="Helvetica LT Std" w:cs="Calibri"/>
-          <w:sz w:val="22"/>
-        </w:rPr>
-        <w:t>elena Hernández Martín</w:t>
-      </w:r>
-    </w:p>
-    <w:p>
-      <w:pPr>
-        <w:pStyle w:val="BodyText"/>
-        <w:spacing w:line="360" w:lineRule="auto"/>
-        <w:rPr>
-          <w:rFonts w:ascii="Helvetica LT Std" w:hAnsi="Helvetica LT Std" w:cs="Calibri"/>
-          <w:sz w:val="22"/>
-        </w:rPr>
-      </w:pPr>
-      <w:r>
-        <w:rPr>
-          <w:rFonts w:ascii="Helvetica LT Std" w:hAnsi="Helvetica LT Std" w:cs="Calibri"/>
-          <w:sz w:val="22"/>
-        </w:rPr>
-        <w:t>G</w:t>
-      </w:r>
-      <w:r>
-        <w:rPr>
-          <w:rFonts w:ascii="Helvetica LT Std" w:hAnsi="Helvetica LT Std" w:cs="Calibri"/>
-          <w:sz w:val="22"/>
-        </w:rPr>
-        <w:t>raduada en Ciencias Ambientales por la Universidad de Córdoba</w:t>
+        <w:t>Helena Hernández Martín</w:t>
+      </w:r>
+    </w:p>
+    <w:p>
+      <w:pPr>
+        <w:pStyle w:val="BodyText"/>
+        <w:spacing w:line="312" w:lineRule="auto"/>
+        <w:rPr>
+          <w:rFonts w:ascii="Helvetica LT Std" w:hAnsi="Helvetica LT Std" w:cs="Calibri"/>
+          <w:sz w:val="22"/>
+        </w:rPr>
+      </w:pPr>
+      <w:r>
+        <w:rPr>
+          <w:rFonts w:ascii="Helvetica LT Std" w:hAnsi="Helvetica LT Std" w:cs="Calibri"/>
+          <w:sz w:val="22"/>
+        </w:rPr>
+        <w:lastRenderedPageBreak/>
+        <w:t>78649518Y</w:t>
+      </w:r>
+    </w:p>
+    <w:p>
+      <w:pPr>
+        <w:pStyle w:val="BodyText"/>
+        <w:spacing w:line="312" w:lineRule="auto"/>
+        <w:rPr>
+          <w:rFonts w:ascii="Helvetica LT Std" w:hAnsi="Helvetica LT Std" w:cs="Calibri"/>
+          <w:sz w:val="22"/>
+        </w:rPr>
+      </w:pPr>
+      <w:r>
+        <w:rPr>
+          <w:rFonts w:ascii="Helvetica LT Std" w:hAnsi="Helvetica LT Std" w:cs="Calibri"/>
+          <w:sz w:val="22"/>
+        </w:rPr>
+        <w:t>Estudios del Terreno, S.L.</w:t>
+      </w:r>
+    </w:p>
+    <w:p>
+      <w:pPr>
+        <w:pStyle w:val="BodyText"/>
+        <w:spacing w:line="360" w:lineRule="auto"/>
+        <w:rPr>
+          <w:rFonts w:ascii="Helvetica LT Std" w:hAnsi="Helvetica LT Std" w:cs="Calibri"/>
+          <w:sz w:val="22"/>
+        </w:rPr>
+      </w:pPr>
+      <w:r>
+        <w:rPr>
+          <w:rFonts w:ascii="Helvetica LT Std" w:hAnsi="Helvetica LT Std" w:cs="Calibri"/>
+          <w:sz w:val="22"/>
+        </w:rPr>
+        <w:t>Graduada en Ciencias Ambientales por la Universidad de Córdoba</w:t>
       </w:r>
     </w:p>
     <w:p>
@@ -3941,7 +3738,7 @@
                                   <w:sz w:val="32"/>
                                   <w:szCs w:val="40"/>
                                 </w:rPr>
-                                <w:t>ESTUDIOS DEL TERRENO S.L.</w:t>
+                                <w:t>{CLIENTE}</w:t>
                               </w:r>
                             </w:sdtContent>
                           </w:sdt>
@@ -4117,7 +3914,7 @@
               <v:stroke joinstyle="miter"/>
               <v:path gradientshapeok="t" o:connecttype="rect"/>
             </v:shapetype>
-            <v:shape id="Cuadro de texto 11" o:spid="_x0000_s1026" type="#_x0000_t202" style="position:absolute;left:0;text-align:left;margin-left:97pt;margin-top:318.95pt;width:351.6pt;height:263.1pt;z-index:251666944;visibility:visible;mso-wrap-style:square;mso-width-percent:0;mso-height-percent:0;mso-wrap-distance-left:9pt;mso-wrap-distance-top:0;mso-wrap-distance-right:9pt;mso-wrap-distance-bottom:0;mso-position-horizontal:absolute;mso-position-horizontal-relative:margin;mso-position-vertical:absolute;mso-position-vertical-relative:text;mso-width-percent:0;mso-height-percent:0;mso-width-relative:page;mso-height-relative:page;v-text-anchor:top" o:gfxdata="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" filled="f" stroked="f">
+            <v:shape id="Cuadro de texto 11" o:spid="_x0000_s1026" type="#_x0000_t202" style="position:absolute;left:0;text-align:left;margin-left:97pt;margin-top:318.95pt;width:351.6pt;height:263.1pt;z-index:251666944;visibility:visible;mso-wrap-style:square;mso-width-percent:0;mso-height-percent:0;mso-wrap-distance-left:9pt;mso-wrap-distance-top:0;mso-wrap-distance-right:9pt;mso-wrap-distance-bottom:0;mso-position-horizontal:absolute;mso-position-horizontal-relative:margin;mso-position-vertical:absolute;mso-position-vertical-relative:text;mso-width-percent:0;mso-height-percent:0;mso-width-relative:page;mso-height-relative:page;v-text-anchor:top" o:gfxdata="UEsDBBQABgAIAAAAIQC2gziS/gAAAOEBAAATAAAAW0NvbnRlbnRfVHlwZXNdLnhtbJSRQU7DMBBF 90jcwfIWJU67QAgl6YK0S0CoHGBkTxKLZGx5TGhvj5O2G0SRWNoz/78nu9wcxkFMGNg6quQqL6RA 0s5Y6ir5vt9lD1JwBDIwOMJKHpHlpr69KfdHjyxSmriSfYz+USnWPY7AufNIadK6MEJMx9ApD/oD OlTrorhX2lFEilmcO2RdNtjC5xDF9pCuTyYBB5bi6bQ4syoJ3g9WQ0ymaiLzg5KdCXlKLjvcW893 SUOqXwnz5DrgnHtJTxOsQfEKIT7DmDSUCaxw7Rqn8787ZsmRM9e2VmPeBN4uqYvTtW7jvijg9N/y JsXecLq0q+WD6m8AAAD//wMAUEsDBBQABgAIAAAAIQA4/SH/1gAAAJQBAAALAAAAX3JlbHMvLnJl bHOkkMFqwzAMhu+DvYPRfXGawxijTi+j0GvpHsDYimMaW0Yy2fr2M4PBMnrbUb/Q94l/f/hMi1qR JVI2sOt6UJgd+ZiDgffL8ekFlFSbvV0oo4EbChzGx4f9GRdb25HMsYhqlCwG5lrLq9biZkxWOiqY 22YiTra2kYMu1l1tQD30/bPm3wwYN0x18gb45AdQl1tp5j/sFB2T0FQ7R0nTNEV3j6o9feQzro1i OWA14Fm+Q8a1a8+Bvu/d/dMb2JY5uiPbhG/ktn4cqGU/er3pcvwCAAD//wMAUEsDBBQABgAIAAAA IQDbpX454AEAAKIDAAAOAAAAZHJzL2Uyb0RvYy54bWysU9uO0zAQfUfiHyy/0zRtukDUdLXsahHS cpEWPsBx7MQi8Zix26R8PWOn2y3whnix7JnJmXPOTLbX09Czg0JvwFY8Xyw5U1ZCY2xb8W9f71+9 4cwHYRvRg1UVPyrPr3cvX2xHV6oVdNA3ChmBWF+OruJdCK7MMi87NQi/AKcsJTXgIAI9sc0aFCOh D322Wi6vshGwcQhSeU/RuznJdwlfayXDZ629CqyvOHEL6cR01vHMdltRtihcZ+SJhvgHFoMwlpqe oe5EEGyP5i+owUgEDzosJAwZaG2kShpITb78Q81jJ5xKWsgc7842+f8HKz8dHt0XZGF6BxMNMInw 7gHkd88s3HbCtuoGEcZOiYYa59GybHS+PH0arfaljyD1+BEaGrLYB0hAk8YhukI6GaHTAI5n09UU mKRgUVxt1itKScqt10W+2axSD1E+fe7Qh/cKBhYvFUeaaoIXhwcfIh1RPpXEbhbuTd+nyfb2twAV xkiiHxnP3MNUT1QdZdTQHEkIwrwotNh06QB/cjbSklTc/9gLVJz1HyyZ8TYvirhV6VFsXkcZeJmp LzPCSoKqeOBsvt6GeRP3Dk3bUafZfgs3ZKA2SdozqxNvWoSk+LS0cdMu36nq+dfa/QIAAP//AwBQ SwMEFAAGAAgAAAAhAOTgyOnfAAAADAEAAA8AAABkcnMvZG93bnJldi54bWxMj8FOwzAQRO9I/IO1 SNyonRLSJsSpEIgriEIrcXPjbRIRr6PYbcLfs5zgOJrRzJtyM7tenHEMnScNyUKBQKq97ajR8PH+ fLMGEaIha3pPqOEbA2yqy4vSFNZP9IbnbWwEl1AojIY2xqGQMtQtOhMWfkBi7+hHZyLLsZF2NBOX u14ulcqkMx3xQmsGfGyx/tqenIbdy/Fzn6rX5sndDZOflSSXS62vr+aHexAR5/gXhl98RoeKmQ7+ RDaInnWe8peoIbtd5SA4sc5XSxAHtpIsTUBWpfx/ovoBAAD//wMAUEsBAi0AFAAGAAgAAAAhALaD OJL+AAAA4QEAABMAAAAAAAAAAAAAAAAAAAAAAFtDb250ZW50X1R5cGVzXS54bWxQSwECLQAUAAYA CAAAACEAOP0h/9YAAACUAQAACwAAAAAAAAAAAAAAAAAvAQAAX3JlbHMvLnJlbHNQSwECLQAUAAYA CAAAACEA26V+OeABAACiAwAADgAAAAAAAAAAAAAAAAAuAgAAZHJzL2Uyb0RvYy54bWxQSwECLQAU AAYACAAAACEA5ODI6d8AAAAMAQAADwAAAAAAAAAAAAAAAAA6BAAAZHJzL2Rvd25yZXYueG1sUEsF BgAAAAAEAAQA8wAAAEYFAAAAAA== " filled="f" stroked="f">
               <v:textbox>
                 <w:txbxContent>
                   <w:p>
@@ -4172,7 +3969,7 @@
                             <w:sz w:val="32"/>
                             <w:szCs w:val="40"/>
                           </w:rPr>
-                          <w:t>ESTUDIOS DEL TERRENO S.L.</w:t>
+                          <w:t>{CLIENTE}</w:t>
                         </w:r>
                       </w:sdtContent>
                     </w:sdt>
@@ -6447,8 +6244,10 @@
     <w:rsid w:val="00690D87"/>
     <w:rsid w:val="007921F0"/>
     <w:rsid w:val="008645FF"/>
+    <w:rsid w:val="00994D19"/>
     <w:rsid w:val="009B3DC3"/>
     <w:rsid w:val="00E11C8C"/>
+    <w:rsid w:val="00F309C3"/>
     <w:rsid w:val="00FD7AAD"/>
   </w:rsids>
   <m:mathPr>

--- a/plantilla-informe-positivo.docx
+++ b/plantilla-informe-positivo.docx
@@ -213,23 +213,7 @@
           <w:rFonts w:ascii="Helvetica LT Std" w:hAnsi="Helvetica LT Std" w:cs="Calibri"/>
           <w:sz w:val="22"/>
         </w:rPr>
-        <w:t xml:space="preserve">En el Real Decreto 1029/2022, de 20 de diciembre, se aprobó el Reglamento sobre protección de la salud contra los riesgos derivados de la exposición a las radiaciones ionizantes (RPSI), que establece para el radón en recintos cerrados un nivel de referencia de 300 </w:t>
-      </w:r>
-      <w:proofErr w:type="spellStart"/>
-      <w:r>
-        <w:rPr>
-          <w:rFonts w:ascii="Helvetica LT Std" w:hAnsi="Helvetica LT Std" w:cs="Calibri"/>
-          <w:sz w:val="22"/>
-        </w:rPr>
-        <w:t>becquerelios</w:t>
-      </w:r>
-      <w:proofErr w:type="spellEnd"/>
-      <w:r>
-        <w:rPr>
-          <w:rFonts w:ascii="Helvetica LT Std" w:hAnsi="Helvetica LT Std" w:cs="Calibri"/>
-          <w:sz w:val="22"/>
-        </w:rPr>
-        <w:t xml:space="preserve"> por metro cúbico (Bq/m³), en términos de promedio anual de concentración en aire (artículo 72.a). El nivel de referencia no es un límite que no pueda rebasarse, sino el valor por encima del cual se considera inapropiado permitir que se produzcan exposiciones y que obliga a actuar (artículo 4.58). En concreto,</w:t>
+        <w:t>En el Real Decreto 1029/2022, de 20 de diciembre, se aprobó el Reglamento sobre protección de la salud contra los riesgos derivados de la exposición a las radiaciones ionizantes (RPSI), que establece para el radón en recintos cerrados un nivel de referencia de 300 becquerelios por metro cúbico (Bq/m³), en términos de promedio anual de concentración en aire (artículo 72.a). El nivel de referencia no es un límite que no pueda rebasarse, sino el valor por encima del cual se considera inapropiado permitir que se produzcan exposiciones y que obliga a actuar (artículo 4.58). En concreto,</w:t>
       </w:r>
     </w:p>
     <w:p>
@@ -247,23 +231,7 @@
           <w:sz w:val="22"/>
         </w:rPr>
         <w:lastRenderedPageBreak/>
-        <w:t>el reglamento incluye en su ámbito de aplicación la exposición de trabajadores o de miembros del público al radón en recintos cerrados (artículo 2.1.c</w:t>
-      </w:r>
-      <w:proofErr w:type="gramStart"/>
-      <w:r>
-        <w:rPr>
-          <w:rFonts w:ascii="Helvetica LT Std" w:hAnsi="Helvetica LT Std" w:cs="Calibri"/>
-          <w:sz w:val="22"/>
-        </w:rPr>
-        <w:t>).3.º</w:t>
-      </w:r>
-      <w:proofErr w:type="gramEnd"/>
-      <w:r>
-        <w:rPr>
-          <w:rFonts w:ascii="Helvetica LT Std" w:hAnsi="Helvetica LT Std" w:cs="Calibri"/>
-          <w:sz w:val="22"/>
-        </w:rPr>
-        <w:t>) y establece en su artículo 75.1 la obligación de estimar el promedio anual de concentración de radón en aire en los lugares de trabajo afectados, entre ellos todos los situados en planta baja o bajo rasante de los términos municipales de actuación prioritaria (artículo 75.1.c).</w:t>
+        <w:t>el reglamento incluye en su ámbito de aplicación la exposición de trabajadores o de miembros del público al radón en recintos cerrados (artículo 2.1.c).3.º) y establece en su artículo 75.1 la obligación de estimar el promedio anual de concentración de radón en aire en los lugares de trabajo afectados, entre ellos todos los situados en planta baja o bajo rasante de los términos municipales de actuación prioritaria (artículo 75.1.c).</w:t>
       </w:r>
     </w:p>
     <w:p>
@@ -450,39 +418,7 @@
           <w:rFonts w:ascii="Helvetica LT Std" w:hAnsi="Helvetica LT Std" w:cs="Calibri"/>
           <w:sz w:val="22"/>
         </w:rPr>
-        <w:t xml:space="preserve">Los detectores utilizados fueron los denominados Radtrak³©, proporcionados por el laboratorio acreditado según la norma ISO/IEC 17025, RADONOVA LABORATORIES AB ubicado en </w:t>
-      </w:r>
-      <w:proofErr w:type="spellStart"/>
-      <w:r>
-        <w:rPr>
-          <w:rFonts w:ascii="Helvetica LT Std" w:hAnsi="Helvetica LT Std" w:cs="Calibri"/>
-          <w:sz w:val="22"/>
-        </w:rPr>
-        <w:t>Södra</w:t>
-      </w:r>
-      <w:proofErr w:type="spellEnd"/>
-      <w:r>
-        <w:rPr>
-          <w:rFonts w:ascii="Helvetica LT Std" w:hAnsi="Helvetica LT Std" w:cs="Calibri"/>
-          <w:sz w:val="22"/>
-        </w:rPr>
-        <w:t xml:space="preserve"> </w:t>
-      </w:r>
-      <w:proofErr w:type="spellStart"/>
-      <w:r>
-        <w:rPr>
-          <w:rFonts w:ascii="Helvetica LT Std" w:hAnsi="Helvetica LT Std" w:cs="Calibri"/>
-          <w:sz w:val="22"/>
-        </w:rPr>
-        <w:t>Depagatan</w:t>
-      </w:r>
-      <w:proofErr w:type="spellEnd"/>
-      <w:r>
-        <w:rPr>
-          <w:rFonts w:ascii="Helvetica LT Std" w:hAnsi="Helvetica LT Std" w:cs="Calibri"/>
-          <w:sz w:val="22"/>
-        </w:rPr>
-        <w:t xml:space="preserve"> 2, 75 454 Uppsala, Suecia apara ser posteriormente analizados en su laboratorio para la determinación de los resultados. </w:t>
+        <w:t xml:space="preserve">Los detectores utilizados fueron los denominados Radtrak³©, proporcionados por el laboratorio acreditado según la norma ISO/IEC 17025, RADONOVA LABORATORIES AB ubicado en Södra Depagatan 2, 75 454 Uppsala, Suecia apara ser posteriormente analizados en su laboratorio para la determinación de los resultados. </w:t>
       </w:r>
     </w:p>
     <w:p>
@@ -505,51 +441,7 @@
           <w:sz w:val="22"/>
           <w:lang w:val="es-ES"/>
         </w:rPr>
-        <w:t xml:space="preserve">ESTUDIOS DEL TERRENO S.L. es el distribuidor oficial de RADONOVA LABORATORIES AB, laboratorio acreditado para medir radón en aire según la norma ISO/IEC 17025 e incluido en la información sobre laboratorios de medición de radón que publica el Consejo de Seguridad Nuclear (https://www.csn.es/radon).  La empresa </w:t>
-      </w:r>
-      <w:proofErr w:type="spellStart"/>
-      <w:r>
-        <w:rPr>
-          <w:rFonts w:ascii="Helvetica LT Std" w:hAnsi="Helvetica LT Std" w:cs="Calibri"/>
-          <w:b w:val="0"/>
-          <w:bCs w:val="0"/>
-          <w:sz w:val="22"/>
-          <w:lang w:val="es-ES"/>
-        </w:rPr>
-        <w:t>Radonova</w:t>
-      </w:r>
-      <w:proofErr w:type="spellEnd"/>
-      <w:r>
-        <w:rPr>
-          <w:rFonts w:ascii="Helvetica LT Std" w:hAnsi="Helvetica LT Std" w:cs="Calibri"/>
-          <w:b w:val="0"/>
-          <w:bCs w:val="0"/>
-          <w:sz w:val="22"/>
-          <w:lang w:val="es-ES"/>
-        </w:rPr>
-        <w:t xml:space="preserve"> </w:t>
-      </w:r>
-      <w:proofErr w:type="spellStart"/>
-      <w:r>
-        <w:rPr>
-          <w:rFonts w:ascii="Helvetica LT Std" w:hAnsi="Helvetica LT Std" w:cs="Calibri"/>
-          <w:b w:val="0"/>
-          <w:bCs w:val="0"/>
-          <w:sz w:val="22"/>
-          <w:lang w:val="es-ES"/>
-        </w:rPr>
-        <w:t>Laboratories</w:t>
-      </w:r>
-      <w:proofErr w:type="spellEnd"/>
-      <w:r>
-        <w:rPr>
-          <w:rFonts w:ascii="Helvetica LT Std" w:hAnsi="Helvetica LT Std" w:cs="Calibri"/>
-          <w:b w:val="0"/>
-          <w:bCs w:val="0"/>
-          <w:sz w:val="22"/>
-          <w:lang w:val="es-ES"/>
-        </w:rPr>
-        <w:t xml:space="preserve"> cuenta con la acreditación ISO 17025 por la entidad de acreditación sueca SWEDAC (equivalente a ENAC en España) con el numero 1489 para realizar medidas de la concentración de gas radón utilizando el método de medida de detectores de trazas. La acreditación SWEDAC está aceptada en todos los países de la CE a través del acuerdo EAL (Cooperación Europea para la Acreditación de Laboratorios)</w:t>
+        <w:t>ESTUDIOS DEL TERRENO S.L. es el distribuidor oficial de RADONOVA LABORATORIES AB, laboratorio acreditado para medir radón en aire según la norma ISO/IEC 17025 e incluido en la información sobre laboratorios de medición de radón que publica el Consejo de Seguridad Nuclear (https://www.csn.es/radon).  La empresa Radonova Laboratories cuenta con la acreditación ISO 17025 por la entidad de acreditación sueca SWEDAC (equivalente a ENAC en España) con el numero 1489 para realizar medidas de la concentración de gas radón utilizando el método de medida de detectores de trazas. La acreditación SWEDAC está aceptada en todos los países de la CE a través del acuerdo EAL (Cooperación Europea para la Acreditación de Laboratorios)</w:t>
       </w:r>
     </w:p>
     <w:p/>
@@ -597,23 +489,7 @@
           <w:rFonts w:ascii="Helvetica LT Std" w:hAnsi="Helvetica LT Std" w:cs="Calibri"/>
           <w:sz w:val="22"/>
         </w:rPr>
-        <w:t xml:space="preserve">De acuerdo con las características de las edificaciones y de la solicitud del cliente, se llevó a cabo la colocación de detectores Radtrak³ de larga exposición durante 3 meses, conforme al artículo </w:t>
-      </w:r>
-      <w:proofErr w:type="spellStart"/>
-      <w:r>
-        <w:rPr>
-          <w:rFonts w:ascii="Helvetica LT Std" w:hAnsi="Helvetica LT Std" w:cs="Calibri"/>
-          <w:sz w:val="22"/>
-        </w:rPr>
-        <w:t>cuarto.e</w:t>
-      </w:r>
-      <w:proofErr w:type="spellEnd"/>
-      <w:r>
-        <w:rPr>
-          <w:rFonts w:ascii="Helvetica LT Std" w:hAnsi="Helvetica LT Std" w:cs="Calibri"/>
-          <w:sz w:val="22"/>
-        </w:rPr>
-        <w:t>) de la Instrucción IS-47 del Consejo de Seguridad Nuclear (periodo mínimo de tres meses comprendido entre el 1 de octubre y el 31 de mayo) y al Real Decreto 1029/2022 (artículos 75.1 y 76.2), que requieren la medición de la concentración de radón en aire en todas las zonas en las que los trabajadores deban permanecer o a las que puedan acceder por razón de su trabajo en plantas bajas y plantas bajo rasante de los municipios de actuación prioritaria.</w:t>
+        <w:t>De acuerdo con las características de las edificaciones y de la solicitud del cliente, se llevó a cabo la colocación de detectores Radtrak³ de larga exposición durante 3 meses, conforme al artículo cuarto.e) de la Instrucción IS-47 del Consejo de Seguridad Nuclear (periodo mínimo de tres meses comprendido entre el 1 de octubre y el 31 de mayo) y al Real Decreto 1029/2022 (artículos 75.1 y 76.2), que requieren la medición de la concentración de radón en aire en todas las zonas en las que los trabajadores deban permanecer o a las que puedan acceder por razón de su trabajo en plantas bajas y plantas bajo rasante de los municipios de actuación prioritaria.</w:t>
       </w:r>
     </w:p>
     <w:p>
@@ -778,39 +654,7 @@
           <w:rFonts w:ascii="Helvetica LT Std" w:hAnsi="Helvetica LT Std" w:cs="Calibri"/>
           <w:sz w:val="22"/>
         </w:rPr>
-        <w:t xml:space="preserve">Los resultados de los análisis de laboratorio proporcionados por </w:t>
-      </w:r>
-      <w:proofErr w:type="spellStart"/>
-      <w:r>
-        <w:rPr>
-          <w:rFonts w:ascii="Helvetica LT Std" w:hAnsi="Helvetica LT Std" w:cs="Calibri"/>
-          <w:sz w:val="22"/>
-        </w:rPr>
-        <w:t>Radonova</w:t>
-      </w:r>
-      <w:proofErr w:type="spellEnd"/>
-      <w:r>
-        <w:rPr>
-          <w:rFonts w:ascii="Helvetica LT Std" w:hAnsi="Helvetica LT Std" w:cs="Calibri"/>
-          <w:sz w:val="22"/>
-        </w:rPr>
-        <w:t xml:space="preserve"> </w:t>
-      </w:r>
-      <w:proofErr w:type="spellStart"/>
-      <w:r>
-        <w:rPr>
-          <w:rFonts w:ascii="Helvetica LT Std" w:hAnsi="Helvetica LT Std" w:cs="Calibri"/>
-          <w:sz w:val="22"/>
-        </w:rPr>
-        <w:t>Laboratories</w:t>
-      </w:r>
-      <w:proofErr w:type="spellEnd"/>
-      <w:r>
-        <w:rPr>
-          <w:rFonts w:ascii="Helvetica LT Std" w:hAnsi="Helvetica LT Std" w:cs="Calibri"/>
-          <w:sz w:val="22"/>
-        </w:rPr>
-        <w:t xml:space="preserve"> AB fueron los siguientes:</w:t>
+        <w:t>Los resultados de los análisis de laboratorio proporcionados por Radonova Laboratories AB fueron los siguientes:</w:t>
       </w:r>
     </w:p>
     <w:p>
@@ -995,29 +839,7 @@
                 <w:sz w:val="18"/>
                 <w:szCs w:val="18"/>
               </w:rPr>
-              <w:t>{#</w:t>
-            </w:r>
-            <w:proofErr w:type="gramStart"/>
-            <w:r>
-              <w:rPr>
-                <w:rFonts w:ascii="Helvetica LT Std" w:hAnsi="Helvetica LT Std"/>
-                <w:i/>
-                <w:iCs/>
-                <w:sz w:val="18"/>
-                <w:szCs w:val="18"/>
-              </w:rPr>
-              <w:t>DETECTORES}{</w:t>
-            </w:r>
-            <w:proofErr w:type="gramEnd"/>
-            <w:r>
-              <w:rPr>
-                <w:rFonts w:ascii="Helvetica LT Std" w:hAnsi="Helvetica LT Std"/>
-                <w:i/>
-                <w:iCs/>
-                <w:sz w:val="18"/>
-                <w:szCs w:val="18"/>
-              </w:rPr>
-              <w:t>detector_numero} [Radtrak³®]</w:t>
+              <w:t>{#DETECTORES}{detector_numero} [Radtrak³®]</w:t>
             </w:r>
           </w:p>
         </w:tc>
@@ -1046,29 +868,7 @@
                 <w:szCs w:val="18"/>
                 <w:lang w:val="es-ES_tradnl"/>
               </w:rPr>
-              <w:t>{</w:t>
-            </w:r>
-            <w:proofErr w:type="spellStart"/>
-            <w:r>
-              <w:rPr>
-                <w:rFonts w:ascii="Helvetica LT Std" w:hAnsi="Helvetica LT Std" w:cs="Calibri"/>
-                <w:color w:val="3B3838"/>
-                <w:sz w:val="18"/>
-                <w:szCs w:val="18"/>
-                <w:lang w:val="es-ES_tradnl"/>
-              </w:rPr>
-              <w:t>detector_periodo</w:t>
-            </w:r>
-            <w:proofErr w:type="spellEnd"/>
-            <w:r>
-              <w:rPr>
-                <w:rFonts w:ascii="Helvetica LT Std" w:hAnsi="Helvetica LT Std" w:cs="Calibri"/>
-                <w:color w:val="3B3838"/>
-                <w:sz w:val="18"/>
-                <w:szCs w:val="18"/>
-                <w:lang w:val="es-ES_tradnl"/>
-              </w:rPr>
-              <w:t>}</w:t>
+              <w:t>{detector_periodo}</w:t>
             </w:r>
           </w:p>
         </w:tc>
@@ -1097,29 +897,7 @@
                 <w:szCs w:val="18"/>
                 <w:lang w:val="es-ES_tradnl"/>
               </w:rPr>
-              <w:t>{</w:t>
-            </w:r>
-            <w:proofErr w:type="spellStart"/>
-            <w:r>
-              <w:rPr>
-                <w:rFonts w:ascii="Helvetica LT Std" w:hAnsi="Helvetica LT Std" w:cs="Calibri"/>
-                <w:color w:val="3B3838"/>
-                <w:sz w:val="18"/>
-                <w:szCs w:val="18"/>
-                <w:lang w:val="es-ES_tradnl"/>
-              </w:rPr>
-              <w:t>detector_ubicacion</w:t>
-            </w:r>
-            <w:proofErr w:type="spellEnd"/>
-            <w:r>
-              <w:rPr>
-                <w:rFonts w:ascii="Helvetica LT Std" w:hAnsi="Helvetica LT Std" w:cs="Calibri"/>
-                <w:color w:val="3B3838"/>
-                <w:sz w:val="18"/>
-                <w:szCs w:val="18"/>
-                <w:lang w:val="es-ES_tradnl"/>
-              </w:rPr>
-              <w:t>}</w:t>
+              <w:t>{detector_ubicacion}</w:t>
             </w:r>
           </w:p>
         </w:tc>
@@ -1148,43 +926,7 @@
                 <w:sz w:val="18"/>
                 <w:szCs w:val="18"/>
               </w:rPr>
-              <w:t>{</w:t>
-            </w:r>
-            <w:proofErr w:type="spellStart"/>
-            <w:r>
-              <w:rPr>
-                <w:rFonts w:ascii="Helvetica LT Std" w:hAnsi="Helvetica LT Std"/>
-                <w:sz w:val="18"/>
-                <w:szCs w:val="18"/>
-              </w:rPr>
-              <w:t>detector_</w:t>
-            </w:r>
-            <w:proofErr w:type="gramStart"/>
-            <w:r>
-              <w:rPr>
-                <w:rFonts w:ascii="Helvetica LT Std" w:hAnsi="Helvetica LT Std"/>
-                <w:sz w:val="18"/>
-                <w:szCs w:val="18"/>
-              </w:rPr>
-              <w:t>resultado</w:t>
-            </w:r>
-            <w:proofErr w:type="spellEnd"/>
-            <w:r>
-              <w:rPr>
-                <w:rFonts w:ascii="Helvetica LT Std" w:hAnsi="Helvetica LT Std"/>
-                <w:sz w:val="18"/>
-                <w:szCs w:val="18"/>
-              </w:rPr>
-              <w:t>}{</w:t>
-            </w:r>
-            <w:proofErr w:type="gramEnd"/>
-            <w:r>
-              <w:rPr>
-                <w:rFonts w:ascii="Helvetica LT Std" w:hAnsi="Helvetica LT Std"/>
-                <w:sz w:val="18"/>
-                <w:szCs w:val="18"/>
-              </w:rPr>
-              <w:t>/DETECTORES}</w:t>
+              <w:t>{detector_resultado}{/DETECTORES}</w:t>
             </w:r>
           </w:p>
         </w:tc>
@@ -1325,7 +1067,7 @@
           <w:color w:val="C00000"/>
           <w:sz w:val="22"/>
         </w:rPr>
-        <w:t>establecido en el artículo 72.a) del Real Decreto 1029/2022, de 20 de diciembre, aplicable a las mediciones realizadas conforme a la Instrucción IS-47 del CSN</w:t>
+        <w:t xml:space="preserve">establecido en el artículo 72.a) del Real Decreto 1029/2022, de 20 de diciembre, aplicable a las mediciones realizadas conforme a la Instrucción IS-47 del CSN </w:t>
       </w:r>
       <w:r>
         <w:rPr>
@@ -1335,7 +1077,7 @@
           <w:color w:val="C00000"/>
           <w:sz w:val="22"/>
         </w:rPr>
-        <w:t xml:space="preserve"> </w:t>
+        <w:t xml:space="preserve">en {UBICACION_CENTRO_CORTO}. </w:t>
       </w:r>
       <w:r>
         <w:rPr>
@@ -1345,16 +1087,6 @@
           <w:color w:val="C00000"/>
           <w:sz w:val="22"/>
         </w:rPr>
-        <w:t xml:space="preserve">en {UBICACION_CENTRO_CORTO}. </w:t>
-      </w:r>
-      <w:r>
-        <w:rPr>
-          <w:rFonts w:ascii="Helvetica LT Std" w:hAnsi="Helvetica LT Std" w:cs="Calibri"/>
-          <w:b/>
-          <w:bCs/>
-          <w:color w:val="C00000"/>
-          <w:sz w:val="22"/>
-        </w:rPr>
         <w:t xml:space="preserve">Estos datos arrojan unos valores medios de {VALOR_PROMEDIO}. </w:t>
       </w:r>
     </w:p>
@@ -1384,23 +1116,7 @@
           <w:rFonts w:ascii="Helvetica LT Std" w:hAnsi="Helvetica LT Std" w:cs="Calibri"/>
           <w:sz w:val="22"/>
         </w:rPr>
-        <w:t xml:space="preserve">Para limitar la exposición de los trabajadores a estas zonas, se estará a lo estipulado en </w:t>
-      </w:r>
-      <w:proofErr w:type="spellStart"/>
-      <w:r>
-        <w:rPr>
-          <w:rFonts w:ascii="Helvetica LT Std" w:hAnsi="Helvetica LT Std" w:cs="Calibri"/>
-          <w:sz w:val="22"/>
-        </w:rPr>
-        <w:t>rl</w:t>
-      </w:r>
-      <w:proofErr w:type="spellEnd"/>
-      <w:r>
-        <w:rPr>
-          <w:rFonts w:ascii="Helvetica LT Std" w:hAnsi="Helvetica LT Std" w:cs="Calibri"/>
-          <w:sz w:val="22"/>
-        </w:rPr>
-        <w:t xml:space="preserve"> RD 1217/2024 de 3 de diciembre, Titulo IX Capitulo II, Articulo 103 </w:t>
+        <w:t xml:space="preserve">Para limitar la exposición de los trabajadores a estas zonas, se estará a lo estipulado en rl RD 1217/2024 de 3 de diciembre, Titulo IX Capitulo II, Articulo 103 </w:t>
       </w:r>
       <w:r>
         <w:rPr>
@@ -1545,7 +1261,7 @@
           <w:iCs/>
           <w:sz w:val="22"/>
         </w:rPr>
-        <w:t xml:space="preserve"> </w:t>
+        <w:t xml:space="preserve">  300 Bq/m</w:t>
       </w:r>
       <w:r>
         <w:rPr>
@@ -1553,8 +1269,9 @@
           <w:i/>
           <w:iCs/>
           <w:sz w:val="22"/>
-        </w:rPr>
-        <w:t xml:space="preserve"> 300 Bq/m</w:t>
+          <w:vertAlign w:val="superscript"/>
+        </w:rPr>
+        <w:t xml:space="preserve">3  </w:t>
       </w:r>
       <w:r>
         <w:rPr>
@@ -1562,41 +1279,42 @@
           <w:i/>
           <w:iCs/>
           <w:sz w:val="22"/>
-          <w:vertAlign w:val="superscript"/>
-        </w:rPr>
-        <w:t>3</w:t>
-      </w:r>
-      <w:r>
+        </w:rPr>
+        <w:t>, los titulares de las actividades laborales que allí se desarrollen deberán:</w:t>
+      </w:r>
+    </w:p>
+    <w:p>
+      <w:pPr>
+        <w:pStyle w:val="BodyText"/>
+        <w:spacing w:line="360" w:lineRule="auto"/>
         <w:rPr>
           <w:rFonts w:ascii="Helvetica LT Std" w:hAnsi="Helvetica LT Std" w:cs="Calibri"/>
           <w:i/>
           <w:iCs/>
           <w:sz w:val="22"/>
-          <w:vertAlign w:val="superscript"/>
-        </w:rPr>
-        <w:t xml:space="preserve">  </w:t>
-      </w:r>
-      <w:r>
+        </w:rPr>
+      </w:pPr>
+    </w:p>
+    <w:p>
+      <w:pPr>
+        <w:pStyle w:val="BodyText"/>
+        <w:spacing w:line="360" w:lineRule="auto"/>
         <w:rPr>
           <w:rFonts w:ascii="Helvetica LT Std" w:hAnsi="Helvetica LT Std" w:cs="Calibri"/>
           <w:i/>
           <w:iCs/>
           <w:sz w:val="22"/>
         </w:rPr>
-        <w:t>, los titulares de las actividades laborales que allí se desarrollen deberán:</w:t>
-      </w:r>
-    </w:p>
-    <w:p>
-      <w:pPr>
-        <w:pStyle w:val="BodyText"/>
-        <w:spacing w:line="360" w:lineRule="auto"/>
+      </w:pPr>
+      <w:r>
         <w:rPr>
           <w:rFonts w:ascii="Helvetica LT Std" w:hAnsi="Helvetica LT Std" w:cs="Calibri"/>
           <w:i/>
           <w:iCs/>
           <w:sz w:val="22"/>
         </w:rPr>
-      </w:pPr>
+        <w:t>a) Presentar una declaración sobre esta situación ante el órgano competente de la comunidad autónoma en cuyo territorio se ubique el centro de trabajo, así como presentar las comunicaciones que se especifican en el artículo 105. Este órgano competente será determinado por cada comunidad autónoma.</w:t>
+      </w:r>
     </w:p>
     <w:p>
       <w:pPr>
@@ -1616,7 +1334,7 @@
           <w:iCs/>
           <w:sz w:val="22"/>
         </w:rPr>
-        <w:t>a) Presentar una declaración sobre esta situación ante el órgano competente de la comunidad autónoma en cuyo territorio se ubique el centro de trabajo, así como presentar las comunicaciones que se especifican en el artículo 105. Este órgano competente será determinado por cada comunidad autónoma.</w:t>
+        <w:t>Las instalaciones nucleares e instalaciones radiactivas que dispongan de Servicio de Protección Radiológica o tengan contratada una Unidad Técnica de Protección Radiológica no tendrán que presentar esta declaración. En dichas instalaciones, el control de la exposición al radón se llevará a cabo por el Servicio de Protección Radiológica o la Unidad Técnica de Protección Radiológica mencionados.</w:t>
       </w:r>
     </w:p>
     <w:p>
@@ -1630,27 +1348,27 @@
           <w:sz w:val="22"/>
         </w:rPr>
       </w:pPr>
-      <w:r>
+    </w:p>
+    <w:p>
+      <w:pPr>
+        <w:pStyle w:val="BodyText"/>
+        <w:spacing w:line="360" w:lineRule="auto"/>
         <w:rPr>
           <w:rFonts w:ascii="Helvetica LT Std" w:hAnsi="Helvetica LT Std" w:cs="Calibri"/>
           <w:i/>
           <w:iCs/>
           <w:sz w:val="22"/>
         </w:rPr>
-        <w:t>Las instalaciones nucleares e instalaciones radiactivas que dispongan de Servicio de Protección Radiológica o tengan contratada una Unidad Técnica de Protección Radiológica no tendrán que presentar esta declaración. En dichas instalaciones, el control de la exposición al radón se llevará a cabo por el Servicio de Protección Radiológica o la Unidad Técnica de Protección Radiológica mencionados.</w:t>
-      </w:r>
-    </w:p>
-    <w:p>
-      <w:pPr>
-        <w:pStyle w:val="BodyText"/>
-        <w:spacing w:line="360" w:lineRule="auto"/>
+      </w:pPr>
+      <w:r>
         <w:rPr>
           <w:rFonts w:ascii="Helvetica LT Std" w:hAnsi="Helvetica LT Std" w:cs="Calibri"/>
           <w:i/>
           <w:iCs/>
           <w:sz w:val="22"/>
         </w:rPr>
-      </w:pPr>
+        <w:t>b) Llevar a cabo mediciones de radón en las zonas afectadas, con la periodicidad que el Consejo de Seguridad Nuclear establezca mediante instrucción.</w:t>
+      </w:r>
     </w:p>
     <w:p>
       <w:pPr>
@@ -1663,27 +1381,27 @@
           <w:sz w:val="22"/>
         </w:rPr>
       </w:pPr>
-      <w:r>
+    </w:p>
+    <w:p>
+      <w:pPr>
+        <w:pStyle w:val="BodyText"/>
+        <w:spacing w:line="360" w:lineRule="auto"/>
         <w:rPr>
           <w:rFonts w:ascii="Helvetica LT Std" w:hAnsi="Helvetica LT Std" w:cs="Calibri"/>
           <w:i/>
           <w:iCs/>
           <w:sz w:val="22"/>
         </w:rPr>
-        <w:t>b) Llevar a cabo mediciones de radón en las zonas afectadas, con la periodicidad que el Consejo de Seguridad Nuclear establezca mediante instrucción.</w:t>
-      </w:r>
-    </w:p>
-    <w:p>
-      <w:pPr>
-        <w:pStyle w:val="BodyText"/>
-        <w:spacing w:line="360" w:lineRule="auto"/>
+      </w:pPr>
+      <w:r>
         <w:rPr>
           <w:rFonts w:ascii="Helvetica LT Std" w:hAnsi="Helvetica LT Std" w:cs="Calibri"/>
           <w:i/>
           <w:iCs/>
           <w:sz w:val="22"/>
         </w:rPr>
-      </w:pPr>
+        <w:t>c) Mantener informados a los trabajadores o a sus representantes, tanto del resultado de la evaluación de las mediciones, como de las actuaciones de mitigación o protección requeridas, en su caso.</w:t>
+      </w:r>
     </w:p>
     <w:p>
       <w:pPr>
@@ -1696,39 +1414,37 @@
           <w:sz w:val="22"/>
         </w:rPr>
       </w:pPr>
-      <w:r>
+    </w:p>
+    <w:p>
+      <w:pPr>
+        <w:pStyle w:val="BodyText"/>
+        <w:spacing w:line="360" w:lineRule="auto"/>
         <w:rPr>
           <w:rFonts w:ascii="Helvetica LT Std" w:hAnsi="Helvetica LT Std" w:cs="Calibri"/>
           <w:i/>
           <w:iCs/>
           <w:sz w:val="22"/>
         </w:rPr>
-        <w:t>c) Mantener informados a los trabajadores o a sus representantes, tanto del resultado de la evaluación de las mediciones, como de las actuaciones de mitigación o protección requeridas, en su caso.</w:t>
-      </w:r>
-    </w:p>
-    <w:p>
-      <w:pPr>
-        <w:pStyle w:val="BodyText"/>
-        <w:spacing w:line="360" w:lineRule="auto"/>
+      </w:pPr>
+      <w:r>
         <w:rPr>
           <w:rFonts w:ascii="Helvetica LT Std" w:hAnsi="Helvetica LT Std" w:cs="Calibri"/>
           <w:i/>
           <w:iCs/>
           <w:sz w:val="22"/>
         </w:rPr>
-      </w:pPr>
-    </w:p>
-    <w:p>
-      <w:pPr>
-        <w:pStyle w:val="BodyText"/>
-        <w:spacing w:line="360" w:lineRule="auto"/>
+        <w:t>2. Cuando en el lugar de trabajo ninguna zona de permanencia de trabajadores presente un promedio anual de concentración de radón superior a 1.000 Bq/m</w:t>
+      </w:r>
+      <w:r>
         <w:rPr>
           <w:rFonts w:ascii="Helvetica LT Std" w:hAnsi="Helvetica LT Std" w:cs="Calibri"/>
           <w:i/>
           <w:iCs/>
           <w:sz w:val="22"/>
-        </w:rPr>
-      </w:pPr>
+          <w:vertAlign w:val="superscript"/>
+        </w:rPr>
+        <w:t>3</w:t>
+      </w:r>
       <w:r>
         <w:rPr>
           <w:rFonts w:ascii="Helvetica LT Std" w:hAnsi="Helvetica LT Std" w:cs="Calibri"/>
@@ -1736,7 +1452,7 @@
           <w:iCs/>
           <w:sz w:val="22"/>
         </w:rPr>
-        <w:t>2. Cuando en el lugar de trabajo ninguna zona de permanencia de trabajadores presente un promedio anual de concentración de radón superior a 1.000 Bq/m</w:t>
+        <w:t>, la declaración deberá hacerse en un plazo de un año natural a partir de la fecha que conste en el informe de resultados de las mediciones. Si durante este plazo se llevan a cabo acciones correctoras de tipo constructivo o mecánico destinadas a reducir la concentración de radón, el plazo de declaración se ampliará un año adicional a partir de la fecha de finalización de dichas acciones. En caso de que las medidas posteriores a las acciones correctoras no superen 300 Bq/m</w:t>
       </w:r>
       <w:r>
         <w:rPr>
@@ -1755,50 +1471,31 @@
           <w:iCs/>
           <w:sz w:val="22"/>
         </w:rPr>
-        <w:t>, la declaración deberá hacerse en un plazo de un año natural a partir de la fecha que conste en el informe de resultados de las mediciones. Si durante este plazo se llevan a cabo acciones correctoras de tipo constructivo o mecánico destinadas a reducir la concentración de radón, el plazo de declaración se ampliará un año adicional a partir de la fecha de finalización de dichas acciones. En caso de que las medidas posteriores a las acciones correctoras no superen 300 Bq/m</w:t>
-      </w:r>
-      <w:r>
+        <w:t>, el titular de la actividad laboral quedará exento de efectuar la declaración.</w:t>
+      </w:r>
+    </w:p>
+    <w:p>
+      <w:pPr>
+        <w:pStyle w:val="BodyText"/>
+        <w:spacing w:line="360" w:lineRule="auto"/>
         <w:rPr>
           <w:rFonts w:ascii="Helvetica LT Std" w:hAnsi="Helvetica LT Std" w:cs="Calibri"/>
           <w:i/>
           <w:iCs/>
           <w:sz w:val="22"/>
-          <w:vertAlign w:val="superscript"/>
-        </w:rPr>
-        <w:t>3</w:t>
-      </w:r>
-      <w:r>
+        </w:rPr>
+      </w:pPr>
+    </w:p>
+    <w:p>
+      <w:pPr>
+        <w:pStyle w:val="BodyText"/>
+        <w:spacing w:line="360" w:lineRule="auto"/>
         <w:rPr>
           <w:rFonts w:ascii="Helvetica LT Std" w:hAnsi="Helvetica LT Std" w:cs="Calibri"/>
           <w:i/>
           <w:iCs/>
           <w:sz w:val="22"/>
         </w:rPr>
-        <w:t>, el titular de la actividad laboral quedará exento de efectuar la declaración.</w:t>
-      </w:r>
-    </w:p>
-    <w:p>
-      <w:pPr>
-        <w:pStyle w:val="BodyText"/>
-        <w:spacing w:line="360" w:lineRule="auto"/>
-        <w:rPr>
-          <w:rFonts w:ascii="Helvetica LT Std" w:hAnsi="Helvetica LT Std" w:cs="Calibri"/>
-          <w:i/>
-          <w:iCs/>
-          <w:sz w:val="22"/>
-        </w:rPr>
-      </w:pPr>
-    </w:p>
-    <w:p>
-      <w:pPr>
-        <w:pStyle w:val="BodyText"/>
-        <w:spacing w:line="360" w:lineRule="auto"/>
-        <w:rPr>
-          <w:rFonts w:ascii="Helvetica LT Std" w:hAnsi="Helvetica LT Std" w:cs="Calibri"/>
-          <w:i/>
-          <w:iCs/>
-          <w:sz w:val="22"/>
-        </w:rPr>
       </w:pPr>
     </w:p>
     <w:p>
@@ -1900,7 +1597,16 @@
           <w:bCs/>
           <w:sz w:val="22"/>
         </w:rPr>
-        <w:t xml:space="preserve"> Fases de actuación</w:t>
+        <w:t xml:space="preserve"> Fases de actuació</w:t>
+      </w:r>
+      <w:r>
+        <w:rPr>
+          <w:rFonts w:ascii="Helvetica LT Std" w:hAnsi="Helvetica LT Std" w:cs="Calibri"/>
+          <w:b/>
+          <w:bCs/>
+          <w:sz w:val="22"/>
+        </w:rPr>
+        <w:t>n</w:t>
       </w:r>
     </w:p>
     <w:p>
@@ -1948,12 +1654,32 @@
     <w:p>
       <w:pPr>
         <w:pStyle w:val="ListParagraph"/>
-        <w:spacing w:line="360" w:lineRule="auto"/>
-        <w:rPr>
-          <w:rFonts w:ascii="Helvetica LT Std" w:hAnsi="Helvetica LT Std" w:cs="Calibri"/>
-          <w:sz w:val="22"/>
-        </w:rPr>
-      </w:pPr>
+        <w:numPr>
+          <w:ilvl w:val="0"/>
+          <w:numId w:val="2"/>
+        </w:numPr>
+        <w:spacing w:line="360" w:lineRule="auto"/>
+        <w:rPr>
+          <w:rFonts w:ascii="Helvetica LT Std" w:hAnsi="Helvetica LT Std" w:cs="Calibri"/>
+          <w:sz w:val="22"/>
+        </w:rPr>
+      </w:pPr>
+      <w:r>
+        <w:rPr>
+          <w:rFonts w:ascii="Helvetica LT Std" w:hAnsi="Helvetica LT Std" w:cs="Calibri"/>
+          <w:b/>
+          <w:bCs/>
+          <w:sz w:val="22"/>
+        </w:rPr>
+        <w:t xml:space="preserve">Fase 2. Implantación de medidas correctoras: </w:t>
+      </w:r>
+      <w:r>
+        <w:rPr>
+          <w:rFonts w:ascii="Helvetica LT Std" w:hAnsi="Helvetica LT Std" w:cs="Calibri"/>
+          <w:sz w:val="22"/>
+        </w:rPr>
+        <w:t>selección y ejecución de las medidas de remediación descritas en el apartado 6, comenzando, conforme al principio de optimización, por las de menor coste y complejidad (sellado de vías de entrada, mejora de la ventilación) y escalando a soluciones de mayor eficacia (despresurización del terreno, barreras de protección) si resultara necesario. Mientras se ejecutan, pueden adoptarse medidas administrativas transitorias de reducción de la exposición (apartado 6.3).</w:t>
+      </w:r>
     </w:p>
     <w:p>
       <w:pPr>
@@ -1975,24 +1701,23 @@
           <w:bCs/>
           <w:sz w:val="22"/>
         </w:rPr>
-        <w:t xml:space="preserve">Fase 2. Implantación de medidas correctoras: </w:t>
-      </w:r>
-      <w:r>
-        <w:rPr>
-          <w:rFonts w:ascii="Helvetica LT Std" w:hAnsi="Helvetica LT Std" w:cs="Calibri"/>
-          <w:sz w:val="22"/>
-        </w:rPr>
-        <w:t>selección y ejecución de las medidas de remediación descritas en el apartado 6, comenzando, conforme al principio de optimización, por las de menor coste y complejidad (sellado de vías de entrada, mejora de la ventilación) y escalando a soluciones de mayor eficacia (despresurización del terreno, barreras de protección) si resultara necesario. Mientras se ejecutan, pueden adoptarse medidas administrativas transitorias de reducción de la exposición (apartado 6.3).</w:t>
-      </w:r>
-    </w:p>
-    <w:p>
-      <w:pPr>
-        <w:pStyle w:val="ListParagraph"/>
-        <w:rPr>
-          <w:rFonts w:ascii="Helvetica LT Std" w:hAnsi="Helvetica LT Std" w:cs="Calibri"/>
-          <w:sz w:val="22"/>
-        </w:rPr>
-      </w:pPr>
+        <w:t xml:space="preserve">Fase 3. Medición de comprobación: </w:t>
+      </w:r>
+      <w:r>
+        <w:rPr>
+          <w:rFonts w:ascii="Helvetica LT Std" w:hAnsi="Helvetica LT Std" w:cs="Calibri"/>
+          <w:sz w:val="22"/>
+        </w:rPr>
+        <w:t xml:space="preserve">una vez implantadas las medidas, revaluación del promedio anual de concentración de radón en las zonas afectadas conforme a la Instrucción IS-47 (artículos cuarto y quinto): detectores suministrados y analizados por un laboratorio acreditado según la norma UNE-EN ISO/IEC 17025, con un periodo de exposición mínimo de tres meses —no necesariamente consecutivos— comprendido entre el 1 de octubre y el 31 de mayo (o a lo largo de un año natural, en periodos de duración máxima trimestral), manteniendo los sistemas de protección instalados en su régimen habitual de funcionamiento. Si las medidas ejecutadas comportan obras o transformaciones </w:t>
+      </w:r>
+      <w:r>
+        <w:rPr>
+          <w:rFonts w:ascii="Helvetica LT Std" w:hAnsi="Helvetica LT Std" w:cs="Calibri"/>
+          <w:sz w:val="22"/>
+        </w:rPr>
+        <w:lastRenderedPageBreak/>
+        <w:t>que puedan afectar de manera significativa a las concentraciones, las mediciones deberán iniciarse en el plazo máximo de seis meses desde su finalización (artículo sexto.2 de la IS-47).</w:t>
+      </w:r>
     </w:p>
     <w:p>
       <w:pPr>
@@ -2014,29 +1739,116 @@
           <w:bCs/>
           <w:sz w:val="22"/>
         </w:rPr>
-        <w:t xml:space="preserve">Fase 3. Medición de comprobación: </w:t>
-      </w:r>
-      <w:r>
-        <w:rPr>
-          <w:rFonts w:ascii="Helvetica LT Std" w:hAnsi="Helvetica LT Std" w:cs="Calibri"/>
-          <w:sz w:val="22"/>
-        </w:rPr>
-        <w:t xml:space="preserve">una vez implantadas las medidas, revaluación del promedio anual de concentración de radón en las zonas afectadas conforme a la Instrucción IS-47 (artículos cuarto y quinto): detectores suministrados y analizados por un laboratorio acreditado según la norma UNE-EN ISO/IEC 17025, con un periodo de exposición mínimo de tres meses —no necesariamente consecutivos— comprendido entre el 1 de octubre y el 31 de mayo (o a lo largo de un año natural, en periodos de duración máxima trimestral), </w:t>
-      </w:r>
-      <w:r>
-        <w:rPr>
-          <w:rFonts w:ascii="Helvetica LT Std" w:hAnsi="Helvetica LT Std" w:cs="Calibri"/>
-          <w:sz w:val="22"/>
-        </w:rPr>
-        <w:lastRenderedPageBreak/>
-        <w:t>manteniendo los sistemas de protección instalados en su régimen habitual de funcionamiento. Si las medidas ejecutadas comportan obras o transformaciones que puedan afectar de manera significativa a las concentraciones, las mediciones deberán iniciarse en el plazo máximo de seis meses desde su finalización (artículo sexto.2 de la IS-47).</w:t>
-      </w:r>
-    </w:p>
-    <w:p>
-      <w:pPr>
-        <w:pStyle w:val="ListParagraph"/>
-        <w:rPr>
-          <w:rFonts w:ascii="Helvetica LT Std" w:hAnsi="Helvetica LT Std" w:cs="Calibri"/>
+        <w:t xml:space="preserve">Fase 4. Actuaciones adicionales si persiste la superación: </w:t>
+      </w:r>
+      <w:r>
+        <w:rPr>
+          <w:rFonts w:ascii="Helvetica LT Std" w:hAnsi="Helvetica LT Std" w:cs="Calibri"/>
+          <w:sz w:val="22"/>
+        </w:rPr>
+        <w:t>si tras las medidas correctoras se mantuviera la superación del nivel de referencia en alguna zona, serán de aplicación las obligaciones descritas en el apartado 7.4 (estimación de dosis, declaración ante la Administración y, en su caso, medidas de protección radiológica).</w:t>
+      </w:r>
+    </w:p>
+    <w:p>
+      <w:pPr>
+        <w:pStyle w:val="BodyText"/>
+        <w:spacing w:line="360" w:lineRule="auto"/>
+        <w:rPr>
+          <w:rFonts w:ascii="Helvetica LT Std" w:hAnsi="Helvetica LT Std" w:cs="Calibri"/>
+          <w:sz w:val="22"/>
+        </w:rPr>
+      </w:pPr>
+    </w:p>
+    <w:p>
+      <w:pPr>
+        <w:pStyle w:val="Heading1"/>
+        <w:spacing w:line="360" w:lineRule="auto"/>
+        <w:rPr>
+          <w:rFonts w:ascii="Helvetica LT Std" w:hAnsi="Helvetica LT Std" w:cs="Arial"/>
+        </w:rPr>
+      </w:pPr>
+      <w:r>
+        <w:rPr>
+          <w:rFonts w:ascii="Helvetica LT Std" w:hAnsi="Helvetica LT Std" w:cs="Arial"/>
+        </w:rPr>
+        <w:t>6. MEDIDAS DE REMEDIACIÓN</w:t>
+      </w:r>
+    </w:p>
+    <w:p>
+      <w:pPr>
+        <w:pStyle w:val="BodyText"/>
+        <w:spacing w:line="360" w:lineRule="auto"/>
+        <w:rPr>
+          <w:rFonts w:ascii="Helvetica LT Std" w:hAnsi="Helvetica LT Std" w:cs="Calibri"/>
+          <w:sz w:val="22"/>
+        </w:rPr>
+      </w:pPr>
+    </w:p>
+    <w:p>
+      <w:pPr>
+        <w:pStyle w:val="BodyText"/>
+        <w:spacing w:line="360" w:lineRule="auto"/>
+        <w:rPr>
+          <w:rFonts w:ascii="Helvetica LT Std" w:hAnsi="Helvetica LT Std" w:cs="Calibri"/>
+          <w:sz w:val="22"/>
+        </w:rPr>
+      </w:pPr>
+      <w:r>
+        <w:rPr>
+          <w:rFonts w:ascii="Helvetica LT Std" w:hAnsi="Helvetica LT Std" w:cs="Calibri"/>
+          <w:sz w:val="22"/>
+        </w:rPr>
+        <w:t>Las medidas de remediación están destinadas, en primer lugar, a evitar la entrada del radón en el lugar de trabajo y, en segundo lugar, a evitar su acumulación. El catálogo que sigue se basa en la sección DB HS6 del Código Técnico de la Edificación, en su Guía de rehabilitación frente al radón y en la NTP 1228 del INSST. La eficacia de cada solución depende de las vías de entrada existentes y de las características constructivas del edificio, por lo que es habitual combinar varias de ellas. Para intervenciones en edificios existentes con mediciones disponibles, el DB HS6 (apartado 3.4) gradúa la respuesta: con valores entre una y dos veces el nivel de referencia (300–600 Bq/m³) se adoptarán las soluciones previstas para los municipios de zona I; con valores superiores al doble del nivel de referencia (más de 600 Bq/m³), las previstas para los municipios de zona II.</w:t>
+      </w:r>
+    </w:p>
+    <w:p>
+      <w:pPr>
+        <w:pStyle w:val="BodyText"/>
+        <w:spacing w:line="360" w:lineRule="auto"/>
+        <w:rPr>
+          <w:rFonts w:ascii="Helvetica LT Std" w:hAnsi="Helvetica LT Std" w:cs="Calibri"/>
+          <w:sz w:val="22"/>
+        </w:rPr>
+      </w:pPr>
+    </w:p>
+    <w:p>
+      <w:pPr>
+        <w:pStyle w:val="BodyText"/>
+        <w:spacing w:line="360" w:lineRule="auto"/>
+        <w:rPr>
+          <w:rFonts w:ascii="Helvetica LT Std" w:hAnsi="Helvetica LT Std" w:cs="Calibri"/>
+          <w:b/>
+          <w:bCs/>
+          <w:sz w:val="22"/>
+        </w:rPr>
+      </w:pPr>
+      <w:r>
+        <w:rPr>
+          <w:rFonts w:ascii="Helvetica LT Std" w:hAnsi="Helvetica LT Std" w:cs="Calibri"/>
+          <w:b/>
+          <w:bCs/>
+          <w:sz w:val="22"/>
+        </w:rPr>
+        <w:t>6.1. Medidas de aislamiento frente al terren</w:t>
+      </w:r>
+      <w:r>
+        <w:rPr>
+          <w:rFonts w:ascii="Helvetica LT Std" w:hAnsi="Helvetica LT Std" w:cs="Calibri"/>
+          <w:b/>
+          <w:bCs/>
+          <w:sz w:val="22"/>
+        </w:rPr>
+        <w:t>o</w:t>
+      </w:r>
+    </w:p>
+    <w:p>
+      <w:pPr>
+        <w:pStyle w:val="BodyText"/>
+        <w:spacing w:line="360" w:lineRule="auto"/>
+        <w:rPr>
+          <w:rFonts w:ascii="Helvetica LT Std" w:hAnsi="Helvetica LT Std" w:cs="Calibri"/>
+          <w:b/>
+          <w:bCs/>
           <w:sz w:val="22"/>
         </w:rPr>
       </w:pPr>
@@ -2061,110 +1873,15 @@
           <w:bCs/>
           <w:sz w:val="22"/>
         </w:rPr>
-        <w:t xml:space="preserve">Fase 4. Actuaciones adicionales si persiste la superación: </w:t>
-      </w:r>
-      <w:r>
-        <w:rPr>
-          <w:rFonts w:ascii="Helvetica LT Std" w:hAnsi="Helvetica LT Std" w:cs="Calibri"/>
-          <w:sz w:val="22"/>
-        </w:rPr>
-        <w:t>si tras las medidas correctoras se mantuviera la superación del nivel de referencia en alguna zona, serán de aplicación las obligaciones descritas en el apartado 7.4 (estimación de dosis, declaración ante la Administración y, en su caso, medidas de protección radiológica).</w:t>
-      </w:r>
-    </w:p>
-    <w:p>
-      <w:pPr>
-        <w:pStyle w:val="BodyText"/>
-        <w:spacing w:line="360" w:lineRule="auto"/>
-        <w:rPr>
-          <w:rFonts w:ascii="Helvetica LT Std" w:hAnsi="Helvetica LT Std" w:cs="Calibri"/>
-          <w:sz w:val="22"/>
-        </w:rPr>
-      </w:pPr>
-    </w:p>
-    <w:p>
-      <w:pPr>
-        <w:pStyle w:val="Heading1"/>
-        <w:spacing w:line="360" w:lineRule="auto"/>
-        <w:rPr>
-          <w:rFonts w:ascii="Helvetica LT Std" w:hAnsi="Helvetica LT Std" w:cs="Arial"/>
-        </w:rPr>
-      </w:pPr>
-      <w:r>
-        <w:rPr>
-          <w:rFonts w:ascii="Helvetica LT Std" w:hAnsi="Helvetica LT Std" w:cs="Arial"/>
-        </w:rPr>
-        <w:t>6. MEDIDAS DE REMEDIACIÓN</w:t>
-      </w:r>
-    </w:p>
-    <w:p>
-      <w:pPr>
-        <w:pStyle w:val="BodyText"/>
-        <w:spacing w:line="360" w:lineRule="auto"/>
-        <w:rPr>
-          <w:rFonts w:ascii="Helvetica LT Std" w:hAnsi="Helvetica LT Std" w:cs="Calibri"/>
-          <w:sz w:val="22"/>
-        </w:rPr>
-      </w:pPr>
-    </w:p>
-    <w:p>
-      <w:pPr>
-        <w:pStyle w:val="BodyText"/>
-        <w:spacing w:line="360" w:lineRule="auto"/>
-        <w:rPr>
-          <w:rFonts w:ascii="Helvetica LT Std" w:hAnsi="Helvetica LT Std" w:cs="Calibri"/>
-          <w:sz w:val="22"/>
-        </w:rPr>
-      </w:pPr>
-      <w:r>
-        <w:rPr>
-          <w:rFonts w:ascii="Helvetica LT Std" w:hAnsi="Helvetica LT Std" w:cs="Calibri"/>
-          <w:sz w:val="22"/>
-        </w:rPr>
-        <w:t>Las medidas de remediación están destinadas, en primer lugar, a evitar la entrada del radón en el lugar de trabajo y, en segundo lugar, a evitar su acumulación. El catálogo que sigue se basa en la sección DB HS6 del Código Técnico de la Edificación, en su Guía de rehabilitación frente al radón y en la NTP 1228 del INSST. La eficacia de cada solución depende de las vías de entrada existentes y de las características constructivas del edificio, por lo que es habitual combinar varias de ellas. Para intervenciones en edificios existentes con mediciones disponibles, el DB HS6 (apartado 3.4) gradúa la respuesta: con valores entre una y dos veces el nivel de referencia (300–600 Bq/m³) se adoptarán las soluciones previstas para los municipios de zona I; con valores superiores al doble del nivel de referencia (más de 600 Bq/m³), las previstas para los municipios de zona II.</w:t>
-      </w:r>
-    </w:p>
-    <w:p>
-      <w:pPr>
-        <w:pStyle w:val="BodyText"/>
-        <w:spacing w:line="360" w:lineRule="auto"/>
-        <w:rPr>
-          <w:rFonts w:ascii="Helvetica LT Std" w:hAnsi="Helvetica LT Std" w:cs="Calibri"/>
-          <w:sz w:val="22"/>
-        </w:rPr>
-      </w:pPr>
-    </w:p>
-    <w:p>
-      <w:pPr>
-        <w:pStyle w:val="BodyText"/>
-        <w:spacing w:line="360" w:lineRule="auto"/>
-        <w:rPr>
-          <w:rFonts w:ascii="Helvetica LT Std" w:hAnsi="Helvetica LT Std" w:cs="Calibri"/>
-          <w:b/>
-          <w:bCs/>
-          <w:sz w:val="22"/>
-        </w:rPr>
-      </w:pPr>
-      <w:r>
-        <w:rPr>
-          <w:rFonts w:ascii="Helvetica LT Std" w:hAnsi="Helvetica LT Std" w:cs="Calibri"/>
-          <w:b/>
-          <w:bCs/>
-          <w:sz w:val="22"/>
-        </w:rPr>
-        <w:t>6.1. Medidas de aislamiento frente al terreno</w:t>
-      </w:r>
-    </w:p>
-    <w:p>
-      <w:pPr>
-        <w:pStyle w:val="BodyText"/>
-        <w:spacing w:line="360" w:lineRule="auto"/>
-        <w:rPr>
-          <w:rFonts w:ascii="Helvetica LT Std" w:hAnsi="Helvetica LT Std" w:cs="Calibri"/>
-          <w:b/>
-          <w:bCs/>
-          <w:sz w:val="22"/>
-        </w:rPr>
-      </w:pPr>
+        <w:t xml:space="preserve">Sellado de las vías de entrada: </w:t>
+      </w:r>
+      <w:r>
+        <w:rPr>
+          <w:rFonts w:ascii="Helvetica LT Std" w:hAnsi="Helvetica LT Std" w:cs="Calibri"/>
+          <w:sz w:val="22"/>
+        </w:rPr>
+        <w:t>sellado de grietas, fisuras, juntas de soleras y muros, encuentros suelo-pared y pasos de instalaciones (tuberías, arquetas, canalizaciones) mediante masillas elásticas y morteros adecuados. Es la actuación de menor coste y suele ser el primer paso, aunque rara vez resulta suficiente por sí sola ante superaciones significativas.</w:t>
+      </w:r>
     </w:p>
     <w:p>
       <w:pPr>
@@ -2186,25 +1903,38 @@
           <w:bCs/>
           <w:sz w:val="22"/>
         </w:rPr>
-        <w:t xml:space="preserve">Sellado de las vías de entrada: </w:t>
-      </w:r>
-      <w:r>
-        <w:rPr>
-          <w:rFonts w:ascii="Helvetica LT Std" w:hAnsi="Helvetica LT Std" w:cs="Calibri"/>
-          <w:sz w:val="22"/>
-        </w:rPr>
-        <w:t>sellado de grietas, fisuras, juntas de soleras y muros, encuentros suelo-pared y pasos de instalaciones (tuberías, arquetas, canalizaciones) mediante masillas elásticas y morteros adecuados. Es la actuación de menor coste y suele ser el primer paso, aunque rara vez resulta suficiente por sí sola ante superaciones significativas.</w:t>
-      </w:r>
-    </w:p>
-    <w:p>
-      <w:pPr>
-        <w:pStyle w:val="ListParagraph"/>
-        <w:spacing w:line="360" w:lineRule="auto"/>
-        <w:rPr>
-          <w:rFonts w:ascii="Helvetica LT Std" w:hAnsi="Helvetica LT Std" w:cs="Calibri"/>
-          <w:sz w:val="22"/>
-        </w:rPr>
-      </w:pPr>
+        <w:t xml:space="preserve">Barrera de protección frente al radón: </w:t>
+      </w:r>
+      <w:r>
+        <w:rPr>
+          <w:rFonts w:ascii="Helvetica LT Std" w:hAnsi="Helvetica LT Std" w:cs="Calibri"/>
+          <w:sz w:val="22"/>
+        </w:rPr>
+        <w:t>elemento continuo que limita el paso de los gases provenientes del terreno. El CTE DB HS6 (apartado 3.1.1) considera válidas, sin necesidad de cálculo, las barreras tipo lámina con un coeficiente de difusión frente al radón menor que 10</w:t>
+      </w:r>
+      <w:r>
+        <w:rPr>
+          <w:rFonts w:ascii="Helvetica LT Std" w:hAnsi="Helvetica LT Std" w:cs="Calibri"/>
+          <w:sz w:val="22"/>
+          <w:vertAlign w:val="superscript"/>
+        </w:rPr>
+        <w:t>-11</w:t>
+      </w:r>
+      <w:r>
+        <w:rPr>
+          <w:rFonts w:ascii="Helvetica LT Std" w:hAnsi="Helvetica LT Std" w:cs="Calibri"/>
+          <w:sz w:val="22"/>
+        </w:rPr>
+        <w:t xml:space="preserve"> m²/s y un espesor mínimo de 2 mm, con </w:t>
+      </w:r>
+      <w:r>
+        <w:rPr>
+          <w:rFonts w:ascii="Helvetica LT Std" w:hAnsi="Helvetica LT Std" w:cs="Calibri"/>
+          <w:sz w:val="22"/>
+        </w:rPr>
+        <w:lastRenderedPageBreak/>
+        <w:t>continuidad garantizada y juntas, encuentros y perforaciones selladas. En edificios existentes su instalación suele requerir intervención sobre la solera.</w:t>
+      </w:r>
     </w:p>
     <w:p>
       <w:pPr>
@@ -2226,38 +1956,63 @@
           <w:bCs/>
           <w:sz w:val="22"/>
         </w:rPr>
-        <w:lastRenderedPageBreak/>
-        <w:t xml:space="preserve">Barrera de protección frente al radón: </w:t>
-      </w:r>
-      <w:r>
-        <w:rPr>
-          <w:rFonts w:ascii="Helvetica LT Std" w:hAnsi="Helvetica LT Std" w:cs="Calibri"/>
-          <w:sz w:val="22"/>
-        </w:rPr>
-        <w:t>elemento continuo que limita el paso de los gases provenientes del terreno. El CTE DB HS6 (apartado 3.1.1) considera válidas, sin necesidad de cálculo, las barreras tipo lámina con un coeficiente de difusión frente al radón menor que 10</w:t>
-      </w:r>
-      <w:r>
-        <w:rPr>
-          <w:rFonts w:ascii="Helvetica LT Std" w:hAnsi="Helvetica LT Std" w:cs="Calibri"/>
-          <w:sz w:val="22"/>
-          <w:vertAlign w:val="superscript"/>
-        </w:rPr>
-        <w:t>-11</w:t>
-      </w:r>
-      <w:r>
-        <w:rPr>
-          <w:rFonts w:ascii="Helvetica LT Std" w:hAnsi="Helvetica LT Std" w:cs="Calibri"/>
-          <w:sz w:val="22"/>
-        </w:rPr>
-        <w:t xml:space="preserve"> m²/s y un espesor mínimo de 2 mm, con continuidad garantizada y juntas, encuentros y perforaciones selladas. En edificios existentes su instalación suele requerir intervención sobre la solera.</w:t>
+        <w:t xml:space="preserve">Puertas estancas: </w:t>
+      </w:r>
+      <w:r>
+        <w:rPr>
+          <w:rFonts w:ascii="Helvetica LT Std" w:hAnsi="Helvetica LT Std" w:cs="Calibri"/>
+          <w:sz w:val="22"/>
+        </w:rPr>
+        <w:t>instalación de puertas estancas entre los locales ocupados y los espacios en contacto con el terreno (sótanos, cuartos de instalaciones, huecos de ascensor); cuando interrumpan la continuidad de la barrera de protección deberán, además, disponer de mecanismo de cierre automático (apartado 3.1.1 del DB HS6).</w:t>
       </w:r>
     </w:p>
     <w:p>
       <w:pPr>
         <w:pStyle w:val="ListParagraph"/>
-        <w:spacing w:line="360" w:lineRule="auto"/>
-        <w:rPr>
-          <w:rFonts w:ascii="Helvetica LT Std" w:hAnsi="Helvetica LT Std" w:cs="Calibri"/>
+        <w:rPr>
+          <w:rFonts w:ascii="Helvetica LT Std" w:hAnsi="Helvetica LT Std" w:cs="Calibri"/>
+          <w:sz w:val="22"/>
+        </w:rPr>
+      </w:pPr>
+    </w:p>
+    <w:p>
+      <w:pPr>
+        <w:spacing w:line="360" w:lineRule="auto"/>
+        <w:rPr>
+          <w:rFonts w:ascii="Helvetica LT Std" w:hAnsi="Helvetica LT Std" w:cs="Calibri"/>
+          <w:sz w:val="22"/>
+        </w:rPr>
+      </w:pPr>
+    </w:p>
+    <w:p>
+      <w:pPr>
+        <w:pStyle w:val="BodyText"/>
+        <w:spacing w:line="360" w:lineRule="auto"/>
+        <w:rPr>
+          <w:rFonts w:ascii="Helvetica LT Std" w:hAnsi="Helvetica LT Std" w:cs="Calibri"/>
+          <w:b/>
+          <w:bCs/>
+          <w:sz w:val="22"/>
+        </w:rPr>
+      </w:pPr>
+      <w:r>
+        <w:rPr>
+          <w:rFonts w:ascii="Helvetica LT Std" w:hAnsi="Helvetica LT Std" w:cs="Calibri"/>
+          <w:b/>
+          <w:bCs/>
+          <w:sz w:val="22"/>
+        </w:rPr>
+        <w:t>6.2. Medidas de ventilación y extracción</w:t>
+      </w:r>
+    </w:p>
+    <w:p>
+      <w:pPr>
+        <w:pStyle w:val="BodyText"/>
+        <w:spacing w:line="360" w:lineRule="auto"/>
+        <w:rPr>
+          <w:rFonts w:ascii="Helvetica LT Std" w:hAnsi="Helvetica LT Std" w:cs="Calibri"/>
+          <w:b/>
+          <w:bCs/>
           <w:sz w:val="22"/>
         </w:rPr>
       </w:pPr>
@@ -2282,66 +2037,15 @@
           <w:bCs/>
           <w:sz w:val="22"/>
         </w:rPr>
-        <w:t xml:space="preserve">Puertas estancas: </w:t>
-      </w:r>
-      <w:r>
-        <w:rPr>
-          <w:rFonts w:ascii="Helvetica LT Std" w:hAnsi="Helvetica LT Std" w:cs="Calibri"/>
-          <w:sz w:val="22"/>
-        </w:rPr>
-        <w:t>instalación de puertas estancas entre los locales ocupados y los espacios en contacto con el terreno (sótanos, cuartos de instalaciones, huecos de ascensor); cuando interrumpan la continuidad de la barrera de protección deberán, además, disponer de mecanismo de cierre automático (apartado 3.1.1 del DB HS6).</w:t>
-      </w:r>
-    </w:p>
-    <w:p>
-      <w:pPr>
-        <w:pStyle w:val="ListParagraph"/>
-        <w:rPr>
-          <w:rFonts w:ascii="Helvetica LT Std" w:hAnsi="Helvetica LT Std" w:cs="Calibri"/>
-          <w:sz w:val="22"/>
-        </w:rPr>
-      </w:pPr>
-    </w:p>
-    <w:p>
-      <w:pPr>
-        <w:spacing w:line="360" w:lineRule="auto"/>
-        <w:rPr>
-          <w:rFonts w:ascii="Helvetica LT Std" w:hAnsi="Helvetica LT Std" w:cs="Calibri"/>
-          <w:sz w:val="22"/>
-        </w:rPr>
-      </w:pPr>
-    </w:p>
-    <w:p>
-      <w:pPr>
-        <w:pStyle w:val="BodyText"/>
-        <w:spacing w:line="360" w:lineRule="auto"/>
-        <w:rPr>
-          <w:rFonts w:ascii="Helvetica LT Std" w:hAnsi="Helvetica LT Std" w:cs="Calibri"/>
-          <w:b/>
-          <w:bCs/>
-          <w:sz w:val="22"/>
-        </w:rPr>
-      </w:pPr>
-      <w:r>
-        <w:rPr>
-          <w:rFonts w:ascii="Helvetica LT Std" w:hAnsi="Helvetica LT Std" w:cs="Calibri"/>
-          <w:b/>
-          <w:bCs/>
-          <w:sz w:val="22"/>
-        </w:rPr>
-        <w:t>6.2. Medidas de ventilación y extracción</w:t>
-      </w:r>
-    </w:p>
-    <w:p>
-      <w:pPr>
-        <w:pStyle w:val="BodyText"/>
-        <w:spacing w:line="360" w:lineRule="auto"/>
-        <w:rPr>
-          <w:rFonts w:ascii="Helvetica LT Std" w:hAnsi="Helvetica LT Std" w:cs="Calibri"/>
-          <w:b/>
-          <w:bCs/>
-          <w:sz w:val="22"/>
-        </w:rPr>
-      </w:pPr>
+        <w:t xml:space="preserve">Mejora de la ventilación del local: </w:t>
+      </w:r>
+      <w:r>
+        <w:rPr>
+          <w:rFonts w:ascii="Helvetica LT Std" w:hAnsi="Helvetica LT Std" w:cs="Calibri"/>
+          <w:sz w:val="22"/>
+        </w:rPr>
+        <w:t>incremento de la ventilación natural o instalación/ajuste de ventilación mecánica que aumente la tasa de renovación de aire, incluida la posibilidad de mantener el local en ligera sobrepresión para dificultar la entrada del aire del terreno.</w:t>
+      </w:r>
     </w:p>
     <w:p>
       <w:pPr>
@@ -2363,25 +2067,15 @@
           <w:bCs/>
           <w:sz w:val="22"/>
         </w:rPr>
-        <w:t xml:space="preserve">Mejora de la ventilación del local: </w:t>
-      </w:r>
-      <w:r>
-        <w:rPr>
-          <w:rFonts w:ascii="Helvetica LT Std" w:hAnsi="Helvetica LT Std" w:cs="Calibri"/>
-          <w:sz w:val="22"/>
-        </w:rPr>
-        <w:t>incremento de la ventilación natural o instalación/ajuste de ventilación mecánica que aumente la tasa de renovación de aire, incluida la posibilidad de mantener el local en ligera sobrepresión para dificultar la entrada del aire del terreno.</w:t>
-      </w:r>
-    </w:p>
-    <w:p>
-      <w:pPr>
-        <w:pStyle w:val="ListParagraph"/>
-        <w:spacing w:line="360" w:lineRule="auto"/>
-        <w:rPr>
-          <w:rFonts w:ascii="Helvetica LT Std" w:hAnsi="Helvetica LT Std" w:cs="Calibri"/>
-          <w:sz w:val="22"/>
-        </w:rPr>
-      </w:pPr>
+        <w:t xml:space="preserve">Ventilación del espacio de contención: </w:t>
+      </w:r>
+      <w:r>
+        <w:rPr>
+          <w:rFonts w:ascii="Helvetica LT Std" w:hAnsi="Helvetica LT Std" w:cs="Calibri"/>
+          <w:sz w:val="22"/>
+        </w:rPr>
+        <w:t>ventilación, natural o mecánica, de cámaras sanitarias, forjados sanitarios o sótanos no habitables situados entre el terreno y los locales ocupados, de modo que el radón se evacúe antes de alcanzar las zonas de trabajo.</w:t>
+      </w:r>
     </w:p>
     <w:p>
       <w:pPr>
@@ -2403,25 +2097,103 @@
           <w:bCs/>
           <w:sz w:val="22"/>
         </w:rPr>
-        <w:t xml:space="preserve">Ventilación del espacio de contención: </w:t>
-      </w:r>
-      <w:r>
-        <w:rPr>
-          <w:rFonts w:ascii="Helvetica LT Std" w:hAnsi="Helvetica LT Std" w:cs="Calibri"/>
-          <w:sz w:val="22"/>
-        </w:rPr>
-        <w:t>ventilación, natural o mecánica, de cámaras sanitarias, forjados sanitarios o sótanos no habitables situados entre el terreno y los locales ocupados, de modo que el radón se evacúe antes de alcanzar las zonas de trabajo.</w:t>
-      </w:r>
-    </w:p>
-    <w:p>
-      <w:pPr>
-        <w:pStyle w:val="ListParagraph"/>
-        <w:spacing w:line="360" w:lineRule="auto"/>
-        <w:rPr>
-          <w:rFonts w:ascii="Helvetica LT Std" w:hAnsi="Helvetica LT Std" w:cs="Calibri"/>
-          <w:sz w:val="22"/>
-        </w:rPr>
-      </w:pPr>
+        <w:t xml:space="preserve">Despresurización del terreno: </w:t>
+      </w:r>
+      <w:r>
+        <w:rPr>
+          <w:rFonts w:ascii="Helvetica LT Std" w:hAnsi="Helvetica LT Std" w:cs="Calibri"/>
+          <w:sz w:val="22"/>
+        </w:rPr>
+        <w:t>sistema, pasivo o con extractor mecánico, que mediante arquetas o pozos de captación bajo la solera y conductos de evacuación extrae el gas del terreno y lo expulsa al exterior por encima de la cubierta. Es, con carácter general, la solución más eficaz ante superaciones elevadas, y es uno de los dos sistemas adicionales que el CTE DB HS6 (apartado 3.1.b) exige combinar con la barrera de protección en los municipios de zona II (el otro es el espacio de contención ventilado).</w:t>
+      </w:r>
+    </w:p>
+    <w:p>
+      <w:pPr>
+        <w:spacing w:line="360" w:lineRule="auto"/>
+        <w:ind w:left="360"/>
+        <w:rPr>
+          <w:rFonts w:ascii="Helvetica LT Std" w:hAnsi="Helvetica LT Std" w:cs="Calibri"/>
+          <w:sz w:val="22"/>
+        </w:rPr>
+      </w:pPr>
+    </w:p>
+    <w:p>
+      <w:pPr>
+        <w:pStyle w:val="BodyText"/>
+        <w:spacing w:line="360" w:lineRule="auto"/>
+        <w:rPr>
+          <w:rFonts w:ascii="Helvetica LT Std" w:hAnsi="Helvetica LT Std" w:cs="Calibri"/>
+          <w:sz w:val="22"/>
+        </w:rPr>
+      </w:pPr>
+      <w:r>
+        <w:rPr>
+          <w:rFonts w:ascii="Helvetica LT Std" w:hAnsi="Helvetica LT Std" w:cs="Calibri"/>
+          <w:sz w:val="22"/>
+        </w:rPr>
+        <w:t>Cuando proceda ejecutar soluciones constructivas, el estudio deberá incluir además un informe emitido por un profesional competente habilitado para realizar proyectos técnicos de edificación.</w:t>
+      </w:r>
+    </w:p>
+    <w:p>
+      <w:pPr>
+        <w:pStyle w:val="BodyText"/>
+        <w:spacing w:line="360" w:lineRule="auto"/>
+        <w:rPr>
+          <w:rFonts w:ascii="Helvetica LT Std" w:hAnsi="Helvetica LT Std" w:cs="Calibri"/>
+          <w:sz w:val="22"/>
+        </w:rPr>
+      </w:pPr>
+    </w:p>
+    <w:p>
+      <w:pPr>
+        <w:pStyle w:val="BodyText"/>
+        <w:spacing w:line="360" w:lineRule="auto"/>
+        <w:rPr>
+          <w:rFonts w:ascii="Helvetica LT Std" w:hAnsi="Helvetica LT Std" w:cs="Calibri"/>
+          <w:b/>
+          <w:bCs/>
+          <w:sz w:val="22"/>
+        </w:rPr>
+      </w:pPr>
+      <w:r>
+        <w:rPr>
+          <w:rFonts w:ascii="Helvetica LT Std" w:hAnsi="Helvetica LT Std" w:cs="Calibri"/>
+          <w:b/>
+          <w:bCs/>
+          <w:sz w:val="22"/>
+        </w:rPr>
+        <w:t>6.3. Medidas administrativas de reducción de la exposición</w:t>
+      </w:r>
+    </w:p>
+    <w:p>
+      <w:pPr>
+        <w:pStyle w:val="BodyText"/>
+        <w:spacing w:line="360" w:lineRule="auto"/>
+        <w:rPr>
+          <w:rFonts w:ascii="Helvetica LT Std" w:hAnsi="Helvetica LT Std" w:cs="Calibri"/>
+          <w:b/>
+          <w:bCs/>
+          <w:sz w:val="22"/>
+        </w:rPr>
+      </w:pPr>
+    </w:p>
+    <w:p>
+      <w:pPr>
+        <w:pStyle w:val="BodyText"/>
+        <w:spacing w:line="360" w:lineRule="auto"/>
+        <w:rPr>
+          <w:rFonts w:ascii="Helvetica LT Std" w:hAnsi="Helvetica LT Std" w:cs="Calibri"/>
+          <w:sz w:val="22"/>
+        </w:rPr>
+      </w:pPr>
+      <w:r>
+        <w:rPr>
+          <w:rFonts w:ascii="Helvetica LT Std" w:hAnsi="Helvetica LT Std" w:cs="Calibri"/>
+          <w:sz w:val="22"/>
+        </w:rPr>
+        <w:lastRenderedPageBreak/>
+        <w:t>Con carácter complementario o transitorio, mientras se ejecutan las medidas de remediación, pueden adoptarse medidas organizativas que reducen la exposición de las personas trabajadoras sin actuar sobre la concentración:</w:t>
+      </w:r>
     </w:p>
     <w:p>
       <w:pPr>
@@ -2439,115 +2211,10 @@
       <w:r>
         <w:rPr>
           <w:rFonts w:ascii="Helvetica LT Std" w:hAnsi="Helvetica LT Std" w:cs="Calibri"/>
-          <w:b/>
-          <w:bCs/>
-          <w:sz w:val="22"/>
-        </w:rPr>
-        <w:t xml:space="preserve">Despresurización del terreno: </w:t>
-      </w:r>
-      <w:r>
-        <w:rPr>
-          <w:rFonts w:ascii="Helvetica LT Std" w:hAnsi="Helvetica LT Std" w:cs="Calibri"/>
-          <w:sz w:val="22"/>
-        </w:rPr>
-        <w:t>sistema, pasivo o con extractor mecánico, que mediante arquetas o pozos de captación bajo la solera y conductos de evacuación extrae el gas del terreno y lo expulsa al exterior por encima de la cubierta. Es, con carácter general, la solución más eficaz ante superaciones elevadas, y es uno de los dos sistemas adicionales que el CTE DB HS6 (apartado 3.1.b) exige combinar con la barrera de protección en los municipios de zona II (el otro es el espacio de contención ventilado).</w:t>
-      </w:r>
-    </w:p>
-    <w:p>
-      <w:pPr>
-        <w:spacing w:line="360" w:lineRule="auto"/>
-        <w:ind w:left="360"/>
-        <w:rPr>
-          <w:rFonts w:ascii="Helvetica LT Std" w:hAnsi="Helvetica LT Std" w:cs="Calibri"/>
-          <w:sz w:val="22"/>
-        </w:rPr>
-      </w:pPr>
-    </w:p>
-    <w:p>
-      <w:pPr>
-        <w:pStyle w:val="BodyText"/>
-        <w:spacing w:line="360" w:lineRule="auto"/>
-        <w:rPr>
-          <w:rFonts w:ascii="Helvetica LT Std" w:hAnsi="Helvetica LT Std" w:cs="Calibri"/>
-          <w:sz w:val="22"/>
-        </w:rPr>
-      </w:pPr>
-      <w:r>
-        <w:rPr>
-          <w:rFonts w:ascii="Helvetica LT Std" w:hAnsi="Helvetica LT Std" w:cs="Calibri"/>
-          <w:sz w:val="22"/>
-        </w:rPr>
-        <w:lastRenderedPageBreak/>
-        <w:t>Cuando proceda ejecutar soluciones constructivas, el estudio deberá incluir además un informe emitido por un profesional competente habilitado para realizar proyectos técnicos de edificación.</w:t>
-      </w:r>
-    </w:p>
-    <w:p>
-      <w:pPr>
-        <w:pStyle w:val="BodyText"/>
-        <w:spacing w:line="360" w:lineRule="auto"/>
-        <w:rPr>
-          <w:rFonts w:ascii="Helvetica LT Std" w:hAnsi="Helvetica LT Std" w:cs="Calibri"/>
-          <w:sz w:val="22"/>
-        </w:rPr>
-      </w:pPr>
-    </w:p>
-    <w:p>
-      <w:pPr>
-        <w:pStyle w:val="BodyText"/>
-        <w:spacing w:line="360" w:lineRule="auto"/>
-        <w:rPr>
-          <w:rFonts w:ascii="Helvetica LT Std" w:hAnsi="Helvetica LT Std" w:cs="Calibri"/>
-          <w:b/>
-          <w:bCs/>
-          <w:sz w:val="22"/>
-        </w:rPr>
-      </w:pPr>
-      <w:r>
-        <w:rPr>
-          <w:rFonts w:ascii="Helvetica LT Std" w:hAnsi="Helvetica LT Std" w:cs="Calibri"/>
-          <w:b/>
-          <w:bCs/>
-          <w:sz w:val="22"/>
-        </w:rPr>
-        <w:t>6.3. Medidas administrativas de reducción de la exposición</w:t>
-      </w:r>
-    </w:p>
-    <w:p>
-      <w:pPr>
-        <w:pStyle w:val="BodyText"/>
-        <w:spacing w:line="360" w:lineRule="auto"/>
-        <w:rPr>
-          <w:rFonts w:ascii="Helvetica LT Std" w:hAnsi="Helvetica LT Std" w:cs="Calibri"/>
-          <w:sz w:val="22"/>
-        </w:rPr>
-      </w:pPr>
-      <w:r>
-        <w:rPr>
-          <w:rFonts w:ascii="Helvetica LT Std" w:hAnsi="Helvetica LT Std" w:cs="Calibri"/>
-          <w:sz w:val="22"/>
-        </w:rPr>
-        <w:t>Con carácter complementario o transitorio, mientras se ejecutan las medidas de remediación, pueden adoptarse medidas organizativas que reducen la exposición de las personas trabajadoras sin actuar sobre la concentración:</w:t>
-      </w:r>
-    </w:p>
-    <w:p>
-      <w:pPr>
-        <w:pStyle w:val="BodyText"/>
-        <w:spacing w:line="360" w:lineRule="auto"/>
-        <w:rPr>
-          <w:rFonts w:ascii="Helvetica LT Std" w:hAnsi="Helvetica LT Std" w:cs="Calibri"/>
-          <w:sz w:val="22"/>
-        </w:rPr>
-      </w:pPr>
-    </w:p>
-    <w:p>
-      <w:pPr>
-        <w:pStyle w:val="BodyText"/>
-        <w:spacing w:line="360" w:lineRule="auto"/>
-        <w:rPr>
-          <w:rFonts w:ascii="Helvetica LT Std" w:hAnsi="Helvetica LT Std" w:cs="Calibri"/>
-          <w:sz w:val="22"/>
-        </w:rPr>
-      </w:pPr>
+          <w:sz w:val="22"/>
+        </w:rPr>
+        <w:t>Limitación del tiempo de permanencia en las zonas afectadas y reorganización de tareas y turnos.</w:t>
+      </w:r>
     </w:p>
     <w:p>
       <w:pPr>
@@ -2567,18 +2234,8 @@
           <w:rFonts w:ascii="Helvetica LT Std" w:hAnsi="Helvetica LT Std" w:cs="Calibri"/>
           <w:sz w:val="22"/>
         </w:rPr>
-        <w:t>Limitación del tiempo de permanencia en las zonas afectadas y reorganización de tareas y turnos.</w:t>
-      </w:r>
-    </w:p>
-    <w:p>
-      <w:pPr>
-        <w:pStyle w:val="ListParagraph"/>
-        <w:spacing w:line="360" w:lineRule="auto"/>
-        <w:rPr>
-          <w:rFonts w:ascii="Helvetica LT Std" w:hAnsi="Helvetica LT Std" w:cs="Calibri"/>
-          <w:sz w:val="22"/>
-        </w:rPr>
-      </w:pPr>
+        <w:t>Reubicación de los puestos de trabajo fijos fuera de las zonas afectadas, cuando sea posible.</w:t>
+      </w:r>
     </w:p>
     <w:p>
       <w:pPr>
@@ -2598,59 +2255,18 @@
           <w:rFonts w:ascii="Helvetica LT Std" w:hAnsi="Helvetica LT Std" w:cs="Calibri"/>
           <w:sz w:val="22"/>
         </w:rPr>
-        <w:t>Reubicación de los puestos de trabajo fijos fuera de las zonas afectadas, cuando sea posible.</w:t>
-      </w:r>
-    </w:p>
-    <w:p>
-      <w:pPr>
-        <w:pStyle w:val="ListParagraph"/>
-        <w:spacing w:line="360" w:lineRule="auto"/>
-        <w:rPr>
-          <w:rFonts w:ascii="Helvetica LT Std" w:hAnsi="Helvetica LT Std" w:cs="Calibri"/>
-          <w:sz w:val="22"/>
-        </w:rPr>
-      </w:pPr>
-    </w:p>
-    <w:p>
-      <w:pPr>
-        <w:pStyle w:val="ListParagraph"/>
-        <w:numPr>
-          <w:ilvl w:val="0"/>
-          <w:numId w:val="2"/>
-        </w:numPr>
-        <w:spacing w:line="360" w:lineRule="auto"/>
-        <w:rPr>
-          <w:rFonts w:ascii="Helvetica LT Std" w:hAnsi="Helvetica LT Std" w:cs="Calibri"/>
-          <w:sz w:val="22"/>
-        </w:rPr>
-      </w:pPr>
-      <w:r>
-        <w:rPr>
-          <w:rFonts w:ascii="Helvetica LT Std" w:hAnsi="Helvetica LT Std" w:cs="Calibri"/>
-          <w:sz w:val="22"/>
-        </w:rPr>
-        <w:t xml:space="preserve">Uso de equipos de protección individual: el CSN señala que el uso de mascarillas filtrantes puede contribuir a reducir las dosis debidas al radón. Su selección y utilización (por ejemplo, mascarillas </w:t>
-      </w:r>
-      <w:proofErr w:type="spellStart"/>
-      <w:r>
-        <w:rPr>
-          <w:rFonts w:ascii="Helvetica LT Std" w:hAnsi="Helvetica LT Std" w:cs="Calibri"/>
-          <w:sz w:val="22"/>
-        </w:rPr>
-        <w:t>autofiltrantes</w:t>
-      </w:r>
-      <w:proofErr w:type="spellEnd"/>
-      <w:r>
-        <w:rPr>
-          <w:rFonts w:ascii="Helvetica LT Std" w:hAnsi="Helvetica LT Std" w:cs="Calibri"/>
-          <w:sz w:val="22"/>
-        </w:rPr>
-        <w:t xml:space="preserve"> frente a partículas FFP2/FFP3) se ajustará al Real Decreto 773/1997, como medida complementaria y de último recurso (artículo 17 de la Ley 31/1995), sin sustituir en ningún caso a las medidas de remediación.</w:t>
-      </w:r>
-    </w:p>
-    <w:p>
-      <w:pPr>
-        <w:pStyle w:val="ListParagraph"/>
+        <w:t>Uso de equipos de protección individual: el CSN señala que el uso de mascarillas filtrantes puede contribuir a reducir las dosis debidas al radón. Su selección y utilización (por ejemplo, mascarillas autofiltrantes frente a partículas FFP2/FFP3) se ajustará al Real Decreto 773/1997, como medida complementaria y de último recurso (artículo 17 de la Ley 31/1995), sin sustituir en ningún caso a las medidas de remediación</w:t>
+      </w:r>
+      <w:r>
+        <w:rPr>
+          <w:rFonts w:ascii="Helvetica LT Std" w:hAnsi="Helvetica LT Std" w:cs="Calibri"/>
+          <w:sz w:val="22"/>
+        </w:rPr>
+        <w:t>.</w:t>
+      </w:r>
+    </w:p>
+    <w:p>
+      <w:pPr>
         <w:spacing w:line="360" w:lineRule="auto"/>
         <w:rPr>
           <w:rFonts w:ascii="Helvetica LT Std" w:hAnsi="Helvetica LT Std" w:cs="Calibri"/>
@@ -2674,16 +2290,6 @@
         </w:rPr>
         <w:t>Estas medidas no sustituyen a las de remediación y su diseño debe contar con el asesoramiento de una UTPR.</w:t>
       </w:r>
-    </w:p>
-    <w:p>
-      <w:pPr>
-        <w:pStyle w:val="BodyText"/>
-        <w:spacing w:line="360" w:lineRule="auto"/>
-        <w:rPr>
-          <w:rFonts w:ascii="Helvetica LT Std" w:hAnsi="Helvetica LT Std" w:cs="Calibri"/>
-          <w:sz w:val="22"/>
-        </w:rPr>
-      </w:pPr>
     </w:p>
     <w:p>
       <w:pPr>
@@ -2747,53 +2353,57 @@
         <w:spacing w:line="360" w:lineRule="auto"/>
         <w:rPr>
           <w:rFonts w:ascii="Helvetica LT Std" w:hAnsi="Helvetica LT Std" w:cs="Calibri"/>
-          <w:sz w:val="22"/>
-        </w:rPr>
-      </w:pPr>
-      <w:r>
-        <w:rPr>
-          <w:rFonts w:ascii="Helvetica LT Std" w:hAnsi="Helvetica LT Std" w:cs="Calibri"/>
-          <w:sz w:val="22"/>
-        </w:rPr>
-        <w:t xml:space="preserve">Conforme al artículo octavo de la Instrucción IS-47, el titular debe informar a las personas trabajadoras, o a sus representantes, de los resultados obtenidos en el estudio y, al haberse registrado zonas con promedios superiores a 300 Bq/m³, consultarles sobre las posibles medidas de remediación o de reducción de las exposiciones. El presente informe </w:t>
-      </w:r>
-      <w:r>
-        <w:rPr>
-          <w:rFonts w:ascii="Helvetica LT Std" w:hAnsi="Helvetica LT Std" w:cs="Calibri"/>
-          <w:sz w:val="22"/>
-        </w:rPr>
-        <w:lastRenderedPageBreak/>
-        <w:t>debe integrarse en la evaluación de riesgos laborales del centro (artículo 19.1 del RPSI y Ley 31/1995) y permanecer a disposición de las personas trabajadoras, de la inspección del CSN, de la Inspección de Trabajo y Seguridad Social, de las autoridades sanitarias y de las demás administraciones competentes (artículo séptimo de la Instrucción IS-47 y artículo 76.3 del RPSI).</w:t>
-      </w:r>
-    </w:p>
-    <w:p>
-      <w:pPr>
-        <w:pStyle w:val="BodyText"/>
-        <w:spacing w:line="360" w:lineRule="auto"/>
-        <w:rPr>
-          <w:rFonts w:ascii="Helvetica LT Std" w:hAnsi="Helvetica LT Std" w:cs="Calibri"/>
-          <w:sz w:val="22"/>
-        </w:rPr>
-      </w:pPr>
-    </w:p>
-    <w:p>
-      <w:pPr>
-        <w:pStyle w:val="BodyText"/>
-        <w:spacing w:line="360" w:lineRule="auto"/>
-        <w:rPr>
-          <w:rFonts w:ascii="Helvetica LT Std" w:hAnsi="Helvetica LT Std" w:cs="Calibri"/>
           <w:b/>
           <w:bCs/>
           <w:sz w:val="22"/>
         </w:rPr>
       </w:pPr>
-      <w:r>
+    </w:p>
+    <w:p>
+      <w:pPr>
+        <w:pStyle w:val="BodyText"/>
+        <w:spacing w:line="360" w:lineRule="auto"/>
+        <w:rPr>
+          <w:rFonts w:ascii="Helvetica LT Std" w:hAnsi="Helvetica LT Std" w:cs="Calibri"/>
+          <w:sz w:val="22"/>
+        </w:rPr>
+      </w:pPr>
+      <w:r>
+        <w:rPr>
+          <w:rFonts w:ascii="Helvetica LT Std" w:hAnsi="Helvetica LT Std" w:cs="Calibri"/>
+          <w:sz w:val="22"/>
+        </w:rPr>
+        <w:t>Conforme al artículo octavo de la Instrucción IS-47, el titular debe informar a las personas trabajadoras, o a sus representantes, de los resultados obtenidos en el estudio y, al haberse registrado zonas con promedios superiores a 300 Bq/m³, consultarles sobre las posibles medidas de remediación o de reducción de las exposiciones. El presente informe debe integrarse en la evaluación de riesgos laborales del centro (artículo 19.1 del RPSI y Ley 31/1995) y permanecer a disposición de las personas trabajadoras, de la inspección del CSN, de la Inspección de Trabajo y Seguridad Social, de las autoridades sanitarias y de las demás administraciones competentes (artículo séptimo de la Instrucción IS-47 y artículo 76.3 del RPSI).</w:t>
+      </w:r>
+    </w:p>
+    <w:p>
+      <w:pPr>
+        <w:pStyle w:val="BodyText"/>
+        <w:spacing w:line="360" w:lineRule="auto"/>
+        <w:rPr>
+          <w:rFonts w:ascii="Helvetica LT Std" w:hAnsi="Helvetica LT Std" w:cs="Calibri"/>
+          <w:sz w:val="22"/>
+        </w:rPr>
+      </w:pPr>
+    </w:p>
+    <w:p>
+      <w:pPr>
+        <w:pStyle w:val="BodyText"/>
+        <w:spacing w:line="360" w:lineRule="auto"/>
         <w:rPr>
           <w:rFonts w:ascii="Helvetica LT Std" w:hAnsi="Helvetica LT Std" w:cs="Calibri"/>
           <w:b/>
           <w:bCs/>
           <w:sz w:val="22"/>
         </w:rPr>
+      </w:pPr>
+      <w:r>
+        <w:rPr>
+          <w:rFonts w:ascii="Helvetica LT Std" w:hAnsi="Helvetica LT Std" w:cs="Calibri"/>
+          <w:b/>
+          <w:bCs/>
+          <w:sz w:val="22"/>
+        </w:rPr>
         <w:t>7.2. Medición de comprobación y periodicidad de los estudios</w:t>
       </w:r>
     </w:p>
@@ -2806,11 +2416,22 @@
           <w:sz w:val="22"/>
         </w:rPr>
       </w:pPr>
-      <w:r>
-        <w:rPr>
-          <w:rFonts w:ascii="Helvetica LT Std" w:hAnsi="Helvetica LT Std" w:cs="Calibri"/>
-          <w:sz w:val="22"/>
-        </w:rPr>
+    </w:p>
+    <w:p>
+      <w:pPr>
+        <w:pStyle w:val="BodyText"/>
+        <w:spacing w:line="360" w:lineRule="auto"/>
+        <w:rPr>
+          <w:rFonts w:ascii="Helvetica LT Std" w:hAnsi="Helvetica LT Std" w:cs="Calibri"/>
+          <w:sz w:val="22"/>
+        </w:rPr>
+      </w:pPr>
+      <w:r>
+        <w:rPr>
+          <w:rFonts w:ascii="Helvetica LT Std" w:hAnsi="Helvetica LT Std" w:cs="Calibri"/>
+          <w:sz w:val="22"/>
+        </w:rPr>
+        <w:lastRenderedPageBreak/>
         <w:t xml:space="preserve">Tras la implantación de las medidas correctoras deberá revaluarse el promedio anual de concentración de radón (artículo 75.2 del RPSI). Además, conforme al artículo sexto de la Instrucción IS-47, al haberse detectado valores superiores a 300 Bq/m³, los estudios de medición deberán actualizarse cada cinco años en lugar de cada diez, frecuencia que también se aplica mientras sea necesario mantener en funcionamiento sistemas activos de protección. </w:t>
       </w:r>
     </w:p>
@@ -6023,6 +5644,7 @@
   <w:style w:type="character" w:default="1" w:styleId="DefaultParagraphFont">
     <w:name w:val="Default Paragraph Font"/>
     <w:uiPriority w:val="1"/>
+    <w:semiHidden/>
     <w:unhideWhenUsed/>
   </w:style>
   <w:style w:type="table" w:default="1" w:styleId="TableNormal">
@@ -6519,9 +6141,11 @@
     <w:rsid w:val="0028796C"/>
     <w:rsid w:val="002A144F"/>
     <w:rsid w:val="0033289E"/>
+    <w:rsid w:val="003921CE"/>
     <w:rsid w:val="0051719F"/>
     <w:rsid w:val="006619A5"/>
     <w:rsid w:val="00690D87"/>
+    <w:rsid w:val="007777D7"/>
     <w:rsid w:val="007921F0"/>
     <w:rsid w:val="008645FF"/>
     <w:rsid w:val="00994D19"/>

--- a/plantilla-informe-positivo.docx
+++ b/plantilla-informe-positivo.docx
@@ -213,7 +213,23 @@
           <w:rFonts w:ascii="Helvetica LT Std" w:hAnsi="Helvetica LT Std" w:cs="Calibri"/>
           <w:sz w:val="22"/>
         </w:rPr>
-        <w:t>En el Real Decreto 1029/2022, de 20 de diciembre, se aprobó el Reglamento sobre protección de la salud contra los riesgos derivados de la exposición a las radiaciones ionizantes (RPSI), que establece para el radón en recintos cerrados un nivel de referencia de 300 becquerelios por metro cúbico (Bq/m³), en términos de promedio anual de concentración en aire (artículo 72.a). El nivel de referencia no es un límite que no pueda rebasarse, sino el valor por encima del cual se considera inapropiado permitir que se produzcan exposiciones y que obliga a actuar (artículo 4.58). En concreto,</w:t>
+        <w:t xml:space="preserve">En el Real Decreto 1029/2022, de 20 de diciembre, se aprobó el Reglamento sobre protección de la salud contra los riesgos derivados de la exposición a las radiaciones ionizantes (RPSI), que establece para el radón en recintos cerrados un nivel de referencia de 300 </w:t>
+      </w:r>
+      <w:proofErr w:type="spellStart"/>
+      <w:r>
+        <w:rPr>
+          <w:rFonts w:ascii="Helvetica LT Std" w:hAnsi="Helvetica LT Std" w:cs="Calibri"/>
+          <w:sz w:val="22"/>
+        </w:rPr>
+        <w:t>becquerelios</w:t>
+      </w:r>
+      <w:proofErr w:type="spellEnd"/>
+      <w:r>
+        <w:rPr>
+          <w:rFonts w:ascii="Helvetica LT Std" w:hAnsi="Helvetica LT Std" w:cs="Calibri"/>
+          <w:sz w:val="22"/>
+        </w:rPr>
+        <w:t xml:space="preserve"> por metro cúbico (Bq/m³), en términos de promedio anual de concentración en aire (artículo 72.a). El nivel de referencia no es un límite que no pueda rebasarse, sino el valor por encima del cual se considera inapropiado permitir que se produzcan exposiciones y que obliga a actuar (artículo 4.58). En concreto,</w:t>
       </w:r>
     </w:p>
     <w:p>
@@ -231,7 +247,23 @@
           <w:sz w:val="22"/>
         </w:rPr>
         <w:lastRenderedPageBreak/>
-        <w:t>el reglamento incluye en su ámbito de aplicación la exposición de trabajadores o de miembros del público al radón en recintos cerrados (artículo 2.1.c).3.º) y establece en su artículo 75.1 la obligación de estimar el promedio anual de concentración de radón en aire en los lugares de trabajo afectados, entre ellos todos los situados en planta baja o bajo rasante de los términos municipales de actuación prioritaria (artículo 75.1.c).</w:t>
+        <w:t>el reglamento incluye en su ámbito de aplicación la exposición de trabajadores o de miembros del público al radón en recintos cerrados (artículo 2.1.c</w:t>
+      </w:r>
+      <w:proofErr w:type="gramStart"/>
+      <w:r>
+        <w:rPr>
+          <w:rFonts w:ascii="Helvetica LT Std" w:hAnsi="Helvetica LT Std" w:cs="Calibri"/>
+          <w:sz w:val="22"/>
+        </w:rPr>
+        <w:t>).3.º</w:t>
+      </w:r>
+      <w:proofErr w:type="gramEnd"/>
+      <w:r>
+        <w:rPr>
+          <w:rFonts w:ascii="Helvetica LT Std" w:hAnsi="Helvetica LT Std" w:cs="Calibri"/>
+          <w:sz w:val="22"/>
+        </w:rPr>
+        <w:t>) y establece en su artículo 75.1 la obligación de estimar el promedio anual de concentración de radón en aire en los lugares de trabajo afectados, entre ellos todos los situados en planta baja o bajo rasante de los términos municipales de actuación prioritaria (artículo 75.1.c).</w:t>
       </w:r>
     </w:p>
     <w:p>
@@ -418,7 +450,39 @@
           <w:rFonts w:ascii="Helvetica LT Std" w:hAnsi="Helvetica LT Std" w:cs="Calibri"/>
           <w:sz w:val="22"/>
         </w:rPr>
-        <w:t xml:space="preserve">Los detectores utilizados fueron los denominados Radtrak³©, proporcionados por el laboratorio acreditado según la norma ISO/IEC 17025, RADONOVA LABORATORIES AB ubicado en Södra Depagatan 2, 75 454 Uppsala, Suecia apara ser posteriormente analizados en su laboratorio para la determinación de los resultados. </w:t>
+        <w:t xml:space="preserve">Los detectores utilizados fueron los denominados Radtrak³©, proporcionados por el laboratorio acreditado según la norma ISO/IEC 17025, RADONOVA LABORATORIES AB ubicado en </w:t>
+      </w:r>
+      <w:proofErr w:type="spellStart"/>
+      <w:r>
+        <w:rPr>
+          <w:rFonts w:ascii="Helvetica LT Std" w:hAnsi="Helvetica LT Std" w:cs="Calibri"/>
+          <w:sz w:val="22"/>
+        </w:rPr>
+        <w:t>Södra</w:t>
+      </w:r>
+      <w:proofErr w:type="spellEnd"/>
+      <w:r>
+        <w:rPr>
+          <w:rFonts w:ascii="Helvetica LT Std" w:hAnsi="Helvetica LT Std" w:cs="Calibri"/>
+          <w:sz w:val="22"/>
+        </w:rPr>
+        <w:t xml:space="preserve"> </w:t>
+      </w:r>
+      <w:proofErr w:type="spellStart"/>
+      <w:r>
+        <w:rPr>
+          <w:rFonts w:ascii="Helvetica LT Std" w:hAnsi="Helvetica LT Std" w:cs="Calibri"/>
+          <w:sz w:val="22"/>
+        </w:rPr>
+        <w:t>Depagatan</w:t>
+      </w:r>
+      <w:proofErr w:type="spellEnd"/>
+      <w:r>
+        <w:rPr>
+          <w:rFonts w:ascii="Helvetica LT Std" w:hAnsi="Helvetica LT Std" w:cs="Calibri"/>
+          <w:sz w:val="22"/>
+        </w:rPr>
+        <w:t xml:space="preserve"> 2, 75 454 Uppsala, Suecia apara ser posteriormente analizados en su laboratorio para la determinación de los resultados. </w:t>
       </w:r>
     </w:p>
     <w:p>
@@ -441,7 +505,51 @@
           <w:sz w:val="22"/>
           <w:lang w:val="es-ES"/>
         </w:rPr>
-        <w:t>ESTUDIOS DEL TERRENO S.L. es el distribuidor oficial de RADONOVA LABORATORIES AB, laboratorio acreditado para medir radón en aire según la norma ISO/IEC 17025 e incluido en la información sobre laboratorios de medición de radón que publica el Consejo de Seguridad Nuclear (https://www.csn.es/radon).  La empresa Radonova Laboratories cuenta con la acreditación ISO 17025 por la entidad de acreditación sueca SWEDAC (equivalente a ENAC en España) con el numero 1489 para realizar medidas de la concentración de gas radón utilizando el método de medida de detectores de trazas. La acreditación SWEDAC está aceptada en todos los países de la CE a través del acuerdo EAL (Cooperación Europea para la Acreditación de Laboratorios)</w:t>
+        <w:t xml:space="preserve">ESTUDIOS DEL TERRENO S.L. es el distribuidor oficial de RADONOVA LABORATORIES AB, laboratorio acreditado para medir radón en aire según la norma ISO/IEC 17025 e incluido en la información sobre laboratorios de medición de radón que publica el Consejo de Seguridad Nuclear (https://www.csn.es/radon).  La empresa </w:t>
+      </w:r>
+      <w:proofErr w:type="spellStart"/>
+      <w:r>
+        <w:rPr>
+          <w:rFonts w:ascii="Helvetica LT Std" w:hAnsi="Helvetica LT Std" w:cs="Calibri"/>
+          <w:b w:val="0"/>
+          <w:bCs w:val="0"/>
+          <w:sz w:val="22"/>
+          <w:lang w:val="es-ES"/>
+        </w:rPr>
+        <w:t>Radonova</w:t>
+      </w:r>
+      <w:proofErr w:type="spellEnd"/>
+      <w:r>
+        <w:rPr>
+          <w:rFonts w:ascii="Helvetica LT Std" w:hAnsi="Helvetica LT Std" w:cs="Calibri"/>
+          <w:b w:val="0"/>
+          <w:bCs w:val="0"/>
+          <w:sz w:val="22"/>
+          <w:lang w:val="es-ES"/>
+        </w:rPr>
+        <w:t xml:space="preserve"> </w:t>
+      </w:r>
+      <w:proofErr w:type="spellStart"/>
+      <w:r>
+        <w:rPr>
+          <w:rFonts w:ascii="Helvetica LT Std" w:hAnsi="Helvetica LT Std" w:cs="Calibri"/>
+          <w:b w:val="0"/>
+          <w:bCs w:val="0"/>
+          <w:sz w:val="22"/>
+          <w:lang w:val="es-ES"/>
+        </w:rPr>
+        <w:t>Laboratories</w:t>
+      </w:r>
+      <w:proofErr w:type="spellEnd"/>
+      <w:r>
+        <w:rPr>
+          <w:rFonts w:ascii="Helvetica LT Std" w:hAnsi="Helvetica LT Std" w:cs="Calibri"/>
+          <w:b w:val="0"/>
+          <w:bCs w:val="0"/>
+          <w:sz w:val="22"/>
+          <w:lang w:val="es-ES"/>
+        </w:rPr>
+        <w:t xml:space="preserve"> cuenta con la acreditación ISO 17025 por la entidad de acreditación sueca SWEDAC (equivalente a ENAC en España) con el numero 1489 para realizar medidas de la concentración de gas radón utilizando el método de medida de detectores de trazas. La acreditación SWEDAC está aceptada en todos los países de la CE a través del acuerdo EAL (Cooperación Europea para la Acreditación de Laboratorios)</w:t>
       </w:r>
     </w:p>
     <w:p/>
@@ -489,7 +597,23 @@
           <w:rFonts w:ascii="Helvetica LT Std" w:hAnsi="Helvetica LT Std" w:cs="Calibri"/>
           <w:sz w:val="22"/>
         </w:rPr>
-        <w:t>De acuerdo con las características de las edificaciones y de la solicitud del cliente, se llevó a cabo la colocación de detectores Radtrak³ de larga exposición durante 3 meses, conforme al artículo cuarto.e) de la Instrucción IS-47 del Consejo de Seguridad Nuclear (periodo mínimo de tres meses comprendido entre el 1 de octubre y el 31 de mayo) y al Real Decreto 1029/2022 (artículos 75.1 y 76.2), que requieren la medición de la concentración de radón en aire en todas las zonas en las que los trabajadores deban permanecer o a las que puedan acceder por razón de su trabajo en plantas bajas y plantas bajo rasante de los municipios de actuación prioritaria.</w:t>
+        <w:t xml:space="preserve">De acuerdo con las características de las edificaciones y de la solicitud del cliente, se llevó a cabo la colocación de detectores Radtrak³ de larga exposición durante 3 meses, conforme al artículo </w:t>
+      </w:r>
+      <w:proofErr w:type="spellStart"/>
+      <w:r>
+        <w:rPr>
+          <w:rFonts w:ascii="Helvetica LT Std" w:hAnsi="Helvetica LT Std" w:cs="Calibri"/>
+          <w:sz w:val="22"/>
+        </w:rPr>
+        <w:t>cuarto.e</w:t>
+      </w:r>
+      <w:proofErr w:type="spellEnd"/>
+      <w:r>
+        <w:rPr>
+          <w:rFonts w:ascii="Helvetica LT Std" w:hAnsi="Helvetica LT Std" w:cs="Calibri"/>
+          <w:sz w:val="22"/>
+        </w:rPr>
+        <w:t>) de la Instrucción IS-47 del Consejo de Seguridad Nuclear (periodo mínimo de tres meses comprendido entre el 1 de octubre y el 31 de mayo) y al Real Decreto 1029/2022 (artículos 75.1 y 76.2), que requieren la medición de la concentración de radón en aire en todas las zonas en las que los trabajadores deban permanecer o a las que puedan acceder por razón de su trabajo en plantas bajas y plantas bajo rasante de los municipios de actuación prioritaria.</w:t>
       </w:r>
     </w:p>
     <w:p>
@@ -654,7 +778,39 @@
           <w:rFonts w:ascii="Helvetica LT Std" w:hAnsi="Helvetica LT Std" w:cs="Calibri"/>
           <w:sz w:val="22"/>
         </w:rPr>
-        <w:t>Los resultados de los análisis de laboratorio proporcionados por Radonova Laboratories AB fueron los siguientes:</w:t>
+        <w:t xml:space="preserve">Los resultados de los análisis de laboratorio proporcionados por </w:t>
+      </w:r>
+      <w:proofErr w:type="spellStart"/>
+      <w:r>
+        <w:rPr>
+          <w:rFonts w:ascii="Helvetica LT Std" w:hAnsi="Helvetica LT Std" w:cs="Calibri"/>
+          <w:sz w:val="22"/>
+        </w:rPr>
+        <w:t>Radonova</w:t>
+      </w:r>
+      <w:proofErr w:type="spellEnd"/>
+      <w:r>
+        <w:rPr>
+          <w:rFonts w:ascii="Helvetica LT Std" w:hAnsi="Helvetica LT Std" w:cs="Calibri"/>
+          <w:sz w:val="22"/>
+        </w:rPr>
+        <w:t xml:space="preserve"> </w:t>
+      </w:r>
+      <w:proofErr w:type="spellStart"/>
+      <w:r>
+        <w:rPr>
+          <w:rFonts w:ascii="Helvetica LT Std" w:hAnsi="Helvetica LT Std" w:cs="Calibri"/>
+          <w:sz w:val="22"/>
+        </w:rPr>
+        <w:t>Laboratories</w:t>
+      </w:r>
+      <w:proofErr w:type="spellEnd"/>
+      <w:r>
+        <w:rPr>
+          <w:rFonts w:ascii="Helvetica LT Std" w:hAnsi="Helvetica LT Std" w:cs="Calibri"/>
+          <w:sz w:val="22"/>
+        </w:rPr>
+        <w:t xml:space="preserve"> AB fueron los siguientes:</w:t>
       </w:r>
     </w:p>
     <w:p>
@@ -839,7 +995,29 @@
                 <w:sz w:val="18"/>
                 <w:szCs w:val="18"/>
               </w:rPr>
-              <w:t>{#DETECTORES}{detector_numero} [Radtrak³®]</w:t>
+              <w:t>{#</w:t>
+            </w:r>
+            <w:proofErr w:type="gramStart"/>
+            <w:r>
+              <w:rPr>
+                <w:rFonts w:ascii="Helvetica LT Std" w:hAnsi="Helvetica LT Std"/>
+                <w:i/>
+                <w:iCs/>
+                <w:sz w:val="18"/>
+                <w:szCs w:val="18"/>
+              </w:rPr>
+              <w:t>DETECTORES}{</w:t>
+            </w:r>
+            <w:proofErr w:type="gramEnd"/>
+            <w:r>
+              <w:rPr>
+                <w:rFonts w:ascii="Helvetica LT Std" w:hAnsi="Helvetica LT Std"/>
+                <w:i/>
+                <w:iCs/>
+                <w:sz w:val="18"/>
+                <w:szCs w:val="18"/>
+              </w:rPr>
+              <w:t>detector_numero} [Radtrak³®]</w:t>
             </w:r>
           </w:p>
         </w:tc>
@@ -868,7 +1046,29 @@
                 <w:szCs w:val="18"/>
                 <w:lang w:val="es-ES_tradnl"/>
               </w:rPr>
-              <w:t>{detector_periodo}</w:t>
+              <w:t>{</w:t>
+            </w:r>
+            <w:proofErr w:type="spellStart"/>
+            <w:r>
+              <w:rPr>
+                <w:rFonts w:ascii="Helvetica LT Std" w:hAnsi="Helvetica LT Std" w:cs="Calibri"/>
+                <w:color w:val="3B3838"/>
+                <w:sz w:val="18"/>
+                <w:szCs w:val="18"/>
+                <w:lang w:val="es-ES_tradnl"/>
+              </w:rPr>
+              <w:t>detector_periodo</w:t>
+            </w:r>
+            <w:proofErr w:type="spellEnd"/>
+            <w:r>
+              <w:rPr>
+                <w:rFonts w:ascii="Helvetica LT Std" w:hAnsi="Helvetica LT Std" w:cs="Calibri"/>
+                <w:color w:val="3B3838"/>
+                <w:sz w:val="18"/>
+                <w:szCs w:val="18"/>
+                <w:lang w:val="es-ES_tradnl"/>
+              </w:rPr>
+              <w:t>}</w:t>
             </w:r>
           </w:p>
         </w:tc>
@@ -897,7 +1097,29 @@
                 <w:szCs w:val="18"/>
                 <w:lang w:val="es-ES_tradnl"/>
               </w:rPr>
-              <w:t>{detector_ubicacion}</w:t>
+              <w:t>{</w:t>
+            </w:r>
+            <w:proofErr w:type="spellStart"/>
+            <w:r>
+              <w:rPr>
+                <w:rFonts w:ascii="Helvetica LT Std" w:hAnsi="Helvetica LT Std" w:cs="Calibri"/>
+                <w:color w:val="3B3838"/>
+                <w:sz w:val="18"/>
+                <w:szCs w:val="18"/>
+                <w:lang w:val="es-ES_tradnl"/>
+              </w:rPr>
+              <w:t>detector_ubicacion</w:t>
+            </w:r>
+            <w:proofErr w:type="spellEnd"/>
+            <w:r>
+              <w:rPr>
+                <w:rFonts w:ascii="Helvetica LT Std" w:hAnsi="Helvetica LT Std" w:cs="Calibri"/>
+                <w:color w:val="3B3838"/>
+                <w:sz w:val="18"/>
+                <w:szCs w:val="18"/>
+                <w:lang w:val="es-ES_tradnl"/>
+              </w:rPr>
+              <w:t>}</w:t>
             </w:r>
           </w:p>
         </w:tc>
@@ -926,7 +1148,43 @@
                 <w:sz w:val="18"/>
                 <w:szCs w:val="18"/>
               </w:rPr>
-              <w:t>{detector_resultado}{/DETECTORES}</w:t>
+              <w:t>{</w:t>
+            </w:r>
+            <w:proofErr w:type="spellStart"/>
+            <w:r>
+              <w:rPr>
+                <w:rFonts w:ascii="Helvetica LT Std" w:hAnsi="Helvetica LT Std"/>
+                <w:sz w:val="18"/>
+                <w:szCs w:val="18"/>
+              </w:rPr>
+              <w:t>detector_</w:t>
+            </w:r>
+            <w:proofErr w:type="gramStart"/>
+            <w:r>
+              <w:rPr>
+                <w:rFonts w:ascii="Helvetica LT Std" w:hAnsi="Helvetica LT Std"/>
+                <w:sz w:val="18"/>
+                <w:szCs w:val="18"/>
+              </w:rPr>
+              <w:t>resultado</w:t>
+            </w:r>
+            <w:proofErr w:type="spellEnd"/>
+            <w:r>
+              <w:rPr>
+                <w:rFonts w:ascii="Helvetica LT Std" w:hAnsi="Helvetica LT Std"/>
+                <w:sz w:val="18"/>
+                <w:szCs w:val="18"/>
+              </w:rPr>
+              <w:t>}{</w:t>
+            </w:r>
+            <w:proofErr w:type="gramEnd"/>
+            <w:r>
+              <w:rPr>
+                <w:rFonts w:ascii="Helvetica LT Std" w:hAnsi="Helvetica LT Std"/>
+                <w:sz w:val="18"/>
+                <w:szCs w:val="18"/>
+              </w:rPr>
+              <w:t>/DETECTORES}</w:t>
             </w:r>
           </w:p>
         </w:tc>
@@ -1024,7 +1282,7 @@
           <w:rFonts w:ascii="Helvetica LT Std" w:hAnsi="Helvetica LT Std" w:cs="Calibri"/>
           <w:sz w:val="22"/>
         </w:rPr>
-        <w:t>La Instrucción IS-47, de 9 de abril de 2025, del CSN (BOE de 1 de mayo de 2025) aprueba el listado de términos municipales de actuación prioritaria contra el radón y establece las directrices para las mediciones de este gas radiactivo natural en el interior de los centros de trabajo. El municipio de {MUNICIPIO} está catalogado como término municipal de actuación prioritaria («Zona II» del apéndice B de la sección HS6 del CTE).</w:t>
+        <w:t>La Instrucción IS-47, de 9 de abril de 2025, del CSN (BOE de 1 de mayo de 2025) aprueba el listado de términos municipales de actuación prioritaria contra el radón y establece las directrices para las mediciones de este gas radiactivo natural en el interior de los centros de trabajo. El municipio de {MUNICIPIO} es término municipal de actuación prioritaria contra el radón, a los efectos del artículo 79 del Reglamento de protección de la salud contra los riesgos derivados de la exposición a las radiaciones ionizantes, por estar incluido como «Zona II» en el Apéndice B de la Sección HS6 del Documento Básico de Salubridad del Código Técnico de la Edificación, aprobado por Real Decreto 314/2006, de 17 de marzo (artículo tercero de la Instrucción IS-47 del CSN).</w:t>
       </w:r>
     </w:p>
     <w:p>
@@ -1116,7 +1374,23 @@
           <w:rFonts w:ascii="Helvetica LT Std" w:hAnsi="Helvetica LT Std" w:cs="Calibri"/>
           <w:sz w:val="22"/>
         </w:rPr>
-        <w:t xml:space="preserve">Para limitar la exposición de los trabajadores a estas zonas, se estará a lo estipulado en rl RD 1217/2024 de 3 de diciembre, Titulo IX Capitulo II, Articulo 103 </w:t>
+        <w:t xml:space="preserve">Para limitar la exposición de los trabajadores a estas zonas, se estará a lo estipulado en </w:t>
+      </w:r>
+      <w:proofErr w:type="spellStart"/>
+      <w:r>
+        <w:rPr>
+          <w:rFonts w:ascii="Helvetica LT Std" w:hAnsi="Helvetica LT Std" w:cs="Calibri"/>
+          <w:sz w:val="22"/>
+        </w:rPr>
+        <w:t>rl</w:t>
+      </w:r>
+      <w:proofErr w:type="spellEnd"/>
+      <w:r>
+        <w:rPr>
+          <w:rFonts w:ascii="Helvetica LT Std" w:hAnsi="Helvetica LT Std" w:cs="Calibri"/>
+          <w:sz w:val="22"/>
+        </w:rPr>
+        <w:t xml:space="preserve"> RD 1217/2024 de 3 de diciembre, Titulo IX Capitulo II, Articulo 103 </w:t>
       </w:r>
       <w:r>
         <w:rPr>
@@ -1223,7 +1497,15 @@
             <w:i/>
             <w:iCs/>
           </w:rPr>
-          <w:t>artículo 75 del Reglamento sobre protección de la salud contra los riesgos derivados de la exposición a las radiaciones ionizantes, aprobado por Real Decreto 1029/2022, de 20 de diciembre</w:t>
+          <w:t xml:space="preserve">artículo 75 del Reglamento sobre protección de la salud contra </w:t>
+        </w:r>
+        <w:r>
+          <w:rPr>
+            <w:i/>
+            <w:iCs/>
+          </w:rPr>
+          <w:lastRenderedPageBreak/>
+          <w:t>los riesgos derivados de la exposición a las radiaciones ionizantes, aprobado por Real Decreto 1029/2022, de 20 de diciembre</w:t>
         </w:r>
       </w:hyperlink>
       <w:r>
@@ -1233,7 +1515,7 @@
           <w:iCs/>
           <w:sz w:val="22"/>
         </w:rPr>
-        <w:t xml:space="preserve">, o por cualquier otra circunstancia, en un lugar de trabajo se identifique que los trabajadores pueden acceder a zonas donde el promedio </w:t>
+        <w:t>, o por cualquier otra circunstancia, en un lugar de trabajo se identifique que los trabajadores pueden acceder a zonas donde el promedio anual de la concentración de radón en aire se</w:t>
       </w:r>
       <w:r>
         <w:rPr>
@@ -1242,8 +1524,7 @@
           <w:iCs/>
           <w:sz w:val="22"/>
         </w:rPr>
-        <w:lastRenderedPageBreak/>
-        <w:t>anual de la concentración de radón en aire se</w:t>
+        <w:t>a superior a</w:t>
       </w:r>
       <w:r>
         <w:rPr>
@@ -1252,7 +1533,7 @@
           <w:iCs/>
           <w:sz w:val="22"/>
         </w:rPr>
-        <w:t>a superior a</w:t>
+        <w:t xml:space="preserve">  300 Bq/m</w:t>
       </w:r>
       <w:r>
         <w:rPr>
@@ -1260,8 +1541,9 @@
           <w:i/>
           <w:iCs/>
           <w:sz w:val="22"/>
-        </w:rPr>
-        <w:t xml:space="preserve">  300 Bq/m</w:t>
+          <w:vertAlign w:val="superscript"/>
+        </w:rPr>
+        <w:t xml:space="preserve">3  </w:t>
       </w:r>
       <w:r>
         <w:rPr>
@@ -1269,19 +1551,21 @@
           <w:i/>
           <w:iCs/>
           <w:sz w:val="22"/>
-          <w:vertAlign w:val="superscript"/>
-        </w:rPr>
-        <w:t xml:space="preserve">3  </w:t>
-      </w:r>
-      <w:r>
+        </w:rPr>
+        <w:t>, los titulares de las actividades laborales que allí se desarrollen deberán:</w:t>
+      </w:r>
+    </w:p>
+    <w:p>
+      <w:pPr>
+        <w:pStyle w:val="BodyText"/>
+        <w:spacing w:line="360" w:lineRule="auto"/>
         <w:rPr>
           <w:rFonts w:ascii="Helvetica LT Std" w:hAnsi="Helvetica LT Std" w:cs="Calibri"/>
           <w:i/>
           <w:iCs/>
           <w:sz w:val="22"/>
         </w:rPr>
-        <w:t>, los titulares de las actividades laborales que allí se desarrollen deberán:</w:t>
-      </w:r>
+      </w:pPr>
     </w:p>
     <w:p>
       <w:pPr>
@@ -1294,48 +1578,48 @@
           <w:sz w:val="22"/>
         </w:rPr>
       </w:pPr>
-    </w:p>
-    <w:p>
-      <w:pPr>
-        <w:pStyle w:val="BodyText"/>
-        <w:spacing w:line="360" w:lineRule="auto"/>
+      <w:r>
         <w:rPr>
           <w:rFonts w:ascii="Helvetica LT Std" w:hAnsi="Helvetica LT Std" w:cs="Calibri"/>
           <w:i/>
           <w:iCs/>
           <w:sz w:val="22"/>
         </w:rPr>
-      </w:pPr>
-      <w:r>
+        <w:t>a) Presentar una declaración sobre esta situación ante el órgano competente de la comunidad autónoma en cuyo territorio se ubique el centro de trabajo, así como presentar las comunicaciones que se especifican en el artículo 105. Este órgano competente será determinado por cada comunidad autónoma.</w:t>
+      </w:r>
+    </w:p>
+    <w:p>
+      <w:pPr>
+        <w:pStyle w:val="BodyText"/>
+        <w:spacing w:line="360" w:lineRule="auto"/>
         <w:rPr>
           <w:rFonts w:ascii="Helvetica LT Std" w:hAnsi="Helvetica LT Std" w:cs="Calibri"/>
           <w:i/>
           <w:iCs/>
           <w:sz w:val="22"/>
         </w:rPr>
-        <w:t>a) Presentar una declaración sobre esta situación ante el órgano competente de la comunidad autónoma en cuyo territorio se ubique el centro de trabajo, así como presentar las comunicaciones que se especifican en el artículo 105. Este órgano competente será determinado por cada comunidad autónoma.</w:t>
-      </w:r>
-    </w:p>
-    <w:p>
-      <w:pPr>
-        <w:pStyle w:val="BodyText"/>
-        <w:spacing w:line="360" w:lineRule="auto"/>
+      </w:pPr>
+      <w:r>
         <w:rPr>
           <w:rFonts w:ascii="Helvetica LT Std" w:hAnsi="Helvetica LT Std" w:cs="Calibri"/>
           <w:i/>
           <w:iCs/>
           <w:sz w:val="22"/>
         </w:rPr>
-      </w:pPr>
-      <w:r>
+        <w:t>Las instalaciones nucleares e instalaciones radiactivas que dispongan de Servicio de Protección Radiológica o tengan contratada una Unidad Técnica de Protección Radiológica no tendrán que presentar esta declaración. En dichas instalaciones, el control de la exposición al radón se llevará a cabo por el Servicio de Protección Radiológica o la Unidad Técnica de Protección Radiológica mencionados.</w:t>
+      </w:r>
+    </w:p>
+    <w:p>
+      <w:pPr>
+        <w:pStyle w:val="BodyText"/>
+        <w:spacing w:line="360" w:lineRule="auto"/>
         <w:rPr>
           <w:rFonts w:ascii="Helvetica LT Std" w:hAnsi="Helvetica LT Std" w:cs="Calibri"/>
           <w:i/>
           <w:iCs/>
           <w:sz w:val="22"/>
         </w:rPr>
-        <w:t>Las instalaciones nucleares e instalaciones radiactivas que dispongan de Servicio de Protección Radiológica o tengan contratada una Unidad Técnica de Protección Radiológica no tendrán que presentar esta declaración. En dichas instalaciones, el control de la exposición al radón se llevará a cabo por el Servicio de Protección Radiológica o la Unidad Técnica de Protección Radiológica mencionados.</w:t>
-      </w:r>
+      </w:pPr>
     </w:p>
     <w:p>
       <w:pPr>
@@ -1348,27 +1632,27 @@
           <w:sz w:val="22"/>
         </w:rPr>
       </w:pPr>
-    </w:p>
-    <w:p>
-      <w:pPr>
-        <w:pStyle w:val="BodyText"/>
-        <w:spacing w:line="360" w:lineRule="auto"/>
+      <w:r>
         <w:rPr>
           <w:rFonts w:ascii="Helvetica LT Std" w:hAnsi="Helvetica LT Std" w:cs="Calibri"/>
           <w:i/>
           <w:iCs/>
           <w:sz w:val="22"/>
         </w:rPr>
-      </w:pPr>
-      <w:r>
+        <w:t>b) Llevar a cabo mediciones de radón en las zonas afectadas, con la periodicidad que el Consejo de Seguridad Nuclear establezca mediante instrucción.</w:t>
+      </w:r>
+    </w:p>
+    <w:p>
+      <w:pPr>
+        <w:pStyle w:val="BodyText"/>
+        <w:spacing w:line="360" w:lineRule="auto"/>
         <w:rPr>
           <w:rFonts w:ascii="Helvetica LT Std" w:hAnsi="Helvetica LT Std" w:cs="Calibri"/>
           <w:i/>
           <w:iCs/>
           <w:sz w:val="22"/>
         </w:rPr>
-        <w:t>b) Llevar a cabo mediciones de radón en las zonas afectadas, con la periodicidad que el Consejo de Seguridad Nuclear establezca mediante instrucción.</w:t>
-      </w:r>
+      </w:pPr>
     </w:p>
     <w:p>
       <w:pPr>
@@ -1381,27 +1665,27 @@
           <w:sz w:val="22"/>
         </w:rPr>
       </w:pPr>
-    </w:p>
-    <w:p>
-      <w:pPr>
-        <w:pStyle w:val="BodyText"/>
-        <w:spacing w:line="360" w:lineRule="auto"/>
+      <w:r>
         <w:rPr>
           <w:rFonts w:ascii="Helvetica LT Std" w:hAnsi="Helvetica LT Std" w:cs="Calibri"/>
           <w:i/>
           <w:iCs/>
           <w:sz w:val="22"/>
         </w:rPr>
-      </w:pPr>
-      <w:r>
+        <w:t>c) Mantener informados a los trabajadores o a sus representantes, tanto del resultado de la evaluación de las mediciones, como de las actuaciones de mitigación o protección requeridas, en su caso.</w:t>
+      </w:r>
+    </w:p>
+    <w:p>
+      <w:pPr>
+        <w:pStyle w:val="BodyText"/>
+        <w:spacing w:line="360" w:lineRule="auto"/>
         <w:rPr>
           <w:rFonts w:ascii="Helvetica LT Std" w:hAnsi="Helvetica LT Std" w:cs="Calibri"/>
           <w:i/>
           <w:iCs/>
           <w:sz w:val="22"/>
         </w:rPr>
-        <w:t>c) Mantener informados a los trabajadores o a sus representantes, tanto del resultado de la evaluación de las mediciones, como de las actuaciones de mitigación o protección requeridas, en su caso.</w:t>
-      </w:r>
+      </w:pPr>
     </w:p>
     <w:p>
       <w:pPr>
@@ -1414,26 +1698,24 @@
           <w:sz w:val="22"/>
         </w:rPr>
       </w:pPr>
-    </w:p>
-    <w:p>
-      <w:pPr>
-        <w:pStyle w:val="BodyText"/>
-        <w:spacing w:line="360" w:lineRule="auto"/>
+      <w:r>
         <w:rPr>
           <w:rFonts w:ascii="Helvetica LT Std" w:hAnsi="Helvetica LT Std" w:cs="Calibri"/>
           <w:i/>
           <w:iCs/>
           <w:sz w:val="22"/>
         </w:rPr>
-      </w:pPr>
+        <w:t>2. Cuando en el lugar de trabajo ninguna zona de permanencia de trabajadores presente un promedio anual de concentración de radón superior a 1.000 Bq/m</w:t>
+      </w:r>
       <w:r>
         <w:rPr>
           <w:rFonts w:ascii="Helvetica LT Std" w:hAnsi="Helvetica LT Std" w:cs="Calibri"/>
           <w:i/>
           <w:iCs/>
           <w:sz w:val="22"/>
-        </w:rPr>
-        <w:t>2. Cuando en el lugar de trabajo ninguna zona de permanencia de trabajadores presente un promedio anual de concentración de radón superior a 1.000 Bq/m</w:t>
+          <w:vertAlign w:val="superscript"/>
+        </w:rPr>
+        <w:t>3</w:t>
       </w:r>
       <w:r>
         <w:rPr>
@@ -1441,9 +1723,8 @@
           <w:i/>
           <w:iCs/>
           <w:sz w:val="22"/>
-          <w:vertAlign w:val="superscript"/>
-        </w:rPr>
-        <w:t>3</w:t>
+        </w:rPr>
+        <w:t>, la declaración deberá hacerse en un plazo de un año natural a partir de la fecha que conste en el informe de resultados de las mediciones. Si durante este plazo se llevan a cabo acciones correctoras de tipo constructivo o mecánico destinadas a reducir la concentración de radón, el plazo de declaración se ampliará un año adicional a partir de la fecha de finalización de dichas acciones. En caso de que las medidas posteriores a las acciones correctoras no superen 300 Bq/m</w:t>
       </w:r>
       <w:r>
         <w:rPr>
@@ -1451,8 +1732,9 @@
           <w:i/>
           <w:iCs/>
           <w:sz w:val="22"/>
-        </w:rPr>
-        <w:t>, la declaración deberá hacerse en un plazo de un año natural a partir de la fecha que conste en el informe de resultados de las mediciones. Si durante este plazo se llevan a cabo acciones correctoras de tipo constructivo o mecánico destinadas a reducir la concentración de radón, el plazo de declaración se ampliará un año adicional a partir de la fecha de finalización de dichas acciones. En caso de que las medidas posteriores a las acciones correctoras no superen 300 Bq/m</w:t>
+          <w:vertAlign w:val="superscript"/>
+        </w:rPr>
+        <w:t>3</w:t>
       </w:r>
       <w:r>
         <w:rPr>
@@ -1460,19 +1742,21 @@
           <w:i/>
           <w:iCs/>
           <w:sz w:val="22"/>
-          <w:vertAlign w:val="superscript"/>
-        </w:rPr>
-        <w:t>3</w:t>
-      </w:r>
-      <w:r>
+        </w:rPr>
+        <w:t>, el titular de la actividad laboral quedará exento de efectuar la declaración.</w:t>
+      </w:r>
+    </w:p>
+    <w:p>
+      <w:pPr>
+        <w:pStyle w:val="BodyText"/>
+        <w:spacing w:line="360" w:lineRule="auto"/>
         <w:rPr>
           <w:rFonts w:ascii="Helvetica LT Std" w:hAnsi="Helvetica LT Std" w:cs="Calibri"/>
           <w:i/>
           <w:iCs/>
           <w:sz w:val="22"/>
         </w:rPr>
-        <w:t>, el titular de la actividad laboral quedará exento de efectuar la declaración.</w:t>
-      </w:r>
+      </w:pPr>
     </w:p>
     <w:p>
       <w:pPr>
@@ -1492,18 +1776,6 @@
         <w:spacing w:line="360" w:lineRule="auto"/>
         <w:rPr>
           <w:rFonts w:ascii="Helvetica LT Std" w:hAnsi="Helvetica LT Std" w:cs="Calibri"/>
-          <w:i/>
-          <w:iCs/>
-          <w:sz w:val="22"/>
-        </w:rPr>
-      </w:pPr>
-    </w:p>
-    <w:p>
-      <w:pPr>
-        <w:pStyle w:val="BodyText"/>
-        <w:spacing w:line="360" w:lineRule="auto"/>
-        <w:rPr>
-          <w:rFonts w:ascii="Helvetica LT Std" w:hAnsi="Helvetica LT Std" w:cs="Calibri"/>
           <w:sz w:val="22"/>
         </w:rPr>
       </w:pPr>
@@ -1520,7 +1792,6 @@
         <w:rPr>
           <w:rFonts w:ascii="Helvetica LT Std" w:hAnsi="Helvetica LT Std" w:cs="Arial"/>
         </w:rPr>
-        <w:lastRenderedPageBreak/>
         <w:t>5. PLAN DE ACTUACIÓN ANTE LA SUPERACIÓN DEL NIVEL DE REFERENCIA</w:t>
       </w:r>
     </w:p>
@@ -1708,7 +1979,7 @@
           <w:rFonts w:ascii="Helvetica LT Std" w:hAnsi="Helvetica LT Std" w:cs="Calibri"/>
           <w:sz w:val="22"/>
         </w:rPr>
-        <w:t xml:space="preserve">una vez implantadas las medidas, revaluación del promedio anual de concentración de radón en las zonas afectadas conforme a la Instrucción IS-47 (artículos cuarto y quinto): detectores suministrados y analizados por un laboratorio acreditado según la norma UNE-EN ISO/IEC 17025, con un periodo de exposición mínimo de tres meses —no necesariamente consecutivos— comprendido entre el 1 de octubre y el 31 de mayo (o a lo largo de un año natural, en periodos de duración máxima trimestral), manteniendo los sistemas de protección instalados en su régimen habitual de funcionamiento. Si las medidas ejecutadas comportan obras o transformaciones </w:t>
+        <w:t xml:space="preserve">una vez implantadas las medidas, revaluación del promedio anual de concentración de radón en las zonas afectadas conforme a la Instrucción IS-47 (artículos cuarto y quinto): detectores suministrados y analizados por un laboratorio acreditado según la norma UNE-EN ISO/IEC 17025, con un periodo de exposición mínimo de tres meses —no necesariamente consecutivos— comprendido entre el 1 de octubre y el 31 de mayo (o a lo largo de un año natural, en periodos de duración máxima trimestral), manteniendo los sistemas de protección instalados en su régimen habitual de </w:t>
       </w:r>
       <w:r>
         <w:rPr>
@@ -1716,7 +1987,7 @@
           <w:sz w:val="22"/>
         </w:rPr>
         <w:lastRenderedPageBreak/>
-        <w:t>que puedan afectar de manera significativa a las concentraciones, las mediciones deberán iniciarse en el plazo máximo de seis meses desde su finalización (artículo sexto.2 de la IS-47).</w:t>
+        <w:t>funcionamiento. Si las medidas ejecutadas comportan obras o transformaciones que puedan afectar de manera significativa a las concentraciones, las mediciones deberán iniciarse en el plazo máximo de seis meses desde su finalización (artículo sexto.2 de la IS-47).</w:t>
       </w:r>
     </w:p>
     <w:p>
@@ -2255,7 +2526,23 @@
           <w:rFonts w:ascii="Helvetica LT Std" w:hAnsi="Helvetica LT Std" w:cs="Calibri"/>
           <w:sz w:val="22"/>
         </w:rPr>
-        <w:t>Uso de equipos de protección individual: el CSN señala que el uso de mascarillas filtrantes puede contribuir a reducir las dosis debidas al radón. Su selección y utilización (por ejemplo, mascarillas autofiltrantes frente a partículas FFP2/FFP3) se ajustará al Real Decreto 773/1997, como medida complementaria y de último recurso (artículo 17 de la Ley 31/1995), sin sustituir en ningún caso a las medidas de remediación</w:t>
+        <w:t xml:space="preserve">Uso de equipos de protección individual: el CSN señala que el uso de mascarillas filtrantes puede contribuir a reducir las dosis debidas al radón. Su selección y utilización (por ejemplo, mascarillas </w:t>
+      </w:r>
+      <w:proofErr w:type="spellStart"/>
+      <w:r>
+        <w:rPr>
+          <w:rFonts w:ascii="Helvetica LT Std" w:hAnsi="Helvetica LT Std" w:cs="Calibri"/>
+          <w:sz w:val="22"/>
+        </w:rPr>
+        <w:t>autofiltrantes</w:t>
+      </w:r>
+      <w:proofErr w:type="spellEnd"/>
+      <w:r>
+        <w:rPr>
+          <w:rFonts w:ascii="Helvetica LT Std" w:hAnsi="Helvetica LT Std" w:cs="Calibri"/>
+          <w:sz w:val="22"/>
+        </w:rPr>
+        <w:t xml:space="preserve"> frente a partículas FFP2/FFP3) se ajustará al Real Decreto 773/1997, como medida complementaria y de último recurso (artículo 17 de la Ley 31/1995), sin sustituir en ningún caso a las medidas de remediación</w:t>
       </w:r>
       <w:r>
         <w:rPr>
@@ -2434,6 +2721,16 @@
         <w:lastRenderedPageBreak/>
         <w:t xml:space="preserve">Tras la implantación de las medidas correctoras deberá revaluarse el promedio anual de concentración de radón (artículo 75.2 del RPSI). Además, conforme al artículo sexto de la Instrucción IS-47, al haberse detectado valores superiores a 300 Bq/m³, los estudios de medición deberán actualizarse cada cinco años en lugar de cada diez, frecuencia que también se aplica mientras sea necesario mantener en funcionamiento sistemas activos de protección. </w:t>
       </w:r>
+    </w:p>
+    <w:p>
+      <w:pPr>
+        <w:pStyle w:val="BodyText"/>
+        <w:spacing w:line="360" w:lineRule="auto"/>
+        <w:rPr>
+          <w:rFonts w:ascii="Helvetica LT Std" w:hAnsi="Helvetica LT Std" w:cs="Calibri"/>
+          <w:sz w:val="22"/>
+        </w:rPr>
+      </w:pPr>
     </w:p>
     <w:p>
       <w:pPr>
@@ -6145,6 +6442,8 @@
     <w:rsid w:val="0051719F"/>
     <w:rsid w:val="006619A5"/>
     <w:rsid w:val="00690D87"/>
+    <w:rsid w:val="00735C66"/>
+    <w:rsid w:val="00762C22"/>
     <w:rsid w:val="007777D7"/>
     <w:rsid w:val="007921F0"/>
     <w:rsid w:val="008645FF"/>

--- a/plantilla-informe-positivo.docx
+++ b/plantilla-informe-positivo.docx
@@ -1282,7 +1282,7 @@
           <w:rFonts w:ascii="Helvetica LT Std" w:hAnsi="Helvetica LT Std" w:cs="Calibri"/>
           <w:sz w:val="22"/>
         </w:rPr>
-        <w:t>La Instrucción IS-47, de 9 de abril de 2025, del CSN (BOE de 1 de mayo de 2025) aprueba el listado de términos municipales de actuación prioritaria contra el radón y establece las directrices para las mediciones de este gas radiactivo natural en el interior de los centros de trabajo. El municipio de {MUNICIPIO} es término municipal de actuación prioritaria contra el radón, a los efectos del artículo 79 del Reglamento de protección de la salud contra los riesgos derivados de la exposición a las radiaciones ionizantes, por estar incluido como «Zona II» en el Apéndice B de la Sección HS6 del Documento Básico de Salubridad del Código Técnico de la Edificación, aprobado por Real Decreto 314/2006, de 17 de marzo (artículo tercero de la Instrucción IS-47 del CSN).</w:t>
+        <w:t>La Instrucción IS-47, de 9 de abril de 2025, del CSN (BOE de 1 de mayo de 2025) aprueba el listado de términos municipales de actuación prioritaria contra el radón y establece las directrices para las mediciones de este gas radiactivo natural en el interior de los centros de trabajo. El municipio de {MUNICIPIO} es término municipal de actuación prioritaria contra el radón, a los efectos del artículo 79 del Reglamento de protección de la salud contra los riesgos derivados de la exposición a las radiaciones ionizantes, por estar incluido como «Zona II» en el Apéndice B de la Sección HS6 del Documento Básico de Salubridad del Código Técnico de la Edificación, introducida por el Real Decreto 732/2019, de 20 de diciembre, por el que se modifica el Código Técnico de la Edificación aprobado por el Real Decreto 314/2006, de 17 de marzo (artículo tercero de la Instrucción IS-47 del CSN).</w:t>
       </w:r>
     </w:p>
     <w:p>
